--- a/mf_demo/output/報告書_保存劣化_感度解析.docx
+++ b/mf_demo/output/報告書_保存劣化_感度解析.docx
@@ -48,7 +48,7 @@
           <w:sz w:val="24"/>
           <w:szCs w:val="24"/>
         </w:rPr>
-        <w:t xml:space="preserve">― 理論式ベース Sobol 感度解析による支配因子・支配モードの変遷可視化 ―</w:t>
+        <w:t xml:space="preserve">― 理論式ベース Sobol 感度解析（改訂第2版: 数値信頼性強化）―</w:t>
       </w:r>
     </w:p>
     <w:p>
@@ -1813,7 +1813,7 @@
                 <w:sz w:val="19"/>
                 <w:szCs w:val="19"/>
               </w:rPr>
-              <w:t xml:space="preserve">Cli感度ST: 曲路率0.56/塗布量0.33/密度0.26</w:t>
+              <w:t xml:space="preserve">Cli感度ST(design): 曲路率0.50/塗布量0.34/密度0.24</w:t>
             </w:r>
           </w:p>
         </w:tc>
@@ -1834,11 +1834,11 @@
                 <w:rFonts w:ascii="IPAGothic" w:cs="IPAGothic" w:eastAsia="IPAGothic" w:hAnsi="IPAGothic"/>
                 <w:b/>
                 <w:bCs/>
-                <w:color w:val="2E7D32"/>
-                <w:sz w:val="19"/>
-                <w:szCs w:val="19"/>
-              </w:rPr>
-              <w:t xml:space="preserve">整合（順位再現）</w:t>
+                <w:color w:val="B8860B"/>
+                <w:sz w:val="19"/>
+                <w:szCs w:val="19"/>
+              </w:rPr>
+              <w:t xml:space="preserve">部分整合（範囲/代入依存, §4.5）</w:t>
             </w:r>
           </w:p>
         </w:tc>
@@ -2198,19 +2198,7 @@
           <w:sz w:val="21"/>
           <w:szCs w:val="21"/>
         </w:rPr>
-        <w:t xml:space="preserve">④ 物理妥当域マスキング: 300W維持不可（判別式負）・温度外挿・非物理値を無効サンプルとして検出し、除外率を記録・警告（本解析では基準5年時点で約24〜28%）。</w:t>
-      </w:r>
-    </w:p>
-    <w:p>
-      <w:pPr>
-        <w:pStyle w:val="Heading1"/>
-        <w:spacing w:after="110" w:before="220"/>
-      </w:pPr>
-      <w:r>
-        <w:rPr>
-          <w:rFonts w:ascii="IPAGothic" w:cs="IPAGothic" w:eastAsia="IPAGothic" w:hAnsi="IPAGothic"/>
-        </w:rPr>
-        <w:t xml:space="preserve">5. 結果</w:t>
+        <w:t xml:space="preserve">④ 物理妥当域マスキング: 300W維持不可（判別式負）・温度外挿・非物理値を無効サンプルとして検出し、除外率を記録・警告（基準5年で約24〜28%、8年で最大約39%）。処理方針は §4.5 に明記。</w:t>
       </w:r>
     </w:p>
     <w:p>
@@ -2222,7 +2210,7 @@
         <w:rPr>
           <w:rFonts w:ascii="IPAGothic" w:cs="IPAGothic" w:eastAsia="IPAGothic" w:hAnsi="IPAGothic"/>
         </w:rPr>
-        <w:t xml:space="preserve">5.1 応答ごとに支配因子が異なる</w:t>
+        <w:t xml:space="preserve">4.5 数値信頼性の確認</w:t>
       </w:r>
     </w:p>
     <w:p>
@@ -2235,7 +2223,31 @@
           <w:sz w:val="21"/>
           <w:szCs w:val="21"/>
         </w:rPr>
-        <w:t xml:space="preserve">放電後電圧（抵抗劣化モードの指標）と限界Li塩濃度（拡散劣化モードの指標）では、支配因子が明確に分離する。放電後電圧は 塗布量・セル抵抗・使用温度 が支配し、限界Li塩濃度は 曲路率・塗布量・活物質密度・拡散係数 が支配する。</w:t>
+        <w:t xml:space="preserve">指標を読者が信用してよいか自分で判断できるよう、収束・除外率・代入方針・分母定義をまとめる。本解析の主感度・ネットワーク・収束は N=4096（Saltelli 65,536点／モード。2次指標 S2 を含む）、時間推移は N=2048 で算出した。DC_v5 実式の1点あたり評価時間は約0.66 ms（実測）である。</w:t>
+      </w:r>
+    </w:p>
+    <w:p>
+      <w:pPr>
+        <w:spacing w:after="90" w:line="276"/>
+      </w:pPr>
+      <w:r>
+        <w:rPr>
+          <w:rFonts w:ascii="IPAGothic" w:cs="IPAGothic" w:eastAsia="IPAGothic" w:hAnsi="IPAGothic"/>
+          <w:b/>
+          <w:bCs/>
+          <w:color w:val="1F3864"/>
+          <w:sz w:val="20"/>
+          <w:szCs w:val="20"/>
+        </w:rPr>
+        <w:t xml:space="preserve">(1) 収束と信頼区間: </w:t>
+      </w:r>
+      <w:r>
+        <w:rPr>
+          <w:rFonts w:ascii="IPAGothic" w:cs="IPAGothic" w:eastAsia="IPAGothic" w:hAnsi="IPAGothic"/>
+          <w:sz w:val="20"/>
+          <w:szCs w:val="20"/>
+        </w:rPr>
+        <w:t xml:space="preserve">全ての棒グラフに 95%信頼区間を誤差棒で表示した。評価点数を増やすと信頼区間が縮小し順位が確定する（例：限界Li塩濃度の曲路率 ST は 1,152点で 0.48±0.16 → 36,864点で 0.50±0.03）。交互作用ネットワーク図では、2次指標 S2 の 95%信頼区間が 0 を跨ぐ（非有意な）エッジを破線・淡色に落とし、ノイズを太い線として誤読させないようにした。</w:t>
       </w:r>
     </w:p>
     <w:p>
@@ -2246,7 +2258,7 @@
       <w:r>
         <w:drawing>
           <wp:inline distT="0" distB="0" distL="0" distR="0">
-            <wp:extent cx="6000750" cy="3371850"/>
+            <wp:extent cx="5334000" cy="3076575"/>
             <wp:effectExtent t="0" r="0" b="0" l="0"/>
             <wp:docPr id="1" name="" descr="" title=""/>
             <wp:cNvGraphicFramePr>
@@ -2271,7 +2283,7 @@
                   <pic:spPr bwMode="auto">
                     <a:xfrm>
                       <a:off x="0" y="0"/>
-                      <a:ext cx="6000750" cy="3371850"/>
+                      <a:ext cx="5334000" cy="3076575"/>
                     </a:xfrm>
                     <a:prstGeom prst="rect">
                       <a:avLst/>
@@ -2298,276 +2310,9 @@
           <w:sz w:val="18"/>
           <w:szCs w:val="18"/>
         </w:rPr>
-        <w:t xml:space="preserve">図1. Sobol感度（2応答×2分布モード）。上=放電後電圧、下=限界Li塩濃度。左=design、右=variation。応答で支配因子が分離し、分布モードでも順位が変わる。</w:t>
-      </w:r>
-    </w:p>
-    <w:tbl>
-      <w:tblPr>
-        <w:tblW w:type="dxa" w:w="9200"/>
-        <w:tblBorders>
-          <w:top w:val="single" w:color="AAAAAA" w:sz="4"/>
-          <w:left w:val="single" w:color="AAAAAA" w:sz="4"/>
-          <w:bottom w:val="single" w:color="AAAAAA" w:sz="4"/>
-          <w:right w:val="single" w:color="AAAAAA" w:sz="4"/>
-          <w:insideH w:val="single" w:color="AAAAAA" w:sz="4"/>
-          <w:insideV w:val="single" w:color="AAAAAA" w:sz="4"/>
-        </w:tblBorders>
-      </w:tblPr>
-      <w:tblGrid>
-        <w:gridCol w:w="2600"/>
-        <w:gridCol w:w="3400"/>
-        <w:gridCol w:w="3200"/>
-      </w:tblGrid>
-      <w:tr>
-        <w:trPr>
-          <w:tblHeader/>
-        </w:trPr>
-        <w:tc>
-          <w:tcPr>
-            <w:tcW w:type="dxa" w:w="2600"/>
-            <w:shd w:fill="1F3864" w:color="auto" w:val="clear"/>
-            <w:tcMar>
-              <w:top w:type="dxa" w:w="40"/>
-              <w:left w:type="dxa" w:w="90"/>
-              <w:bottom w:type="dxa" w:w="40"/>
-              <w:right w:type="dxa" w:w="90"/>
-            </w:tcMar>
-          </w:tcPr>
-          <w:p>
-            <w:pPr>
-              <w:jc w:val="left"/>
-            </w:pPr>
-            <w:r>
-              <w:rPr>
-                <w:rFonts w:ascii="IPAGothic" w:cs="IPAGothic" w:eastAsia="IPAGothic" w:hAnsi="IPAGothic"/>
-                <w:b/>
-                <w:bCs/>
-                <w:color w:val="FFFFFF"/>
-                <w:sz w:val="19"/>
-                <w:szCs w:val="19"/>
-              </w:rPr>
-              <w:t xml:space="preserve">応答（モード）</w:t>
-            </w:r>
-          </w:p>
-        </w:tc>
-        <w:tc>
-          <w:tcPr>
-            <w:tcW w:type="dxa" w:w="3400"/>
-            <w:shd w:fill="1F3864" w:color="auto" w:val="clear"/>
-            <w:tcMar>
-              <w:top w:type="dxa" w:w="40"/>
-              <w:left w:type="dxa" w:w="90"/>
-              <w:bottom w:type="dxa" w:w="40"/>
-              <w:right w:type="dxa" w:w="90"/>
-            </w:tcMar>
-          </w:tcPr>
-          <w:p>
-            <w:pPr>
-              <w:jc w:val="left"/>
-            </w:pPr>
-            <w:r>
-              <w:rPr>
-                <w:rFonts w:ascii="IPAGothic" w:cs="IPAGothic" w:eastAsia="IPAGothic" w:hAnsi="IPAGothic"/>
-                <w:b/>
-                <w:bCs/>
-                <w:color w:val="FFFFFF"/>
-                <w:sz w:val="19"/>
-                <w:szCs w:val="19"/>
-              </w:rPr>
-              <w:t xml:space="preserve">design での ST 上位</w:t>
-            </w:r>
-          </w:p>
-        </w:tc>
-        <w:tc>
-          <w:tcPr>
-            <w:tcW w:type="dxa" w:w="3200"/>
-            <w:shd w:fill="1F3864" w:color="auto" w:val="clear"/>
-            <w:tcMar>
-              <w:top w:type="dxa" w:w="40"/>
-              <w:left w:type="dxa" w:w="90"/>
-              <w:bottom w:type="dxa" w:w="40"/>
-              <w:right w:type="dxa" w:w="90"/>
-            </w:tcMar>
-          </w:tcPr>
-          <w:p>
-            <w:pPr>
-              <w:jc w:val="left"/>
-            </w:pPr>
-            <w:r>
-              <w:rPr>
-                <w:rFonts w:ascii="IPAGothic" w:cs="IPAGothic" w:eastAsia="IPAGothic" w:hAnsi="IPAGothic"/>
-                <w:b/>
-                <w:bCs/>
-                <w:color w:val="FFFFFF"/>
-                <w:sz w:val="19"/>
-                <w:szCs w:val="19"/>
-              </w:rPr>
-              <w:t xml:space="preserve">variation での ST 上位</w:t>
-            </w:r>
-          </w:p>
-        </w:tc>
-      </w:tr>
-      <w:tr>
-        <w:trPr>
-          <w:tblHeader w:val="false"/>
-        </w:trPr>
-        <w:tc>
-          <w:tcPr>
-            <w:tcW w:type="dxa" w:w="2600"/>
-            <w:shd w:fill="F2F5FA" w:color="auto" w:val="clear"/>
-            <w:tcMar>
-              <w:top w:type="dxa" w:w="40"/>
-              <w:left w:type="dxa" w:w="90"/>
-              <w:bottom w:type="dxa" w:w="40"/>
-              <w:right w:type="dxa" w:w="90"/>
-            </w:tcMar>
-          </w:tcPr>
-          <w:p>
-            <w:pPr>
-              <w:jc w:val="left"/>
-            </w:pPr>
-            <w:r>
-              <w:rPr>
-                <w:rFonts w:ascii="IPAGothic" w:cs="IPAGothic" w:eastAsia="IPAGothic" w:hAnsi="IPAGothic"/>
-                <w:sz w:val="19"/>
-                <w:szCs w:val="19"/>
-              </w:rPr>
-              <w:t xml:space="preserve">放電後電圧（抵抗劣化）</w:t>
-            </w:r>
-          </w:p>
-        </w:tc>
-        <w:tc>
-          <w:tcPr>
-            <w:tcW w:type="dxa" w:w="3400"/>
-            <w:shd w:fill="F2F5FA" w:color="auto" w:val="clear"/>
-            <w:tcMar>
-              <w:top w:type="dxa" w:w="40"/>
-              <w:left w:type="dxa" w:w="90"/>
-              <w:bottom w:type="dxa" w:w="40"/>
-              <w:right w:type="dxa" w:w="90"/>
-            </w:tcMar>
-          </w:tcPr>
-          <w:p>
-            <w:pPr>
-              <w:jc w:val="left"/>
-            </w:pPr>
-            <w:r>
-              <w:rPr>
-                <w:rFonts w:ascii="IPAGothic" w:cs="IPAGothic" w:eastAsia="IPAGothic" w:hAnsi="IPAGothic"/>
-                <w:sz w:val="19"/>
-                <w:szCs w:val="19"/>
-              </w:rPr>
-              <w:t xml:space="preserve">塗布量0.96 / セル抵抗0.55 / 温度0.40</w:t>
-            </w:r>
-          </w:p>
-        </w:tc>
-        <w:tc>
-          <w:tcPr>
-            <w:tcW w:type="dxa" w:w="3200"/>
-            <w:shd w:fill="F2F5FA" w:color="auto" w:val="clear"/>
-            <w:tcMar>
-              <w:top w:type="dxa" w:w="40"/>
-              <w:left w:type="dxa" w:w="90"/>
-              <w:bottom w:type="dxa" w:w="40"/>
-              <w:right w:type="dxa" w:w="90"/>
-            </w:tcMar>
-          </w:tcPr>
-          <w:p>
-            <w:pPr>
-              <w:jc w:val="left"/>
-            </w:pPr>
-            <w:r>
-              <w:rPr>
-                <w:rFonts w:ascii="IPAGothic" w:cs="IPAGothic" w:eastAsia="IPAGothic" w:hAnsi="IPAGothic"/>
-                <w:sz w:val="19"/>
-                <w:szCs w:val="19"/>
-              </w:rPr>
-              <w:t xml:space="preserve">温度0.71 / 塗布量0.50 / セル抵抗0.37</w:t>
-            </w:r>
-          </w:p>
-        </w:tc>
-      </w:tr>
-      <w:tr>
-        <w:trPr>
-          <w:tblHeader w:val="false"/>
-        </w:trPr>
-        <w:tc>
-          <w:tcPr>
-            <w:tcW w:type="dxa" w:w="2600"/>
-            <w:shd w:fill="FFFFFF" w:color="auto" w:val="clear"/>
-            <w:tcMar>
-              <w:top w:type="dxa" w:w="40"/>
-              <w:left w:type="dxa" w:w="90"/>
-              <w:bottom w:type="dxa" w:w="40"/>
-              <w:right w:type="dxa" w:w="90"/>
-            </w:tcMar>
-          </w:tcPr>
-          <w:p>
-            <w:pPr>
-              <w:jc w:val="left"/>
-            </w:pPr>
-            <w:r>
-              <w:rPr>
-                <w:rFonts w:ascii="IPAGothic" w:cs="IPAGothic" w:eastAsia="IPAGothic" w:hAnsi="IPAGothic"/>
-                <w:sz w:val="19"/>
-                <w:szCs w:val="19"/>
-              </w:rPr>
-              <w:t xml:space="preserve">限界Li塩濃度（拡散劣化）</w:t>
-            </w:r>
-          </w:p>
-        </w:tc>
-        <w:tc>
-          <w:tcPr>
-            <w:tcW w:type="dxa" w:w="3400"/>
-            <w:shd w:fill="FFFFFF" w:color="auto" w:val="clear"/>
-            <w:tcMar>
-              <w:top w:type="dxa" w:w="40"/>
-              <w:left w:type="dxa" w:w="90"/>
-              <w:bottom w:type="dxa" w:w="40"/>
-              <w:right w:type="dxa" w:w="90"/>
-            </w:tcMar>
-          </w:tcPr>
-          <w:p>
-            <w:pPr>
-              <w:jc w:val="left"/>
-            </w:pPr>
-            <w:r>
-              <w:rPr>
-                <w:rFonts w:ascii="IPAGothic" w:cs="IPAGothic" w:eastAsia="IPAGothic" w:hAnsi="IPAGothic"/>
-                <w:sz w:val="19"/>
-                <w:szCs w:val="19"/>
-              </w:rPr>
-              <w:t xml:space="preserve">曲路率0.56 / 塗布量0.33 / 密度0.26</w:t>
-            </w:r>
-          </w:p>
-        </w:tc>
-        <w:tc>
-          <w:tcPr>
-            <w:tcW w:type="dxa" w:w="3200"/>
-            <w:shd w:fill="FFFFFF" w:color="auto" w:val="clear"/>
-            <w:tcMar>
-              <w:top w:type="dxa" w:w="40"/>
-              <w:left w:type="dxa" w:w="90"/>
-              <w:bottom w:type="dxa" w:w="40"/>
-              <w:right w:type="dxa" w:w="90"/>
-            </w:tcMar>
-          </w:tcPr>
-          <w:p>
-            <w:pPr>
-              <w:jc w:val="left"/>
-            </w:pPr>
-            <w:r>
-              <w:rPr>
-                <w:rFonts w:ascii="IPAGothic" w:cs="IPAGothic" w:eastAsia="IPAGothic" w:hAnsi="IPAGothic"/>
-                <w:sz w:val="19"/>
-                <w:szCs w:val="19"/>
-              </w:rPr>
-              <w:t xml:space="preserve">曲路率0.40 / 密度0.27 / 拡散係数0.24</w:t>
-            </w:r>
-          </w:p>
-        </w:tc>
-      </w:tr>
-    </w:tbl>
+        <w:t xml:space="preserve">図0. Sobol指標の収束（限界Li塩濃度, design, 5年）。横軸=実際に評価した点数（対数）、縦軸=ST、誤差棒=95%CI。N≈2,000（約3万点）以上で順位が確定する。</w:t>
+      </w:r>
+    </w:p>
     <w:p>
       <w:pPr>
         <w:spacing w:after="90" w:line="276"/>
@@ -2577,19 +2322,103 @@
           <w:rFonts w:ascii="IPAGothic" w:cs="IPAGothic" w:eastAsia="IPAGothic" w:hAnsi="IPAGothic"/>
           <w:b/>
           <w:bCs/>
-          <w:sz w:val="19"/>
-          <w:szCs w:val="19"/>
-        </w:rPr>
-        <w:t xml:space="preserve">B-4①の含意: </w:t>
-      </w:r>
-      <w:r>
-        <w:rPr>
-          <w:rFonts w:ascii="IPAGothic" w:cs="IPAGothic" w:eastAsia="IPAGothic" w:hAnsi="IPAGothic"/>
-          <w:color w:val="595959"/>
-          <w:sz w:val="19"/>
-          <w:szCs w:val="19"/>
-        </w:rPr>
-        <w:t xml:space="preserve">variation（ばらつき）では使用温度の寄与が跳ね上がる。設計探索（design）で「温度は自分で振らないから効かない」と見えても、ばらつきリスク評価では温度が主役になり得る。Sobol指標は与えた入力分布に完全従属するため、どちらのモードの指標かを常に明記する必要がある。</w:t>
+          <w:color w:val="1F3864"/>
+          <w:sz w:val="20"/>
+          <w:szCs w:val="20"/>
+        </w:rPr>
+        <w:t xml:space="preserve">(2) 無効サンプルの処理: </w:t>
+      </w:r>
+      <w:r>
+        <w:rPr>
+          <w:rFonts w:ascii="IPAGothic" w:cs="IPAGothic" w:eastAsia="IPAGothic" w:hAnsi="IPAGothic"/>
+          <w:sz w:val="20"/>
+          <w:szCs w:val="20"/>
+        </w:rPr>
+        <w:t xml:space="preserve">無効サンプルの扱いを明示的な引数 invalid_policy（median=中央値代入／penalty=worst-case代入／report_only）で選択できるようにした。既定は median。ただし欠測はランダムではなく、300W維持不可になるのは高塗布量・高温の個体であり、まさに感度を測りたい因子と強く相関する。したがって代入は指標を系統的に歪め得る。</w:t>
+      </w:r>
+    </w:p>
+    <w:p>
+      <w:pPr>
+        <w:spacing w:after="90" w:line="276"/>
+      </w:pPr>
+      <w:r>
+        <w:rPr>
+          <w:rFonts w:ascii="IPAGothic" w:cs="IPAGothic" w:eastAsia="IPAGothic" w:hAnsi="IPAGothic"/>
+          <w:b/>
+          <w:bCs/>
+          <w:color w:val="B4472C"/>
+          <w:sz w:val="20"/>
+          <w:szCs w:val="20"/>
+        </w:rPr>
+        <w:t xml:space="preserve">(3) 代入方針のロバスト性【要注意】: </w:t>
+      </w:r>
+      <w:r>
+        <w:rPr>
+          <w:rFonts w:ascii="IPAGothic" w:cs="IPAGothic" w:eastAsia="IPAGothic" w:hAnsi="IPAGothic"/>
+          <w:sz w:val="20"/>
+          <w:szCs w:val="20"/>
+        </w:rPr>
+        <w:t xml:space="preserve">限界Li塩濃度の ST 上位を median と penalty で比較すると順位が入れ替わった（median: 曲路率&gt;塗布量&gt;密度 ／ penalty: 塗布量&gt;抵抗&gt;温度。top3 非安定）。penalty は「無効化の原因（塗布量・温度）」を最悪値で埋めるため、Cli の大きさを決める因子（曲路率）と成立可否を決める因子を混同する。よって限界Li塩濃度の感度は「成立する設計に条件づけた指標」と解釈し、成立可否そのものは次の二値応答で別途分解するのが正しい。</w:t>
+      </w:r>
+    </w:p>
+    <w:p>
+      <w:pPr>
+        <w:spacing w:after="90" w:line="276"/>
+      </w:pPr>
+      <w:r>
+        <w:rPr>
+          <w:rFonts w:ascii="IPAGothic" w:cs="IPAGothic" w:eastAsia="IPAGothic" w:hAnsi="IPAGothic"/>
+          <w:b/>
+          <w:bCs/>
+          <w:color w:val="1F3864"/>
+          <w:sz w:val="20"/>
+          <w:szCs w:val="20"/>
+        </w:rPr>
+        <w:t xml:space="preserve">(4) 二値応答「300W維持可否」の追加: </w:t>
+      </w:r>
+      <w:r>
+        <w:rPr>
+          <w:rFonts w:ascii="IPAGothic" w:cs="IPAGothic" w:eastAsia="IPAGothic" w:hAnsi="IPAGothic"/>
+          <w:sz w:val="20"/>
+          <w:szCs w:val="20"/>
+        </w:rPr>
+        <w:t xml:space="preserve">300W維持の成否（0/1）を新しい応答として追加した。これは全域で定義されるため代入が不要で、欠測バイアスの影響を受けない。「どの因子が電力維持の成否を支配するか」に直接答え、有効率の時系列（84%→61%）の因子分解にあたる。結果は塗布量・セル抵抗・使用温度が支配（§5.1 参照）。</w:t>
+      </w:r>
+    </w:p>
+    <w:p>
+      <w:pPr>
+        <w:spacing w:after="90" w:line="276"/>
+      </w:pPr>
+      <w:r>
+        <w:rPr>
+          <w:rFonts w:ascii="IPAGothic" w:cs="IPAGothic" w:eastAsia="IPAGothic" w:hAnsi="IPAGothic"/>
+          <w:b/>
+          <w:bCs/>
+          <w:color w:val="1F3864"/>
+          <w:sz w:val="20"/>
+          <w:szCs w:val="20"/>
+        </w:rPr>
+        <w:t xml:space="preserve">(5) 母集団比率の分母: </w:t>
+      </w:r>
+      <w:r>
+        <w:rPr>
+          <w:rFonts w:ascii="IPAGothic" w:cs="IPAGothic" w:eastAsia="IPAGothic" w:hAnsi="IPAGothic"/>
+          <w:sz w:val="20"/>
+          <w:szCs w:val="20"/>
+        </w:rPr>
+        <w:t xml:space="preserve">拡散劣化モード割合を「全サンプル基準」と「有効サンプル基準」の2分母で併記した（図3右）。8年時点で 42%（全基準）に対し 68%（有効基準）と乖離する。脱落するのは高塗布量＝拡散モードに落ちやすい個体なので、有効基準は生存者バイアスで過大評価となる。この乖離自体が報告すべき結果である。</w:t>
+      </w:r>
+    </w:p>
+    <w:p>
+      <w:pPr>
+        <w:pStyle w:val="Heading1"/>
+        <w:spacing w:after="110" w:before="220"/>
+      </w:pPr>
+      <w:r>
+        <w:rPr>
+          <w:rFonts w:ascii="IPAGothic" w:cs="IPAGothic" w:eastAsia="IPAGothic" w:hAnsi="IPAGothic"/>
+        </w:rPr>
+        <w:t xml:space="preserve">5. 結果</w:t>
       </w:r>
     </w:p>
     <w:p>
@@ -2601,7 +2430,7 @@
         <w:rPr>
           <w:rFonts w:ascii="IPAGothic" w:cs="IPAGothic" w:eastAsia="IPAGothic" w:hAnsi="IPAGothic"/>
         </w:rPr>
-        <w:t xml:space="preserve">5.2 保存劣化過程での支配因子・支配モードの変遷【核心】</w:t>
+        <w:t xml:space="preserve">5.1 応答ごとに支配因子が異なる</w:t>
       </w:r>
     </w:p>
     <w:p>
@@ -2614,7 +2443,7 @@
           <w:sz w:val="21"/>
           <w:szCs w:val="21"/>
         </w:rPr>
-        <w:t xml:space="preserve">感度指標の時間推移を見ると、放電後電圧では使用温度・セル抵抗の寄与が保存とともに拡大する（温度加速項の顕在化）。一方、限界Li塩濃度では曲路率・塗布量が一貫して支配する。</w:t>
+        <w:t xml:space="preserve">放電後電圧（抵抗劣化モードの指標）、限界Li塩濃度（拡散劣化モードの指標）、および300W維持可否（二値＝電力維持の成否）の3応答で、支配因子が明確に分離する。放電後電圧と維持可否は 塗布量・セル抵抗・使用温度 が支配し、限界Li塩濃度は 曲路率・塗布量・活物質密度 が支配する。すべて N=4096（65,536点）、誤差棒は95%信頼区間。</w:t>
       </w:r>
     </w:p>
     <w:p>
@@ -2625,7 +2454,7 @@
       <w:r>
         <w:drawing>
           <wp:inline distT="0" distB="0" distL="0" distR="0">
-            <wp:extent cx="6000750" cy="2305050"/>
+            <wp:extent cx="6096000" cy="4429125"/>
             <wp:effectExtent t="0" r="0" b="0" l="0"/>
             <wp:docPr id="1" name="" descr="" title=""/>
             <wp:cNvGraphicFramePr>
@@ -2650,7 +2479,7 @@
                   <pic:spPr bwMode="auto">
                     <a:xfrm>
                       <a:off x="0" y="0"/>
-                      <a:ext cx="6000750" cy="2305050"/>
+                      <a:ext cx="6096000" cy="4429125"/>
                     </a:xfrm>
                     <a:prstGeom prst="rect">
                       <a:avLst/>
@@ -2677,9 +2506,356 @@
           <w:sz w:val="18"/>
           <w:szCs w:val="18"/>
         </w:rPr>
-        <w:t xml:space="preserve">図2. 感度指標の時間推移（design）。左=放電後電圧、右=限界Li塩濃度。横軸=保存年、縦軸=ST。</w:t>
-      </w:r>
-    </w:p>
+        <w:t xml:space="preserve">図1. Sobol感度（3応答×2分布モード, 誤差棒=95%CI）。上=放電後電圧、中=限界Li塩濃度、下=300W維持可否（二値・代入不要）。左=design、右=variation。各パネルに分布モード・評価時点・N・代入方針・有効率を明記。</w:t>
+      </w:r>
+    </w:p>
+    <w:tbl>
+      <w:tblPr>
+        <w:tblW w:type="dxa" w:w="9200"/>
+        <w:tblBorders>
+          <w:top w:val="single" w:color="AAAAAA" w:sz="4"/>
+          <w:left w:val="single" w:color="AAAAAA" w:sz="4"/>
+          <w:bottom w:val="single" w:color="AAAAAA" w:sz="4"/>
+          <w:right w:val="single" w:color="AAAAAA" w:sz="4"/>
+          <w:insideH w:val="single" w:color="AAAAAA" w:sz="4"/>
+          <w:insideV w:val="single" w:color="AAAAAA" w:sz="4"/>
+        </w:tblBorders>
+      </w:tblPr>
+      <w:tblGrid>
+        <w:gridCol w:w="2500"/>
+        <w:gridCol w:w="3450"/>
+        <w:gridCol w:w="3250"/>
+      </w:tblGrid>
+      <w:tr>
+        <w:trPr>
+          <w:tblHeader/>
+        </w:trPr>
+        <w:tc>
+          <w:tcPr>
+            <w:tcW w:type="dxa" w:w="2500"/>
+            <w:shd w:fill="1F3864" w:color="auto" w:val="clear"/>
+            <w:tcMar>
+              <w:top w:type="dxa" w:w="40"/>
+              <w:left w:type="dxa" w:w="90"/>
+              <w:bottom w:type="dxa" w:w="40"/>
+              <w:right w:type="dxa" w:w="90"/>
+            </w:tcMar>
+          </w:tcPr>
+          <w:p>
+            <w:pPr>
+              <w:jc w:val="left"/>
+            </w:pPr>
+            <w:r>
+              <w:rPr>
+                <w:rFonts w:ascii="IPAGothic" w:cs="IPAGothic" w:eastAsia="IPAGothic" w:hAnsi="IPAGothic"/>
+                <w:b/>
+                <w:bCs/>
+                <w:color w:val="FFFFFF"/>
+                <w:sz w:val="19"/>
+                <w:szCs w:val="19"/>
+              </w:rPr>
+              <w:t xml:space="preserve">応答（モード）</w:t>
+            </w:r>
+          </w:p>
+        </w:tc>
+        <w:tc>
+          <w:tcPr>
+            <w:tcW w:type="dxa" w:w="3450"/>
+            <w:shd w:fill="1F3864" w:color="auto" w:val="clear"/>
+            <w:tcMar>
+              <w:top w:type="dxa" w:w="40"/>
+              <w:left w:type="dxa" w:w="90"/>
+              <w:bottom w:type="dxa" w:w="40"/>
+              <w:right w:type="dxa" w:w="90"/>
+            </w:tcMar>
+          </w:tcPr>
+          <w:p>
+            <w:pPr>
+              <w:jc w:val="left"/>
+            </w:pPr>
+            <w:r>
+              <w:rPr>
+                <w:rFonts w:ascii="IPAGothic" w:cs="IPAGothic" w:eastAsia="IPAGothic" w:hAnsi="IPAGothic"/>
+                <w:b/>
+                <w:bCs/>
+                <w:color w:val="FFFFFF"/>
+                <w:sz w:val="19"/>
+                <w:szCs w:val="19"/>
+              </w:rPr>
+              <w:t xml:space="preserve">design での ST 上位</w:t>
+            </w:r>
+          </w:p>
+        </w:tc>
+        <w:tc>
+          <w:tcPr>
+            <w:tcW w:type="dxa" w:w="3250"/>
+            <w:shd w:fill="1F3864" w:color="auto" w:val="clear"/>
+            <w:tcMar>
+              <w:top w:type="dxa" w:w="40"/>
+              <w:left w:type="dxa" w:w="90"/>
+              <w:bottom w:type="dxa" w:w="40"/>
+              <w:right w:type="dxa" w:w="90"/>
+            </w:tcMar>
+          </w:tcPr>
+          <w:p>
+            <w:pPr>
+              <w:jc w:val="left"/>
+            </w:pPr>
+            <w:r>
+              <w:rPr>
+                <w:rFonts w:ascii="IPAGothic" w:cs="IPAGothic" w:eastAsia="IPAGothic" w:hAnsi="IPAGothic"/>
+                <w:b/>
+                <w:bCs/>
+                <w:color w:val="FFFFFF"/>
+                <w:sz w:val="19"/>
+                <w:szCs w:val="19"/>
+              </w:rPr>
+              <w:t xml:space="preserve">variation での ST 上位</w:t>
+            </w:r>
+          </w:p>
+        </w:tc>
+      </w:tr>
+      <w:tr>
+        <w:trPr>
+          <w:tblHeader w:val="false"/>
+        </w:trPr>
+        <w:tc>
+          <w:tcPr>
+            <w:tcW w:type="dxa" w:w="2500"/>
+            <w:shd w:fill="F2F5FA" w:color="auto" w:val="clear"/>
+            <w:tcMar>
+              <w:top w:type="dxa" w:w="40"/>
+              <w:left w:type="dxa" w:w="90"/>
+              <w:bottom w:type="dxa" w:w="40"/>
+              <w:right w:type="dxa" w:w="90"/>
+            </w:tcMar>
+          </w:tcPr>
+          <w:p>
+            <w:pPr>
+              <w:jc w:val="left"/>
+            </w:pPr>
+            <w:r>
+              <w:rPr>
+                <w:rFonts w:ascii="IPAGothic" w:cs="IPAGothic" w:eastAsia="IPAGothic" w:hAnsi="IPAGothic"/>
+                <w:sz w:val="19"/>
+                <w:szCs w:val="19"/>
+              </w:rPr>
+              <w:t xml:space="preserve">放電後電圧（抵抗劣化）</w:t>
+            </w:r>
+          </w:p>
+        </w:tc>
+        <w:tc>
+          <w:tcPr>
+            <w:tcW w:type="dxa" w:w="3450"/>
+            <w:shd w:fill="F2F5FA" w:color="auto" w:val="clear"/>
+            <w:tcMar>
+              <w:top w:type="dxa" w:w="40"/>
+              <w:left w:type="dxa" w:w="90"/>
+              <w:bottom w:type="dxa" w:w="40"/>
+              <w:right w:type="dxa" w:w="90"/>
+            </w:tcMar>
+          </w:tcPr>
+          <w:p>
+            <w:pPr>
+              <w:jc w:val="left"/>
+            </w:pPr>
+            <w:r>
+              <w:rPr>
+                <w:rFonts w:ascii="IPAGothic" w:cs="IPAGothic" w:eastAsia="IPAGothic" w:hAnsi="IPAGothic"/>
+                <w:sz w:val="19"/>
+                <w:szCs w:val="19"/>
+              </w:rPr>
+              <w:t xml:space="preserve">塗布量0.93 / セル抵抗0.54 / 温度0.39</w:t>
+            </w:r>
+          </w:p>
+        </w:tc>
+        <w:tc>
+          <w:tcPr>
+            <w:tcW w:type="dxa" w:w="3250"/>
+            <w:shd w:fill="F2F5FA" w:color="auto" w:val="clear"/>
+            <w:tcMar>
+              <w:top w:type="dxa" w:w="40"/>
+              <w:left w:type="dxa" w:w="90"/>
+              <w:bottom w:type="dxa" w:w="40"/>
+              <w:right w:type="dxa" w:w="90"/>
+            </w:tcMar>
+          </w:tcPr>
+          <w:p>
+            <w:pPr>
+              <w:jc w:val="left"/>
+            </w:pPr>
+            <w:r>
+              <w:rPr>
+                <w:rFonts w:ascii="IPAGothic" w:cs="IPAGothic" w:eastAsia="IPAGothic" w:hAnsi="IPAGothic"/>
+                <w:sz w:val="19"/>
+                <w:szCs w:val="19"/>
+              </w:rPr>
+              <w:t xml:space="preserve">温度0.75 / 塗布量0.57 / セル抵抗0.47</w:t>
+            </w:r>
+          </w:p>
+        </w:tc>
+      </w:tr>
+      <w:tr>
+        <w:trPr>
+          <w:tblHeader w:val="false"/>
+        </w:trPr>
+        <w:tc>
+          <w:tcPr>
+            <w:tcW w:type="dxa" w:w="2500"/>
+            <w:shd w:fill="FFFFFF" w:color="auto" w:val="clear"/>
+            <w:tcMar>
+              <w:top w:type="dxa" w:w="40"/>
+              <w:left w:type="dxa" w:w="90"/>
+              <w:bottom w:type="dxa" w:w="40"/>
+              <w:right w:type="dxa" w:w="90"/>
+            </w:tcMar>
+          </w:tcPr>
+          <w:p>
+            <w:pPr>
+              <w:jc w:val="left"/>
+            </w:pPr>
+            <w:r>
+              <w:rPr>
+                <w:rFonts w:ascii="IPAGothic" w:cs="IPAGothic" w:eastAsia="IPAGothic" w:hAnsi="IPAGothic"/>
+                <w:sz w:val="19"/>
+                <w:szCs w:val="19"/>
+              </w:rPr>
+              <w:t xml:space="preserve">限界Li塩濃度（拡散劣化）</w:t>
+            </w:r>
+          </w:p>
+        </w:tc>
+        <w:tc>
+          <w:tcPr>
+            <w:tcW w:type="dxa" w:w="3450"/>
+            <w:shd w:fill="FFFFFF" w:color="auto" w:val="clear"/>
+            <w:tcMar>
+              <w:top w:type="dxa" w:w="40"/>
+              <w:left w:type="dxa" w:w="90"/>
+              <w:bottom w:type="dxa" w:w="40"/>
+              <w:right w:type="dxa" w:w="90"/>
+            </w:tcMar>
+          </w:tcPr>
+          <w:p>
+            <w:pPr>
+              <w:jc w:val="left"/>
+            </w:pPr>
+            <w:r>
+              <w:rPr>
+                <w:rFonts w:ascii="IPAGothic" w:cs="IPAGothic" w:eastAsia="IPAGothic" w:hAnsi="IPAGothic"/>
+                <w:sz w:val="19"/>
+                <w:szCs w:val="19"/>
+              </w:rPr>
+              <w:t xml:space="preserve">曲路率0.50 / 塗布量0.34 / 密度0.24</w:t>
+            </w:r>
+          </w:p>
+        </w:tc>
+        <w:tc>
+          <w:tcPr>
+            <w:tcW w:type="dxa" w:w="3250"/>
+            <w:shd w:fill="FFFFFF" w:color="auto" w:val="clear"/>
+            <w:tcMar>
+              <w:top w:type="dxa" w:w="40"/>
+              <w:left w:type="dxa" w:w="90"/>
+              <w:bottom w:type="dxa" w:w="40"/>
+              <w:right w:type="dxa" w:w="90"/>
+            </w:tcMar>
+          </w:tcPr>
+          <w:p>
+            <w:pPr>
+              <w:jc w:val="left"/>
+            </w:pPr>
+            <w:r>
+              <w:rPr>
+                <w:rFonts w:ascii="IPAGothic" w:cs="IPAGothic" w:eastAsia="IPAGothic" w:hAnsi="IPAGothic"/>
+                <w:sz w:val="19"/>
+                <w:szCs w:val="19"/>
+              </w:rPr>
+              <w:t xml:space="preserve">曲路率0.38 / 温度0.28 / 密度0.27</w:t>
+            </w:r>
+          </w:p>
+        </w:tc>
+      </w:tr>
+      <w:tr>
+        <w:trPr>
+          <w:tblHeader w:val="false"/>
+        </w:trPr>
+        <w:tc>
+          <w:tcPr>
+            <w:tcW w:type="dxa" w:w="2500"/>
+            <w:shd w:fill="F2F5FA" w:color="auto" w:val="clear"/>
+            <w:tcMar>
+              <w:top w:type="dxa" w:w="40"/>
+              <w:left w:type="dxa" w:w="90"/>
+              <w:bottom w:type="dxa" w:w="40"/>
+              <w:right w:type="dxa" w:w="90"/>
+            </w:tcMar>
+          </w:tcPr>
+          <w:p>
+            <w:pPr>
+              <w:jc w:val="left"/>
+            </w:pPr>
+            <w:r>
+              <w:rPr>
+                <w:rFonts w:ascii="IPAGothic" w:cs="IPAGothic" w:eastAsia="IPAGothic" w:hAnsi="IPAGothic"/>
+                <w:sz w:val="19"/>
+                <w:szCs w:val="19"/>
+              </w:rPr>
+              <w:t xml:space="preserve">300W維持可否（二値, 代入不要）</w:t>
+            </w:r>
+          </w:p>
+        </w:tc>
+        <w:tc>
+          <w:tcPr>
+            <w:tcW w:type="dxa" w:w="3450"/>
+            <w:shd w:fill="F2F5FA" w:color="auto" w:val="clear"/>
+            <w:tcMar>
+              <w:top w:type="dxa" w:w="40"/>
+              <w:left w:type="dxa" w:w="90"/>
+              <w:bottom w:type="dxa" w:w="40"/>
+              <w:right w:type="dxa" w:w="90"/>
+            </w:tcMar>
+          </w:tcPr>
+          <w:p>
+            <w:pPr>
+              <w:jc w:val="left"/>
+            </w:pPr>
+            <w:r>
+              <w:rPr>
+                <w:rFonts w:ascii="IPAGothic" w:cs="IPAGothic" w:eastAsia="IPAGothic" w:hAnsi="IPAGothic"/>
+                <w:sz w:val="19"/>
+                <w:szCs w:val="19"/>
+              </w:rPr>
+              <w:t xml:space="preserve">塗布量0.81 / セル抵抗0.46 / 温度0.30</w:t>
+            </w:r>
+          </w:p>
+        </w:tc>
+        <w:tc>
+          <w:tcPr>
+            <w:tcW w:type="dxa" w:w="3250"/>
+            <w:shd w:fill="F2F5FA" w:color="auto" w:val="clear"/>
+            <w:tcMar>
+              <w:top w:type="dxa" w:w="40"/>
+              <w:left w:type="dxa" w:w="90"/>
+              <w:bottom w:type="dxa" w:w="40"/>
+              <w:right w:type="dxa" w:w="90"/>
+            </w:tcMar>
+          </w:tcPr>
+          <w:p>
+            <w:pPr>
+              <w:jc w:val="left"/>
+            </w:pPr>
+            <w:r>
+              <w:rPr>
+                <w:rFonts w:ascii="IPAGothic" w:cs="IPAGothic" w:eastAsia="IPAGothic" w:hAnsi="IPAGothic"/>
+                <w:sz w:val="19"/>
+                <w:szCs w:val="19"/>
+              </w:rPr>
+              <w:t xml:space="preserve">温度0.79 / 塗布量0.39 / セル抵抗0.31</w:t>
+            </w:r>
+          </w:p>
+        </w:tc>
+      </w:tr>
+    </w:tbl>
     <w:p>
       <w:pPr>
         <w:spacing w:after="90" w:line="276"/>
@@ -2687,10 +2863,46 @@
       <w:r>
         <w:rPr>
           <w:rFonts w:ascii="IPAGothic" w:cs="IPAGothic" w:eastAsia="IPAGothic" w:hAnsi="IPAGothic"/>
-          <w:sz w:val="21"/>
-          <w:szCs w:val="21"/>
-        </w:rPr>
-        <w:t xml:space="preserve">さらに重要なのは、支配「モード」自体が保存とともに遷移することである。公称設計では、保存が進むと限界Li塩濃度が設計budget（1.4M）を超え、同時に放電後電圧が2.5Vを割る。すなわち抵抗劣化モードから電解液Li+濃度拡散劣化モードへ、5年近傍で遷移する。母集団で見ると、拡散劣化モードの個体割合は保存とともに増加し（53%→69%）、設計成立率は低下する（39%→16%）。</w:t>
+          <w:b/>
+          <w:bCs/>
+          <w:sz w:val="19"/>
+          <w:szCs w:val="19"/>
+        </w:rPr>
+        <w:t xml:space="preserve">B-4①の含意（分布モードで順位が変わる）: </w:t>
+      </w:r>
+      <w:r>
+        <w:rPr>
+          <w:rFonts w:ascii="IPAGothic" w:cs="IPAGothic" w:eastAsia="IPAGothic" w:hAnsi="IPAGothic"/>
+          <w:color w:val="595959"/>
+          <w:sz w:val="19"/>
+          <w:szCs w:val="19"/>
+        </w:rPr>
+        <w:t xml:space="preserve">variation（ばらつき）では使用温度の寄与が跳ね上がり、放電後電圧・維持可否とも温度が首位になる。設計探索（design）で「温度は自分で振らないから効かない」と見えても、ばらつきリスク評価では温度が主役になる。Sobol指標は与えた入力分布に完全従属するため、どちらのモードの指標かを常に明記する必要がある（詳細は §5.4）。</w:t>
+      </w:r>
+    </w:p>
+    <w:p>
+      <w:pPr>
+        <w:pStyle w:val="Heading2"/>
+        <w:spacing w:after="110" w:before="220"/>
+      </w:pPr>
+      <w:r>
+        <w:rPr>
+          <w:rFonts w:ascii="IPAGothic" w:cs="IPAGothic" w:eastAsia="IPAGothic" w:hAnsi="IPAGothic"/>
+        </w:rPr>
+        <w:t xml:space="preserve">5.2 保存劣化過程での支配モードの変遷（不確かさ伝播の成果）</w:t>
+      </w:r>
+    </w:p>
+    <w:p>
+      <w:pPr>
+        <w:spacing w:after="90" w:line="276"/>
+      </w:pPr>
+      <w:r>
+        <w:rPr>
+          <w:rFonts w:ascii="IPAGothic" w:cs="IPAGothic" w:eastAsia="IPAGothic" w:hAnsi="IPAGothic"/>
+          <w:sz w:val="21"/>
+          <w:szCs w:val="21"/>
+        </w:rPr>
+        <w:t xml:space="preserve">感度指標の時間推移を見ると、放電後電圧では使用温度・セル抵抗の寄与が保存とともに拡大する（温度加速項の顕在化）。一方、限界Li塩濃度では曲路率・塗布量が一貫して支配する。</w:t>
       </w:r>
     </w:p>
     <w:p>
@@ -2701,7 +2913,7 @@
       <w:r>
         <w:drawing>
           <wp:inline distT="0" distB="0" distL="0" distR="0">
-            <wp:extent cx="6000750" cy="2219325"/>
+            <wp:extent cx="6096000" cy="2019300"/>
             <wp:effectExtent t="0" r="0" b="0" l="0"/>
             <wp:docPr id="1" name="" descr="" title=""/>
             <wp:cNvGraphicFramePr>
@@ -2726,7 +2938,7 @@
                   <pic:spPr bwMode="auto">
                     <a:xfrm>
                       <a:off x="0" y="0"/>
-                      <a:ext cx="6000750" cy="2219325"/>
+                      <a:ext cx="6096000" cy="2019300"/>
                     </a:xfrm>
                     <a:prstGeom prst="rect">
                       <a:avLst/>
@@ -2753,562 +2965,38 @@
           <w:sz w:val="18"/>
           <w:szCs w:val="18"/>
         </w:rPr>
-        <w:t xml:space="preserve">図3. 支配因子・支配モードの変遷（本検討の核心）。左=公称設計の軌跡（放電後電圧・限界Li塩濃度が5年近傍で閾値を越えモード遷移）。右=母集団の拡散モード割合・成立率・有効率の時間推移。</w:t>
-      </w:r>
-    </w:p>
-    <w:tbl>
-      <w:tblPr>
-        <w:tblW w:type="dxa" w:w="7900"/>
-        <w:tblBorders>
-          <w:top w:val="single" w:color="AAAAAA" w:sz="4"/>
-          <w:left w:val="single" w:color="AAAAAA" w:sz="4"/>
-          <w:bottom w:val="single" w:color="AAAAAA" w:sz="4"/>
-          <w:right w:val="single" w:color="AAAAAA" w:sz="4"/>
-          <w:insideH w:val="single" w:color="AAAAAA" w:sz="4"/>
-          <w:insideV w:val="single" w:color="AAAAAA" w:sz="4"/>
-        </w:tblBorders>
-      </w:tblPr>
-      <w:tblGrid>
-        <w:gridCol w:w="1900"/>
-        <w:gridCol w:w="1500"/>
-        <w:gridCol w:w="1500"/>
-        <w:gridCol w:w="1500"/>
-        <w:gridCol w:w="1500"/>
-      </w:tblGrid>
-      <w:tr>
-        <w:trPr>
-          <w:tblHeader/>
-        </w:trPr>
-        <w:tc>
-          <w:tcPr>
-            <w:tcW w:type="dxa" w:w="1900"/>
-            <w:shd w:fill="1F3864" w:color="auto" w:val="clear"/>
-            <w:tcMar>
-              <w:top w:type="dxa" w:w="40"/>
-              <w:left w:type="dxa" w:w="90"/>
-              <w:bottom w:type="dxa" w:w="40"/>
-              <w:right w:type="dxa" w:w="90"/>
-            </w:tcMar>
-          </w:tcPr>
-          <w:p>
-            <w:pPr>
-              <w:jc w:val="center"/>
-            </w:pPr>
-            <w:r>
-              <w:rPr>
-                <w:rFonts w:ascii="IPAGothic" w:cs="IPAGothic" w:eastAsia="IPAGothic" w:hAnsi="IPAGothic"/>
-                <w:b/>
-                <w:bCs/>
-                <w:color w:val="FFFFFF"/>
-                <w:sz w:val="19"/>
-                <w:szCs w:val="19"/>
-              </w:rPr>
-              <w:t xml:space="preserve">保存年</w:t>
-            </w:r>
-          </w:p>
-        </w:tc>
-        <w:tc>
-          <w:tcPr>
-            <w:tcW w:type="dxa" w:w="1500"/>
-            <w:shd w:fill="1F3864" w:color="auto" w:val="clear"/>
-            <w:tcMar>
-              <w:top w:type="dxa" w:w="40"/>
-              <w:left w:type="dxa" w:w="90"/>
-              <w:bottom w:type="dxa" w:w="40"/>
-              <w:right w:type="dxa" w:w="90"/>
-            </w:tcMar>
-          </w:tcPr>
-          <w:p>
-            <w:pPr>
-              <w:jc w:val="center"/>
-            </w:pPr>
-            <w:r>
-              <w:rPr>
-                <w:rFonts w:ascii="IPAGothic" w:cs="IPAGothic" w:eastAsia="IPAGothic" w:hAnsi="IPAGothic"/>
-                <w:b/>
-                <w:bCs/>
-                <w:color w:val="FFFFFF"/>
-                <w:sz w:val="19"/>
-                <w:szCs w:val="19"/>
-              </w:rPr>
-              <w:t xml:space="preserve">0.25</w:t>
-            </w:r>
-          </w:p>
-        </w:tc>
-        <w:tc>
-          <w:tcPr>
-            <w:tcW w:type="dxa" w:w="1500"/>
-            <w:shd w:fill="1F3864" w:color="auto" w:val="clear"/>
-            <w:tcMar>
-              <w:top w:type="dxa" w:w="40"/>
-              <w:left w:type="dxa" w:w="90"/>
-              <w:bottom w:type="dxa" w:w="40"/>
-              <w:right w:type="dxa" w:w="90"/>
-            </w:tcMar>
-          </w:tcPr>
-          <w:p>
-            <w:pPr>
-              <w:jc w:val="center"/>
-            </w:pPr>
-            <w:r>
-              <w:rPr>
-                <w:rFonts w:ascii="IPAGothic" w:cs="IPAGothic" w:eastAsia="IPAGothic" w:hAnsi="IPAGothic"/>
-                <w:b/>
-                <w:bCs/>
-                <w:color w:val="FFFFFF"/>
-                <w:sz w:val="19"/>
-                <w:szCs w:val="19"/>
-              </w:rPr>
-              <w:t xml:space="preserve">1</w:t>
-            </w:r>
-          </w:p>
-        </w:tc>
-        <w:tc>
-          <w:tcPr>
-            <w:tcW w:type="dxa" w:w="1500"/>
-            <w:shd w:fill="1F3864" w:color="auto" w:val="clear"/>
-            <w:tcMar>
-              <w:top w:type="dxa" w:w="40"/>
-              <w:left w:type="dxa" w:w="90"/>
-              <w:bottom w:type="dxa" w:w="40"/>
-              <w:right w:type="dxa" w:w="90"/>
-            </w:tcMar>
-          </w:tcPr>
-          <w:p>
-            <w:pPr>
-              <w:jc w:val="center"/>
-            </w:pPr>
-            <w:r>
-              <w:rPr>
-                <w:rFonts w:ascii="IPAGothic" w:cs="IPAGothic" w:eastAsia="IPAGothic" w:hAnsi="IPAGothic"/>
-                <w:b/>
-                <w:bCs/>
-                <w:color w:val="FFFFFF"/>
-                <w:sz w:val="19"/>
-                <w:szCs w:val="19"/>
-              </w:rPr>
-              <w:t xml:space="preserve">3</w:t>
-            </w:r>
-          </w:p>
-        </w:tc>
-        <w:tc>
-          <w:tcPr>
-            <w:tcW w:type="dxa" w:w="1500"/>
-            <w:shd w:fill="1F3864" w:color="auto" w:val="clear"/>
-            <w:tcMar>
-              <w:top w:type="dxa" w:w="40"/>
-              <w:left w:type="dxa" w:w="90"/>
-              <w:bottom w:type="dxa" w:w="40"/>
-              <w:right w:type="dxa" w:w="90"/>
-            </w:tcMar>
-          </w:tcPr>
-          <w:p>
-            <w:pPr>
-              <w:jc w:val="center"/>
-            </w:pPr>
-            <w:r>
-              <w:rPr>
-                <w:rFonts w:ascii="IPAGothic" w:cs="IPAGothic" w:eastAsia="IPAGothic" w:hAnsi="IPAGothic"/>
-                <w:b/>
-                <w:bCs/>
-                <w:color w:val="FFFFFF"/>
-                <w:sz w:val="19"/>
-                <w:szCs w:val="19"/>
-              </w:rPr>
-              <w:t xml:space="preserve">5〜8</w:t>
-            </w:r>
-          </w:p>
-        </w:tc>
-      </w:tr>
-      <w:tr>
-        <w:trPr>
-          <w:tblHeader w:val="false"/>
-        </w:trPr>
-        <w:tc>
-          <w:tcPr>
-            <w:tcW w:type="dxa" w:w="1900"/>
-            <w:shd w:fill="F2F5FA" w:color="auto" w:val="clear"/>
-            <w:tcMar>
-              <w:top w:type="dxa" w:w="40"/>
-              <w:left w:type="dxa" w:w="90"/>
-              <w:bottom w:type="dxa" w:w="40"/>
-              <w:right w:type="dxa" w:w="90"/>
-            </w:tcMar>
-          </w:tcPr>
-          <w:p>
-            <w:pPr>
-              <w:jc w:val="left"/>
-            </w:pPr>
-            <w:r>
-              <w:rPr>
-                <w:rFonts w:ascii="IPAGothic" w:cs="IPAGothic" w:eastAsia="IPAGothic" w:hAnsi="IPAGothic"/>
-                <w:sz w:val="19"/>
-                <w:szCs w:val="19"/>
-              </w:rPr>
-              <w:t xml:space="preserve">拡散劣化モード割合</w:t>
-            </w:r>
-          </w:p>
-        </w:tc>
-        <w:tc>
-          <w:tcPr>
-            <w:tcW w:type="dxa" w:w="1500"/>
-            <w:shd w:fill="F2F5FA" w:color="auto" w:val="clear"/>
-            <w:tcMar>
-              <w:top w:type="dxa" w:w="40"/>
-              <w:left w:type="dxa" w:w="90"/>
-              <w:bottom w:type="dxa" w:w="40"/>
-              <w:right w:type="dxa" w:w="90"/>
-            </w:tcMar>
-          </w:tcPr>
-          <w:p>
-            <w:r>
-              <w:rPr>
-                <w:rFonts w:ascii="IPAGothic" w:cs="IPAGothic" w:eastAsia="IPAGothic" w:hAnsi="IPAGothic"/>
-                <w:sz w:val="19"/>
-                <w:szCs w:val="19"/>
-              </w:rPr>
-              <w:t xml:space="preserve">53%</w:t>
-            </w:r>
-          </w:p>
-        </w:tc>
-        <w:tc>
-          <w:tcPr>
-            <w:tcW w:type="dxa" w:w="1500"/>
-            <w:shd w:fill="F2F5FA" w:color="auto" w:val="clear"/>
-            <w:tcMar>
-              <w:top w:type="dxa" w:w="40"/>
-              <w:left w:type="dxa" w:w="90"/>
-              <w:bottom w:type="dxa" w:w="40"/>
-              <w:right w:type="dxa" w:w="90"/>
-            </w:tcMar>
-          </w:tcPr>
-          <w:p>
-            <w:r>
-              <w:rPr>
-                <w:rFonts w:ascii="IPAGothic" w:cs="IPAGothic" w:eastAsia="IPAGothic" w:hAnsi="IPAGothic"/>
-                <w:sz w:val="19"/>
-                <w:szCs w:val="19"/>
-              </w:rPr>
-              <w:t xml:space="preserve">55%</w:t>
-            </w:r>
-          </w:p>
-        </w:tc>
-        <w:tc>
-          <w:tcPr>
-            <w:tcW w:type="dxa" w:w="1500"/>
-            <w:shd w:fill="F2F5FA" w:color="auto" w:val="clear"/>
-            <w:tcMar>
-              <w:top w:type="dxa" w:w="40"/>
-              <w:left w:type="dxa" w:w="90"/>
-              <w:bottom w:type="dxa" w:w="40"/>
-              <w:right w:type="dxa" w:w="90"/>
-            </w:tcMar>
-          </w:tcPr>
-          <w:p>
-            <w:r>
-              <w:rPr>
-                <w:rFonts w:ascii="IPAGothic" w:cs="IPAGothic" w:eastAsia="IPAGothic" w:hAnsi="IPAGothic"/>
-                <w:sz w:val="19"/>
-                <w:szCs w:val="19"/>
-              </w:rPr>
-              <w:t xml:space="preserve">59%</w:t>
-            </w:r>
-          </w:p>
-        </w:tc>
-        <w:tc>
-          <w:tcPr>
-            <w:tcW w:type="dxa" w:w="1500"/>
-            <w:shd w:fill="F2F5FA" w:color="auto" w:val="clear"/>
-            <w:tcMar>
-              <w:top w:type="dxa" w:w="40"/>
-              <w:left w:type="dxa" w:w="90"/>
-              <w:bottom w:type="dxa" w:w="40"/>
-              <w:right w:type="dxa" w:w="90"/>
-            </w:tcMar>
-          </w:tcPr>
-          <w:p>
-            <w:r>
-              <w:rPr>
-                <w:rFonts w:ascii="IPAGothic" w:cs="IPAGothic" w:eastAsia="IPAGothic" w:hAnsi="IPAGothic"/>
-                <w:sz w:val="19"/>
-                <w:szCs w:val="19"/>
-              </w:rPr>
-              <w:t xml:space="preserve">63→69%</w:t>
-            </w:r>
-          </w:p>
-        </w:tc>
-      </w:tr>
-      <w:tr>
-        <w:trPr>
-          <w:tblHeader w:val="false"/>
-        </w:trPr>
-        <w:tc>
-          <w:tcPr>
-            <w:tcW w:type="dxa" w:w="1900"/>
-            <w:shd w:fill="FFFFFF" w:color="auto" w:val="clear"/>
-            <w:tcMar>
-              <w:top w:type="dxa" w:w="40"/>
-              <w:left w:type="dxa" w:w="90"/>
-              <w:bottom w:type="dxa" w:w="40"/>
-              <w:right w:type="dxa" w:w="90"/>
-            </w:tcMar>
-          </w:tcPr>
-          <w:p>
-            <w:pPr>
-              <w:jc w:val="left"/>
-            </w:pPr>
-            <w:r>
-              <w:rPr>
-                <w:rFonts w:ascii="IPAGothic" w:cs="IPAGothic" w:eastAsia="IPAGothic" w:hAnsi="IPAGothic"/>
-                <w:sz w:val="19"/>
-                <w:szCs w:val="19"/>
-              </w:rPr>
-              <w:t xml:space="preserve">設計成立率</w:t>
-            </w:r>
-          </w:p>
-        </w:tc>
-        <w:tc>
-          <w:tcPr>
-            <w:tcW w:type="dxa" w:w="1500"/>
-            <w:shd w:fill="FFFFFF" w:color="auto" w:val="clear"/>
-            <w:tcMar>
-              <w:top w:type="dxa" w:w="40"/>
-              <w:left w:type="dxa" w:w="90"/>
-              <w:bottom w:type="dxa" w:w="40"/>
-              <w:right w:type="dxa" w:w="90"/>
-            </w:tcMar>
-          </w:tcPr>
-          <w:p>
-            <w:r>
-              <w:rPr>
-                <w:rFonts w:ascii="IPAGothic" w:cs="IPAGothic" w:eastAsia="IPAGothic" w:hAnsi="IPAGothic"/>
-                <w:sz w:val="19"/>
-                <w:szCs w:val="19"/>
-              </w:rPr>
-              <w:t xml:space="preserve">39%</w:t>
-            </w:r>
-          </w:p>
-        </w:tc>
-        <w:tc>
-          <w:tcPr>
-            <w:tcW w:type="dxa" w:w="1500"/>
-            <w:shd w:fill="FFFFFF" w:color="auto" w:val="clear"/>
-            <w:tcMar>
-              <w:top w:type="dxa" w:w="40"/>
-              <w:left w:type="dxa" w:w="90"/>
-              <w:bottom w:type="dxa" w:w="40"/>
-              <w:right w:type="dxa" w:w="90"/>
-            </w:tcMar>
-          </w:tcPr>
-          <w:p>
-            <w:r>
-              <w:rPr>
-                <w:rFonts w:ascii="IPAGothic" w:cs="IPAGothic" w:eastAsia="IPAGothic" w:hAnsi="IPAGothic"/>
-                <w:sz w:val="19"/>
-                <w:szCs w:val="19"/>
-              </w:rPr>
-              <w:t xml:space="preserve">36%</w:t>
-            </w:r>
-          </w:p>
-        </w:tc>
-        <w:tc>
-          <w:tcPr>
-            <w:tcW w:type="dxa" w:w="1500"/>
-            <w:shd w:fill="FFFFFF" w:color="auto" w:val="clear"/>
-            <w:tcMar>
-              <w:top w:type="dxa" w:w="40"/>
-              <w:left w:type="dxa" w:w="90"/>
-              <w:bottom w:type="dxa" w:w="40"/>
-              <w:right w:type="dxa" w:w="90"/>
-            </w:tcMar>
-          </w:tcPr>
-          <w:p>
-            <w:r>
-              <w:rPr>
-                <w:rFonts w:ascii="IPAGothic" w:cs="IPAGothic" w:eastAsia="IPAGothic" w:hAnsi="IPAGothic"/>
-                <w:sz w:val="19"/>
-                <w:szCs w:val="19"/>
-              </w:rPr>
-              <w:t xml:space="preserve">29%</w:t>
-            </w:r>
-          </w:p>
-        </w:tc>
-        <w:tc>
-          <w:tcPr>
-            <w:tcW w:type="dxa" w:w="1500"/>
-            <w:shd w:fill="FFFFFF" w:color="auto" w:val="clear"/>
-            <w:tcMar>
-              <w:top w:type="dxa" w:w="40"/>
-              <w:left w:type="dxa" w:w="90"/>
-              <w:bottom w:type="dxa" w:w="40"/>
-              <w:right w:type="dxa" w:w="90"/>
-            </w:tcMar>
-          </w:tcPr>
-          <w:p>
-            <w:r>
-              <w:rPr>
-                <w:rFonts w:ascii="IPAGothic" w:cs="IPAGothic" w:eastAsia="IPAGothic" w:hAnsi="IPAGothic"/>
-                <w:sz w:val="19"/>
-                <w:szCs w:val="19"/>
-              </w:rPr>
-              <w:t xml:space="preserve">24→16%</w:t>
-            </w:r>
-          </w:p>
-        </w:tc>
-      </w:tr>
-      <w:tr>
-        <w:trPr>
-          <w:tblHeader w:val="false"/>
-        </w:trPr>
-        <w:tc>
-          <w:tcPr>
-            <w:tcW w:type="dxa" w:w="1900"/>
-            <w:shd w:fill="F2F5FA" w:color="auto" w:val="clear"/>
-            <w:tcMar>
-              <w:top w:type="dxa" w:w="40"/>
-              <w:left w:type="dxa" w:w="90"/>
-              <w:bottom w:type="dxa" w:w="40"/>
-              <w:right w:type="dxa" w:w="90"/>
-            </w:tcMar>
-          </w:tcPr>
-          <w:p>
-            <w:pPr>
-              <w:jc w:val="left"/>
-            </w:pPr>
-            <w:r>
-              <w:rPr>
-                <w:rFonts w:ascii="IPAGothic" w:cs="IPAGothic" w:eastAsia="IPAGothic" w:hAnsi="IPAGothic"/>
-                <w:sz w:val="19"/>
-                <w:szCs w:val="19"/>
-              </w:rPr>
-              <w:t xml:space="preserve">有効率(300W維持可)</w:t>
-            </w:r>
-          </w:p>
-        </w:tc>
-        <w:tc>
-          <w:tcPr>
-            <w:tcW w:type="dxa" w:w="1500"/>
-            <w:shd w:fill="F2F5FA" w:color="auto" w:val="clear"/>
-            <w:tcMar>
-              <w:top w:type="dxa" w:w="40"/>
-              <w:left w:type="dxa" w:w="90"/>
-              <w:bottom w:type="dxa" w:w="40"/>
-              <w:right w:type="dxa" w:w="90"/>
-            </w:tcMar>
-          </w:tcPr>
-          <w:p>
-            <w:r>
-              <w:rPr>
-                <w:rFonts w:ascii="IPAGothic" w:cs="IPAGothic" w:eastAsia="IPAGothic" w:hAnsi="IPAGothic"/>
-                <w:sz w:val="19"/>
-                <w:szCs w:val="19"/>
-              </w:rPr>
-              <w:t xml:space="preserve">84%</w:t>
-            </w:r>
-          </w:p>
-        </w:tc>
-        <w:tc>
-          <w:tcPr>
-            <w:tcW w:type="dxa" w:w="1500"/>
-            <w:shd w:fill="F2F5FA" w:color="auto" w:val="clear"/>
-            <w:tcMar>
-              <w:top w:type="dxa" w:w="40"/>
-              <w:left w:type="dxa" w:w="90"/>
-              <w:bottom w:type="dxa" w:w="40"/>
-              <w:right w:type="dxa" w:w="90"/>
-            </w:tcMar>
-          </w:tcPr>
-          <w:p>
-            <w:r>
-              <w:rPr>
-                <w:rFonts w:ascii="IPAGothic" w:cs="IPAGothic" w:eastAsia="IPAGothic" w:hAnsi="IPAGothic"/>
-                <w:sz w:val="19"/>
-                <w:szCs w:val="19"/>
-              </w:rPr>
-              <w:t xml:space="preserve">84%</w:t>
-            </w:r>
-          </w:p>
-        </w:tc>
-        <w:tc>
-          <w:tcPr>
-            <w:tcW w:type="dxa" w:w="1500"/>
-            <w:shd w:fill="F2F5FA" w:color="auto" w:val="clear"/>
-            <w:tcMar>
-              <w:top w:type="dxa" w:w="40"/>
-              <w:left w:type="dxa" w:w="90"/>
-              <w:bottom w:type="dxa" w:w="40"/>
-              <w:right w:type="dxa" w:w="90"/>
-            </w:tcMar>
-          </w:tcPr>
-          <w:p>
-            <w:r>
-              <w:rPr>
-                <w:rFonts w:ascii="IPAGothic" w:cs="IPAGothic" w:eastAsia="IPAGothic" w:hAnsi="IPAGothic"/>
-                <w:sz w:val="19"/>
-                <w:szCs w:val="19"/>
-              </w:rPr>
-              <w:t xml:space="preserve">79%</w:t>
-            </w:r>
-          </w:p>
-        </w:tc>
-        <w:tc>
-          <w:tcPr>
-            <w:tcW w:type="dxa" w:w="1500"/>
-            <w:shd w:fill="F2F5FA" w:color="auto" w:val="clear"/>
-            <w:tcMar>
-              <w:top w:type="dxa" w:w="40"/>
-              <w:left w:type="dxa" w:w="90"/>
-              <w:bottom w:type="dxa" w:w="40"/>
-              <w:right w:type="dxa" w:w="90"/>
-            </w:tcMar>
-          </w:tcPr>
-          <w:p>
-            <w:r>
-              <w:rPr>
-                <w:rFonts w:ascii="IPAGothic" w:cs="IPAGothic" w:eastAsia="IPAGothic" w:hAnsi="IPAGothic"/>
-                <w:sz w:val="19"/>
-                <w:szCs w:val="19"/>
-              </w:rPr>
-              <w:t xml:space="preserve">73→61%</w:t>
-            </w:r>
-          </w:p>
-        </w:tc>
-      </w:tr>
-    </w:tbl>
+        <w:t xml:space="preserve">図2. 感度指標の時間推移（design, N=2048, 帯=95%CI）。左=放電後電圧、中=限界Li塩濃度、右=300W維持可否。横軸=保存年、縦軸=ST。</w:t>
+      </w:r>
+    </w:p>
     <w:p>
       <w:pPr>
         <w:spacing w:after="90" w:line="276"/>
       </w:pPr>
+      <w:r>
+        <w:rPr>
+          <w:rFonts w:ascii="IPAGothic" w:cs="IPAGothic" w:eastAsia="IPAGothic" w:hAnsi="IPAGothic"/>
+          <w:sz w:val="21"/>
+          <w:szCs w:val="21"/>
+        </w:rPr>
+        <w:t xml:space="preserve">この時間推移は厳密には感度解析というより理論式の構造上ほぼ必然の挙動である。劣化項が r(T)·t と k(T)·√t なので t=0 では温度の寄与は定義上ゼロで、増えるしかない。限界Li塩濃度は曲路率・塗布量が一貫して支配し順位は変わらない。したがって以下のモード遷移は「感度」ではなく</w:t>
+      </w:r>
       <w:r>
         <w:rPr>
           <w:rFonts w:ascii="IPAGothic" w:cs="IPAGothic" w:eastAsia="IPAGothic" w:hAnsi="IPAGothic"/>
           <w:b/>
           <w:bCs/>
-          <w:sz w:val="19"/>
-          <w:szCs w:val="19"/>
-        </w:rPr>
-        <w:t xml:space="preserve">設計上の示唆: </w:t>
-      </w:r>
-      <w:r>
-        <w:rPr>
-          <w:rFonts w:ascii="IPAGothic" w:cs="IPAGothic" w:eastAsia="IPAGothic" w:hAnsi="IPAGothic"/>
-          <w:color w:val="595959"/>
-          <w:sz w:val="19"/>
-          <w:szCs w:val="19"/>
-        </w:rPr>
-        <w:t xml:space="preserve">初期に抵抗劣化モードで成立していても、保存で限界Li塩濃度が上昇し拡散劣化モードへ落ちる。したがって「劣化後も限界Li塩濃度を下回る」初期Li塩濃度設計が必要条件であり、そのうえで抵抗上昇を抑えることが高出力寿命の延伸に直結する（レポートの改善方向性と整合）。</w:t>
-      </w:r>
-    </w:p>
-    <w:p>
-      <w:pPr>
-        <w:pStyle w:val="Heading2"/>
-        <w:spacing w:after="110" w:before="220"/>
-      </w:pPr>
-      <w:r>
-        <w:rPr>
-          <w:rFonts w:ascii="IPAGothic" w:cs="IPAGothic" w:eastAsia="IPAGothic" w:hAnsi="IPAGothic"/>
-        </w:rPr>
-        <w:t xml:space="preserve">5.3 交互作用の可視化（第3の柱の本体）</w:t>
+          <w:sz w:val="21"/>
+          <w:szCs w:val="21"/>
+        </w:rPr>
+        <w:t xml:space="preserve">不確かさ伝播（UP）の成果</w:t>
+      </w:r>
+      <w:r>
+        <w:rPr>
+          <w:rFonts w:ascii="IPAGothic" w:cs="IPAGothic" w:eastAsia="IPAGothic" w:hAnsi="IPAGothic"/>
+          <w:sz w:val="21"/>
+          <w:szCs w:val="21"/>
+        </w:rPr>
+        <w:t xml:space="preserve">として、理論式の帰結を定量的に確認し遷移時期と母集団比率を定量化したものと位置づける。真に非自明な発見は §5.4（領域条件付き感度）にある。</w:t>
       </w:r>
     </w:p>
     <w:p>
@@ -3321,7 +3009,7 @@
           <w:sz w:val="21"/>
           <w:szCs w:val="21"/>
         </w:rPr>
-        <w:t xml:space="preserve">並行座標は交互作用の表現が構造的に苦手（軸の並び順に依存し、3次以上は事実上見えない）。そこを埋めるのが交互作用ネットワーク図である。ノード径＝ST（総合効果）、エッジ太さ＝2次のSobol指標 S2（2変数の組合せ効果）を表す。</w:t>
+        <w:t xml:space="preserve">公称設計では、保存が進むと限界Li塩濃度が設計budget（1.4M）を超え、同時に放電後電圧が2.5Vを割る。すなわち抵抗劣化モードから電解液Li+濃度拡散劣化モードへ、t≈5.8年で遷移する。母集団で見ると、拡散劣化モードの個体割合は増加し、設計成立率は低下する。</w:t>
       </w:r>
     </w:p>
     <w:p>
@@ -3332,7 +3020,7 @@
       <w:r>
         <w:drawing>
           <wp:inline distT="0" distB="0" distL="0" distR="0">
-            <wp:extent cx="5715000" cy="2914650"/>
+            <wp:extent cx="6096000" cy="2295525"/>
             <wp:effectExtent t="0" r="0" b="0" l="0"/>
             <wp:docPr id="1" name="" descr="" title=""/>
             <wp:cNvGraphicFramePr>
@@ -3357,7 +3045,7 @@
                   <pic:spPr bwMode="auto">
                     <a:xfrm>
                       <a:off x="0" y="0"/>
-                      <a:ext cx="5715000" cy="2914650"/>
+                      <a:ext cx="6096000" cy="2295525"/>
                     </a:xfrm>
                     <a:prstGeom prst="rect">
                       <a:avLst/>
@@ -3384,7 +3072,694 @@
           <w:sz w:val="18"/>
           <w:szCs w:val="18"/>
         </w:rPr>
-        <w:t xml:space="preserve">図4. 交互作用ネットワーク（design）。左=放電後電圧、右=限界Li塩濃度。ノード色＝因子分類、径＝ST、線＝S2。</w:t>
+        <w:t xml:space="preserve">図3. 支配モードの変遷（不確かさ伝播の成果／分母を明示）。左=公称設計の軌跡（放電後電圧・限界Li塩濃度が5〜6年で閾値を越えモード遷移）。右=母集団の拡散モード割合を全サンプル基準と有効サンプル基準の2分母で併記＋成立率・有効率。design, N=1024（9,216点）。</w:t>
+      </w:r>
+    </w:p>
+    <w:tbl>
+      <w:tblPr>
+        <w:tblW w:type="dxa" w:w="7700"/>
+        <w:tblBorders>
+          <w:top w:val="single" w:color="AAAAAA" w:sz="4"/>
+          <w:left w:val="single" w:color="AAAAAA" w:sz="4"/>
+          <w:bottom w:val="single" w:color="AAAAAA" w:sz="4"/>
+          <w:right w:val="single" w:color="AAAAAA" w:sz="4"/>
+          <w:insideH w:val="single" w:color="AAAAAA" w:sz="4"/>
+          <w:insideV w:val="single" w:color="AAAAAA" w:sz="4"/>
+        </w:tblBorders>
+      </w:tblPr>
+      <w:tblGrid>
+        <w:gridCol w:w="2100"/>
+        <w:gridCol w:w="1400"/>
+        <w:gridCol w:w="1400"/>
+        <w:gridCol w:w="1400"/>
+        <w:gridCol w:w="1400"/>
+      </w:tblGrid>
+      <w:tr>
+        <w:trPr>
+          <w:tblHeader/>
+        </w:trPr>
+        <w:tc>
+          <w:tcPr>
+            <w:tcW w:type="dxa" w:w="2100"/>
+            <w:shd w:fill="1F3864" w:color="auto" w:val="clear"/>
+            <w:tcMar>
+              <w:top w:type="dxa" w:w="40"/>
+              <w:left w:type="dxa" w:w="90"/>
+              <w:bottom w:type="dxa" w:w="40"/>
+              <w:right w:type="dxa" w:w="90"/>
+            </w:tcMar>
+          </w:tcPr>
+          <w:p>
+            <w:pPr>
+              <w:jc w:val="center"/>
+            </w:pPr>
+            <w:r>
+              <w:rPr>
+                <w:rFonts w:ascii="IPAGothic" w:cs="IPAGothic" w:eastAsia="IPAGothic" w:hAnsi="IPAGothic"/>
+                <w:b/>
+                <w:bCs/>
+                <w:color w:val="FFFFFF"/>
+                <w:sz w:val="19"/>
+                <w:szCs w:val="19"/>
+              </w:rPr>
+              <w:t xml:space="preserve">保存年</w:t>
+            </w:r>
+          </w:p>
+        </w:tc>
+        <w:tc>
+          <w:tcPr>
+            <w:tcW w:type="dxa" w:w="1400"/>
+            <w:shd w:fill="1F3864" w:color="auto" w:val="clear"/>
+            <w:tcMar>
+              <w:top w:type="dxa" w:w="40"/>
+              <w:left w:type="dxa" w:w="90"/>
+              <w:bottom w:type="dxa" w:w="40"/>
+              <w:right w:type="dxa" w:w="90"/>
+            </w:tcMar>
+          </w:tcPr>
+          <w:p>
+            <w:pPr>
+              <w:jc w:val="center"/>
+            </w:pPr>
+            <w:r>
+              <w:rPr>
+                <w:rFonts w:ascii="IPAGothic" w:cs="IPAGothic" w:eastAsia="IPAGothic" w:hAnsi="IPAGothic"/>
+                <w:b/>
+                <w:bCs/>
+                <w:color w:val="FFFFFF"/>
+                <w:sz w:val="19"/>
+                <w:szCs w:val="19"/>
+              </w:rPr>
+              <w:t xml:space="preserve">0.25</w:t>
+            </w:r>
+          </w:p>
+        </w:tc>
+        <w:tc>
+          <w:tcPr>
+            <w:tcW w:type="dxa" w:w="1400"/>
+            <w:shd w:fill="1F3864" w:color="auto" w:val="clear"/>
+            <w:tcMar>
+              <w:top w:type="dxa" w:w="40"/>
+              <w:left w:type="dxa" w:w="90"/>
+              <w:bottom w:type="dxa" w:w="40"/>
+              <w:right w:type="dxa" w:w="90"/>
+            </w:tcMar>
+          </w:tcPr>
+          <w:p>
+            <w:pPr>
+              <w:jc w:val="center"/>
+            </w:pPr>
+            <w:r>
+              <w:rPr>
+                <w:rFonts w:ascii="IPAGothic" w:cs="IPAGothic" w:eastAsia="IPAGothic" w:hAnsi="IPAGothic"/>
+                <w:b/>
+                <w:bCs/>
+                <w:color w:val="FFFFFF"/>
+                <w:sz w:val="19"/>
+                <w:szCs w:val="19"/>
+              </w:rPr>
+              <w:t xml:space="preserve">1</w:t>
+            </w:r>
+          </w:p>
+        </w:tc>
+        <w:tc>
+          <w:tcPr>
+            <w:tcW w:type="dxa" w:w="1400"/>
+            <w:shd w:fill="1F3864" w:color="auto" w:val="clear"/>
+            <w:tcMar>
+              <w:top w:type="dxa" w:w="40"/>
+              <w:left w:type="dxa" w:w="90"/>
+              <w:bottom w:type="dxa" w:w="40"/>
+              <w:right w:type="dxa" w:w="90"/>
+            </w:tcMar>
+          </w:tcPr>
+          <w:p>
+            <w:pPr>
+              <w:jc w:val="center"/>
+            </w:pPr>
+            <w:r>
+              <w:rPr>
+                <w:rFonts w:ascii="IPAGothic" w:cs="IPAGothic" w:eastAsia="IPAGothic" w:hAnsi="IPAGothic"/>
+                <w:b/>
+                <w:bCs/>
+                <w:color w:val="FFFFFF"/>
+                <w:sz w:val="19"/>
+                <w:szCs w:val="19"/>
+              </w:rPr>
+              <w:t xml:space="preserve">3</w:t>
+            </w:r>
+          </w:p>
+        </w:tc>
+        <w:tc>
+          <w:tcPr>
+            <w:tcW w:type="dxa" w:w="1400"/>
+            <w:shd w:fill="1F3864" w:color="auto" w:val="clear"/>
+            <w:tcMar>
+              <w:top w:type="dxa" w:w="40"/>
+              <w:left w:type="dxa" w:w="90"/>
+              <w:bottom w:type="dxa" w:w="40"/>
+              <w:right w:type="dxa" w:w="90"/>
+            </w:tcMar>
+          </w:tcPr>
+          <w:p>
+            <w:pPr>
+              <w:jc w:val="center"/>
+            </w:pPr>
+            <w:r>
+              <w:rPr>
+                <w:rFonts w:ascii="IPAGothic" w:cs="IPAGothic" w:eastAsia="IPAGothic" w:hAnsi="IPAGothic"/>
+                <w:b/>
+                <w:bCs/>
+                <w:color w:val="FFFFFF"/>
+                <w:sz w:val="19"/>
+                <w:szCs w:val="19"/>
+              </w:rPr>
+              <w:t xml:space="preserve">5〜8</w:t>
+            </w:r>
+          </w:p>
+        </w:tc>
+      </w:tr>
+      <w:tr>
+        <w:trPr>
+          <w:tblHeader w:val="false"/>
+        </w:trPr>
+        <w:tc>
+          <w:tcPr>
+            <w:tcW w:type="dxa" w:w="2100"/>
+            <w:shd w:fill="F2F5FA" w:color="auto" w:val="clear"/>
+            <w:tcMar>
+              <w:top w:type="dxa" w:w="40"/>
+              <w:left w:type="dxa" w:w="90"/>
+              <w:bottom w:type="dxa" w:w="40"/>
+              <w:right w:type="dxa" w:w="90"/>
+            </w:tcMar>
+          </w:tcPr>
+          <w:p>
+            <w:pPr>
+              <w:jc w:val="left"/>
+            </w:pPr>
+            <w:r>
+              <w:rPr>
+                <w:rFonts w:ascii="IPAGothic" w:cs="IPAGothic" w:eastAsia="IPAGothic" w:hAnsi="IPAGothic"/>
+                <w:sz w:val="19"/>
+                <w:szCs w:val="19"/>
+              </w:rPr>
+              <w:t xml:space="preserve">拡散モード割合（全サンプル基準）</w:t>
+            </w:r>
+          </w:p>
+        </w:tc>
+        <w:tc>
+          <w:tcPr>
+            <w:tcW w:type="dxa" w:w="1400"/>
+            <w:shd w:fill="F2F5FA" w:color="auto" w:val="clear"/>
+            <w:tcMar>
+              <w:top w:type="dxa" w:w="40"/>
+              <w:left w:type="dxa" w:w="90"/>
+              <w:bottom w:type="dxa" w:w="40"/>
+              <w:right w:type="dxa" w:w="90"/>
+            </w:tcMar>
+          </w:tcPr>
+          <w:p>
+            <w:r>
+              <w:rPr>
+                <w:rFonts w:ascii="IPAGothic" w:cs="IPAGothic" w:eastAsia="IPAGothic" w:hAnsi="IPAGothic"/>
+                <w:sz w:val="19"/>
+                <w:szCs w:val="19"/>
+              </w:rPr>
+              <w:t xml:space="preserve">44%</w:t>
+            </w:r>
+          </w:p>
+        </w:tc>
+        <w:tc>
+          <w:tcPr>
+            <w:tcW w:type="dxa" w:w="1400"/>
+            <w:shd w:fill="F2F5FA" w:color="auto" w:val="clear"/>
+            <w:tcMar>
+              <w:top w:type="dxa" w:w="40"/>
+              <w:left w:type="dxa" w:w="90"/>
+              <w:bottom w:type="dxa" w:w="40"/>
+              <w:right w:type="dxa" w:w="90"/>
+            </w:tcMar>
+          </w:tcPr>
+          <w:p>
+            <w:r>
+              <w:rPr>
+                <w:rFonts w:ascii="IPAGothic" w:cs="IPAGothic" w:eastAsia="IPAGothic" w:hAnsi="IPAGothic"/>
+                <w:sz w:val="19"/>
+                <w:szCs w:val="19"/>
+              </w:rPr>
+              <w:t xml:space="preserve">46%</w:t>
+            </w:r>
+          </w:p>
+        </w:tc>
+        <w:tc>
+          <w:tcPr>
+            <w:tcW w:type="dxa" w:w="1400"/>
+            <w:shd w:fill="F2F5FA" w:color="auto" w:val="clear"/>
+            <w:tcMar>
+              <w:top w:type="dxa" w:w="40"/>
+              <w:left w:type="dxa" w:w="90"/>
+              <w:bottom w:type="dxa" w:w="40"/>
+              <w:right w:type="dxa" w:w="90"/>
+            </w:tcMar>
+          </w:tcPr>
+          <w:p>
+            <w:r>
+              <w:rPr>
+                <w:rFonts w:ascii="IPAGothic" w:cs="IPAGothic" w:eastAsia="IPAGothic" w:hAnsi="IPAGothic"/>
+                <w:sz w:val="19"/>
+                <w:szCs w:val="19"/>
+              </w:rPr>
+              <w:t xml:space="preserve">47%</w:t>
+            </w:r>
+          </w:p>
+        </w:tc>
+        <w:tc>
+          <w:tcPr>
+            <w:tcW w:type="dxa" w:w="1400"/>
+            <w:shd w:fill="F2F5FA" w:color="auto" w:val="clear"/>
+            <w:tcMar>
+              <w:top w:type="dxa" w:w="40"/>
+              <w:left w:type="dxa" w:w="90"/>
+              <w:bottom w:type="dxa" w:w="40"/>
+              <w:right w:type="dxa" w:w="90"/>
+            </w:tcMar>
+          </w:tcPr>
+          <w:p>
+            <w:r>
+              <w:rPr>
+                <w:rFonts w:ascii="IPAGothic" w:cs="IPAGothic" w:eastAsia="IPAGothic" w:hAnsi="IPAGothic"/>
+                <w:sz w:val="19"/>
+                <w:szCs w:val="19"/>
+              </w:rPr>
+              <w:t xml:space="preserve">46→42%</w:t>
+            </w:r>
+          </w:p>
+        </w:tc>
+      </w:tr>
+      <w:tr>
+        <w:trPr>
+          <w:tblHeader w:val="false"/>
+        </w:trPr>
+        <w:tc>
+          <w:tcPr>
+            <w:tcW w:type="dxa" w:w="2100"/>
+            <w:shd w:fill="FFFFFF" w:color="auto" w:val="clear"/>
+            <w:tcMar>
+              <w:top w:type="dxa" w:w="40"/>
+              <w:left w:type="dxa" w:w="90"/>
+              <w:bottom w:type="dxa" w:w="40"/>
+              <w:right w:type="dxa" w:w="90"/>
+            </w:tcMar>
+          </w:tcPr>
+          <w:p>
+            <w:pPr>
+              <w:jc w:val="left"/>
+            </w:pPr>
+            <w:r>
+              <w:rPr>
+                <w:rFonts w:ascii="IPAGothic" w:cs="IPAGothic" w:eastAsia="IPAGothic" w:hAnsi="IPAGothic"/>
+                <w:color w:val="B8860B"/>
+                <w:sz w:val="19"/>
+                <w:szCs w:val="19"/>
+              </w:rPr>
+              <w:t xml:space="preserve">拡散モード割合（有効基準）</w:t>
+            </w:r>
+          </w:p>
+        </w:tc>
+        <w:tc>
+          <w:tcPr>
+            <w:tcW w:type="dxa" w:w="1400"/>
+            <w:shd w:fill="FFFFFF" w:color="auto" w:val="clear"/>
+            <w:tcMar>
+              <w:top w:type="dxa" w:w="40"/>
+              <w:left w:type="dxa" w:w="90"/>
+              <w:bottom w:type="dxa" w:w="40"/>
+              <w:right w:type="dxa" w:w="90"/>
+            </w:tcMar>
+          </w:tcPr>
+          <w:p>
+            <w:r>
+              <w:rPr>
+                <w:rFonts w:ascii="IPAGothic" w:cs="IPAGothic" w:eastAsia="IPAGothic" w:hAnsi="IPAGothic"/>
+                <w:sz w:val="19"/>
+                <w:szCs w:val="19"/>
+              </w:rPr>
+              <w:t xml:space="preserve">53%</w:t>
+            </w:r>
+          </w:p>
+        </w:tc>
+        <w:tc>
+          <w:tcPr>
+            <w:tcW w:type="dxa" w:w="1400"/>
+            <w:shd w:fill="FFFFFF" w:color="auto" w:val="clear"/>
+            <w:tcMar>
+              <w:top w:type="dxa" w:w="40"/>
+              <w:left w:type="dxa" w:w="90"/>
+              <w:bottom w:type="dxa" w:w="40"/>
+              <w:right w:type="dxa" w:w="90"/>
+            </w:tcMar>
+          </w:tcPr>
+          <w:p>
+            <w:r>
+              <w:rPr>
+                <w:rFonts w:ascii="IPAGothic" w:cs="IPAGothic" w:eastAsia="IPAGothic" w:hAnsi="IPAGothic"/>
+                <w:sz w:val="19"/>
+                <w:szCs w:val="19"/>
+              </w:rPr>
+              <w:t xml:space="preserve">55%</w:t>
+            </w:r>
+          </w:p>
+        </w:tc>
+        <w:tc>
+          <w:tcPr>
+            <w:tcW w:type="dxa" w:w="1400"/>
+            <w:shd w:fill="FFFFFF" w:color="auto" w:val="clear"/>
+            <w:tcMar>
+              <w:top w:type="dxa" w:w="40"/>
+              <w:left w:type="dxa" w:w="90"/>
+              <w:bottom w:type="dxa" w:w="40"/>
+              <w:right w:type="dxa" w:w="90"/>
+            </w:tcMar>
+          </w:tcPr>
+          <w:p>
+            <w:r>
+              <w:rPr>
+                <w:rFonts w:ascii="IPAGothic" w:cs="IPAGothic" w:eastAsia="IPAGothic" w:hAnsi="IPAGothic"/>
+                <w:sz w:val="19"/>
+                <w:szCs w:val="19"/>
+              </w:rPr>
+              <w:t xml:space="preserve">60%</w:t>
+            </w:r>
+          </w:p>
+        </w:tc>
+        <w:tc>
+          <w:tcPr>
+            <w:tcW w:type="dxa" w:w="1400"/>
+            <w:shd w:fill="FFFFFF" w:color="auto" w:val="clear"/>
+            <w:tcMar>
+              <w:top w:type="dxa" w:w="40"/>
+              <w:left w:type="dxa" w:w="90"/>
+              <w:bottom w:type="dxa" w:w="40"/>
+              <w:right w:type="dxa" w:w="90"/>
+            </w:tcMar>
+          </w:tcPr>
+          <w:p>
+            <w:r>
+              <w:rPr>
+                <w:rFonts w:ascii="IPAGothic" w:cs="IPAGothic" w:eastAsia="IPAGothic" w:hAnsi="IPAGothic"/>
+                <w:sz w:val="19"/>
+                <w:szCs w:val="19"/>
+              </w:rPr>
+              <w:t xml:space="preserve">64→68%</w:t>
+            </w:r>
+          </w:p>
+        </w:tc>
+      </w:tr>
+      <w:tr>
+        <w:trPr>
+          <w:tblHeader w:val="false"/>
+        </w:trPr>
+        <w:tc>
+          <w:tcPr>
+            <w:tcW w:type="dxa" w:w="2100"/>
+            <w:shd w:fill="F2F5FA" w:color="auto" w:val="clear"/>
+            <w:tcMar>
+              <w:top w:type="dxa" w:w="40"/>
+              <w:left w:type="dxa" w:w="90"/>
+              <w:bottom w:type="dxa" w:w="40"/>
+              <w:right w:type="dxa" w:w="90"/>
+            </w:tcMar>
+          </w:tcPr>
+          <w:p>
+            <w:pPr>
+              <w:jc w:val="left"/>
+            </w:pPr>
+            <w:r>
+              <w:rPr>
+                <w:rFonts w:ascii="IPAGothic" w:cs="IPAGothic" w:eastAsia="IPAGothic" w:hAnsi="IPAGothic"/>
+                <w:sz w:val="19"/>
+                <w:szCs w:val="19"/>
+              </w:rPr>
+              <w:t xml:space="preserve">設計成立率（全サンプル基準）</w:t>
+            </w:r>
+          </w:p>
+        </w:tc>
+        <w:tc>
+          <w:tcPr>
+            <w:tcW w:type="dxa" w:w="1400"/>
+            <w:shd w:fill="F2F5FA" w:color="auto" w:val="clear"/>
+            <w:tcMar>
+              <w:top w:type="dxa" w:w="40"/>
+              <w:left w:type="dxa" w:w="90"/>
+              <w:bottom w:type="dxa" w:w="40"/>
+              <w:right w:type="dxa" w:w="90"/>
+            </w:tcMar>
+          </w:tcPr>
+          <w:p>
+            <w:r>
+              <w:rPr>
+                <w:rFonts w:ascii="IPAGothic" w:cs="IPAGothic" w:eastAsia="IPAGothic" w:hAnsi="IPAGothic"/>
+                <w:sz w:val="19"/>
+                <w:szCs w:val="19"/>
+              </w:rPr>
+              <w:t xml:space="preserve">39%</w:t>
+            </w:r>
+          </w:p>
+        </w:tc>
+        <w:tc>
+          <w:tcPr>
+            <w:tcW w:type="dxa" w:w="1400"/>
+            <w:shd w:fill="F2F5FA" w:color="auto" w:val="clear"/>
+            <w:tcMar>
+              <w:top w:type="dxa" w:w="40"/>
+              <w:left w:type="dxa" w:w="90"/>
+              <w:bottom w:type="dxa" w:w="40"/>
+              <w:right w:type="dxa" w:w="90"/>
+            </w:tcMar>
+          </w:tcPr>
+          <w:p>
+            <w:r>
+              <w:rPr>
+                <w:rFonts w:ascii="IPAGothic" w:cs="IPAGothic" w:eastAsia="IPAGothic" w:hAnsi="IPAGothic"/>
+                <w:sz w:val="19"/>
+                <w:szCs w:val="19"/>
+              </w:rPr>
+              <w:t xml:space="preserve">36%</w:t>
+            </w:r>
+          </w:p>
+        </w:tc>
+        <w:tc>
+          <w:tcPr>
+            <w:tcW w:type="dxa" w:w="1400"/>
+            <w:shd w:fill="F2F5FA" w:color="auto" w:val="clear"/>
+            <w:tcMar>
+              <w:top w:type="dxa" w:w="40"/>
+              <w:left w:type="dxa" w:w="90"/>
+              <w:bottom w:type="dxa" w:w="40"/>
+              <w:right w:type="dxa" w:w="90"/>
+            </w:tcMar>
+          </w:tcPr>
+          <w:p>
+            <w:r>
+              <w:rPr>
+                <w:rFonts w:ascii="IPAGothic" w:cs="IPAGothic" w:eastAsia="IPAGothic" w:hAnsi="IPAGothic"/>
+                <w:sz w:val="19"/>
+                <w:szCs w:val="19"/>
+              </w:rPr>
+              <w:t xml:space="preserve">29%</w:t>
+            </w:r>
+          </w:p>
+        </w:tc>
+        <w:tc>
+          <w:tcPr>
+            <w:tcW w:type="dxa" w:w="1400"/>
+            <w:shd w:fill="F2F5FA" w:color="auto" w:val="clear"/>
+            <w:tcMar>
+              <w:top w:type="dxa" w:w="40"/>
+              <w:left w:type="dxa" w:w="90"/>
+              <w:bottom w:type="dxa" w:w="40"/>
+              <w:right w:type="dxa" w:w="90"/>
+            </w:tcMar>
+          </w:tcPr>
+          <w:p>
+            <w:r>
+              <w:rPr>
+                <w:rFonts w:ascii="IPAGothic" w:cs="IPAGothic" w:eastAsia="IPAGothic" w:hAnsi="IPAGothic"/>
+                <w:sz w:val="19"/>
+                <w:szCs w:val="19"/>
+              </w:rPr>
+              <w:t xml:space="preserve">24→16%</w:t>
+            </w:r>
+          </w:p>
+        </w:tc>
+      </w:tr>
+      <w:tr>
+        <w:trPr>
+          <w:tblHeader w:val="false"/>
+        </w:trPr>
+        <w:tc>
+          <w:tcPr>
+            <w:tcW w:type="dxa" w:w="2100"/>
+            <w:shd w:fill="FFFFFF" w:color="auto" w:val="clear"/>
+            <w:tcMar>
+              <w:top w:type="dxa" w:w="40"/>
+              <w:left w:type="dxa" w:w="90"/>
+              <w:bottom w:type="dxa" w:w="40"/>
+              <w:right w:type="dxa" w:w="90"/>
+            </w:tcMar>
+          </w:tcPr>
+          <w:p>
+            <w:pPr>
+              <w:jc w:val="left"/>
+            </w:pPr>
+            <w:r>
+              <w:rPr>
+                <w:rFonts w:ascii="IPAGothic" w:cs="IPAGothic" w:eastAsia="IPAGothic" w:hAnsi="IPAGothic"/>
+                <w:sz w:val="19"/>
+                <w:szCs w:val="19"/>
+              </w:rPr>
+              <w:t xml:space="preserve">有効率=300W維持可（全基準）</w:t>
+            </w:r>
+          </w:p>
+        </w:tc>
+        <w:tc>
+          <w:tcPr>
+            <w:tcW w:type="dxa" w:w="1400"/>
+            <w:shd w:fill="FFFFFF" w:color="auto" w:val="clear"/>
+            <w:tcMar>
+              <w:top w:type="dxa" w:w="40"/>
+              <w:left w:type="dxa" w:w="90"/>
+              <w:bottom w:type="dxa" w:w="40"/>
+              <w:right w:type="dxa" w:w="90"/>
+            </w:tcMar>
+          </w:tcPr>
+          <w:p>
+            <w:r>
+              <w:rPr>
+                <w:rFonts w:ascii="IPAGothic" w:cs="IPAGothic" w:eastAsia="IPAGothic" w:hAnsi="IPAGothic"/>
+                <w:sz w:val="19"/>
+                <w:szCs w:val="19"/>
+              </w:rPr>
+              <w:t xml:space="preserve">84%</w:t>
+            </w:r>
+          </w:p>
+        </w:tc>
+        <w:tc>
+          <w:tcPr>
+            <w:tcW w:type="dxa" w:w="1400"/>
+            <w:shd w:fill="FFFFFF" w:color="auto" w:val="clear"/>
+            <w:tcMar>
+              <w:top w:type="dxa" w:w="40"/>
+              <w:left w:type="dxa" w:w="90"/>
+              <w:bottom w:type="dxa" w:w="40"/>
+              <w:right w:type="dxa" w:w="90"/>
+            </w:tcMar>
+          </w:tcPr>
+          <w:p>
+            <w:r>
+              <w:rPr>
+                <w:rFonts w:ascii="IPAGothic" w:cs="IPAGothic" w:eastAsia="IPAGothic" w:hAnsi="IPAGothic"/>
+                <w:sz w:val="19"/>
+                <w:szCs w:val="19"/>
+              </w:rPr>
+              <w:t xml:space="preserve">84%</w:t>
+            </w:r>
+          </w:p>
+        </w:tc>
+        <w:tc>
+          <w:tcPr>
+            <w:tcW w:type="dxa" w:w="1400"/>
+            <w:shd w:fill="FFFFFF" w:color="auto" w:val="clear"/>
+            <w:tcMar>
+              <w:top w:type="dxa" w:w="40"/>
+              <w:left w:type="dxa" w:w="90"/>
+              <w:bottom w:type="dxa" w:w="40"/>
+              <w:right w:type="dxa" w:w="90"/>
+            </w:tcMar>
+          </w:tcPr>
+          <w:p>
+            <w:r>
+              <w:rPr>
+                <w:rFonts w:ascii="IPAGothic" w:cs="IPAGothic" w:eastAsia="IPAGothic" w:hAnsi="IPAGothic"/>
+                <w:sz w:val="19"/>
+                <w:szCs w:val="19"/>
+              </w:rPr>
+              <w:t xml:space="preserve">79%</w:t>
+            </w:r>
+          </w:p>
+        </w:tc>
+        <w:tc>
+          <w:tcPr>
+            <w:tcW w:type="dxa" w:w="1400"/>
+            <w:shd w:fill="FFFFFF" w:color="auto" w:val="clear"/>
+            <w:tcMar>
+              <w:top w:type="dxa" w:w="40"/>
+              <w:left w:type="dxa" w:w="90"/>
+              <w:bottom w:type="dxa" w:w="40"/>
+              <w:right w:type="dxa" w:w="90"/>
+            </w:tcMar>
+          </w:tcPr>
+          <w:p>
+            <w:r>
+              <w:rPr>
+                <w:rFonts w:ascii="IPAGothic" w:cs="IPAGothic" w:eastAsia="IPAGothic" w:hAnsi="IPAGothic"/>
+                <w:sz w:val="19"/>
+                <w:szCs w:val="19"/>
+              </w:rPr>
+              <w:t xml:space="preserve">72→61%</w:t>
+            </w:r>
+          </w:p>
+        </w:tc>
+      </w:tr>
+    </w:tbl>
+    <w:p>
+      <w:pPr>
+        <w:spacing w:after="90" w:line="276"/>
+      </w:pPr>
+      <w:r>
+        <w:rPr>
+          <w:rFonts w:ascii="IPAGothic" w:cs="IPAGothic" w:eastAsia="IPAGothic" w:hAnsi="IPAGothic"/>
+          <w:b/>
+          <w:bCs/>
+          <w:color w:val="B4472C"/>
+          <w:sz w:val="19"/>
+          <w:szCs w:val="19"/>
+        </w:rPr>
+        <w:t xml:space="preserve">分母に注意: </w:t>
+      </w:r>
+      <w:r>
+        <w:rPr>
+          <w:rFonts w:ascii="IPAGothic" w:cs="IPAGothic" w:eastAsia="IPAGothic" w:hAnsi="IPAGothic"/>
+          <w:color w:val="595959"/>
+          <w:sz w:val="19"/>
+          <w:szCs w:val="19"/>
+        </w:rPr>
+        <w:t xml:space="preserve">拡散モード割合は分母（全 vs 有効）で 42% と 68% に乖離する（8年）。有効基準は脱落した高塗布量個体を除くため過大。§4.5(5) 参照。</w:t>
+      </w:r>
+    </w:p>
+    <w:p>
+      <w:pPr>
+        <w:spacing w:after="90" w:line="276"/>
+      </w:pPr>
+      <w:r>
+        <w:rPr>
+          <w:rFonts w:ascii="IPAGothic" w:cs="IPAGothic" w:eastAsia="IPAGothic" w:hAnsi="IPAGothic"/>
+          <w:b/>
+          <w:bCs/>
+          <w:sz w:val="19"/>
+          <w:szCs w:val="19"/>
+        </w:rPr>
+        <w:t xml:space="preserve">設計上の示唆: </w:t>
+      </w:r>
+      <w:r>
+        <w:rPr>
+          <w:rFonts w:ascii="IPAGothic" w:cs="IPAGothic" w:eastAsia="IPAGothic" w:hAnsi="IPAGothic"/>
+          <w:color w:val="595959"/>
+          <w:sz w:val="19"/>
+          <w:szCs w:val="19"/>
+        </w:rPr>
+        <w:t xml:space="preserve">初期に抵抗劣化モードで成立していても、保存で限界Li塩濃度が上昇し拡散劣化モードへ落ちる。したがって「劣化後も限界Li塩濃度を下回る」初期Li塩濃度設計が必要条件であり、そのうえで抵抗上昇を抑えることが高出力寿命の延伸に直結する（レポートの改善方向性と整合）。</w:t>
       </w:r>
     </w:p>
     <w:p>
@@ -3396,7 +3771,7 @@
         <w:rPr>
           <w:rFonts w:ascii="IPAGothic" w:cs="IPAGothic" w:eastAsia="IPAGothic" w:hAnsi="IPAGothic"/>
         </w:rPr>
-        <w:t xml:space="preserve">5.4 領域条件付き感度（並行座標ブラッシング相当）</w:t>
+        <w:t xml:space="preserve">5.3 交互作用の可視化（第3の柱の本体）</w:t>
       </w:r>
     </w:p>
     <w:p>
@@ -3409,7 +3784,7 @@
           <w:sz w:val="21"/>
           <w:szCs w:val="21"/>
         </w:rPr>
-        <w:t xml:space="preserve">全体感度では「効き方が単調か、特定領域だけで変化するか」は答えられない。並行座標で領域を絞って感度を取り直すと初めて見える。拡散劣化モードが出やすい領域（塗布量10〜13・曲路率1.7〜2.0）に絞ると、限界Li塩濃度の支配因子は曲路率から活物質密度へ入れ替わる。部分集合が小さすぎると指標が不安定になるため、最小サンプル数のガード（N&lt;200で警告）を設けている。</w:t>
+        <w:t xml:space="preserve">並行座標は交互作用の表現が構造的に苦手（軸の並び順に依存し、3次以上は事実上見えない）。そこを埋めるのが交互作用ネットワーク図である。ノード径＝ST（総合効果）、エッジ太さ＝2次のSobol指標 S2（2変数の組合せ効果）を表す。</w:t>
       </w:r>
     </w:p>
     <w:p>
@@ -3420,7 +3795,7 @@
       <w:r>
         <w:drawing>
           <wp:inline distT="0" distB="0" distL="0" distR="0">
-            <wp:extent cx="5715000" cy="2362200"/>
+            <wp:extent cx="5715000" cy="2981325"/>
             <wp:effectExtent t="0" r="0" b="0" l="0"/>
             <wp:docPr id="1" name="" descr="" title=""/>
             <wp:cNvGraphicFramePr>
@@ -3445,7 +3820,7 @@
                   <pic:spPr bwMode="auto">
                     <a:xfrm>
                       <a:off x="0" y="0"/>
-                      <a:ext cx="5715000" cy="2362200"/>
+                      <a:ext cx="5715000" cy="2981325"/>
                     </a:xfrm>
                     <a:prstGeom prst="rect">
                       <a:avLst/>
@@ -3472,19 +3847,19 @@
           <w:sz w:val="18"/>
           <w:szCs w:val="18"/>
         </w:rPr>
-        <w:t xml:space="preserve">図5. 領域条件付き感度（限界Li塩濃度, design）。全域 vs ブラッシング領域で寄与度の順位が変わる。</w:t>
-      </w:r>
-    </w:p>
-    <w:p>
-      <w:pPr>
-        <w:pStyle w:val="Heading1"/>
+        <w:t xml:space="preserve">図4. 交互作用ネットワーク（design, N=4096, 誤差棒つき土台）。ノード径＝ST、線＝2次Sobol指標 S2。S2の95%CIが0を跨ぐ非有意なエッジは破線・淡色に落とし、ノイズを太線として誤読させない。</w:t>
+      </w:r>
+    </w:p>
+    <w:p>
+      <w:pPr>
+        <w:pStyle w:val="Heading2"/>
         <w:spacing w:after="110" w:before="220"/>
       </w:pPr>
       <w:r>
         <w:rPr>
           <w:rFonts w:ascii="IPAGothic" w:cs="IPAGothic" w:eastAsia="IPAGothic" w:hAnsi="IPAGothic"/>
         </w:rPr>
-        <w:t xml:space="preserve">6. 設計探索アーキテクチャ（①②③の統合）</w:t>
+        <w:t xml:space="preserve">5.4 領域条件付き感度（本検討の真の発見）</w:t>
       </w:r>
     </w:p>
     <w:p>
@@ -3497,7 +3872,7 @@
           <w:sz w:val="21"/>
           <w:szCs w:val="21"/>
         </w:rPr>
-        <w:t xml:space="preserve">感度スクリーニング（①）で効く変数を自動抽出して並行座標へ反映し、交互作用ネットワーク（②）で並行座標が苦手な多変数関係を補完し、感度上位2軸で制約つきコンター（③）を描いて局所地形のOK/NGを把握する。成立域が狭い／支配モードが変わる場合は範囲を絞って感度を再計算する（領域条件付き・時点別）フィードバックループを持つ。</w:t>
+        <w:t xml:space="preserve">全体感度では「効き方が単調か、特定領域だけで変化するか」は答えられない。並行座標で領域を絞って感度を取り直すと初めて見える。拡散劣化モードが出やすい領域（塗布量10〜13・曲路率1.7〜2.0）に絞ると、限界Li塩濃度の支配因子は曲路率から活物質密度へ入れ替わる。部分集合が小さすぎると指標が不安定になるため、最小サンプル数のガード（N&lt;200で警告）を設けている。</w:t>
       </w:r>
     </w:p>
     <w:p>
@@ -3508,7 +3883,7 @@
       <w:r>
         <w:drawing>
           <wp:inline distT="0" distB="0" distL="0" distR="0">
-            <wp:extent cx="6096000" cy="3048000"/>
+            <wp:extent cx="5715000" cy="2352675"/>
             <wp:effectExtent t="0" r="0" b="0" l="0"/>
             <wp:docPr id="1" name="" descr="" title=""/>
             <wp:cNvGraphicFramePr>
@@ -3533,7 +3908,7 @@
                   <pic:spPr bwMode="auto">
                     <a:xfrm>
                       <a:off x="0" y="0"/>
-                      <a:ext cx="6096000" cy="3048000"/>
+                      <a:ext cx="5715000" cy="2352675"/>
                     </a:xfrm>
                     <a:prstGeom prst="rect">
                       <a:avLst/>
@@ -3560,19 +3935,19 @@
           <w:sz w:val="18"/>
           <w:szCs w:val="18"/>
         </w:rPr>
-        <w:t xml:space="preserve">図6. 設計探索アーキテクチャ全体像。感度スクリーニング→並行座標＋交互作用ネットワーク→制約つきコンター。</w:t>
-      </w:r>
-    </w:p>
-    <w:p>
-      <w:pPr>
-        <w:pStyle w:val="Heading2"/>
+        <w:t xml:space="preserve">図5. 領域条件付き感度（限界Li塩濃度, design, 5年）。全域では材料因子=曲路率が支配的に見えるが、拡散モード頻発域（塗布量10〜13・曲路率1.7〜2.0）に絞ると制御可能な設計因子=活物質密度が主役に変わる（打ち手がある）。</w:t>
+      </w:r>
+    </w:p>
+    <w:p>
+      <w:pPr>
+        <w:pStyle w:val="Heading1"/>
         <w:spacing w:after="110" w:before="220"/>
       </w:pPr>
       <w:r>
         <w:rPr>
           <w:rFonts w:ascii="IPAGothic" w:cs="IPAGothic" w:eastAsia="IPAGothic" w:hAnsi="IPAGothic"/>
         </w:rPr>
-        <w:t xml:space="preserve">6.1 感度スクリーニング → 擬似並行座標（自動反映）</w:t>
+        <w:t xml:space="preserve">6. 設計探索アーキテクチャ（①②③の統合）</w:t>
       </w:r>
     </w:p>
     <w:p>
@@ -3585,7 +3960,7 @@
           <w:sz w:val="21"/>
           <w:szCs w:val="21"/>
         </w:rPr>
-        <w:t xml:space="preserve">Sobol の ST 上位を能動軸として自動選択し、並行座標の軸順・強調に反映する（★能動軸を左に集約・強調、非能動軸は淡色）。個体は放電後電圧でカラーリングし、制約成立個体を強調する。これにより「どの軸に注目すべきか」を感度解析が決め、並行座標に橋渡しする。</w:t>
+        <w:t xml:space="preserve">感度スクリーニング（①）で効く変数を自動抽出して並行座標へ反映し、交互作用ネットワーク（②）で並行座標が苦手な多変数関係を補完し、感度上位2軸で制約つきコンター（③）を描いて局所地形のOK/NGを把握する。成立域が狭い／支配モードが変わる場合は範囲を絞って感度を再計算する（領域条件付き・時点別）フィードバックループを持つ。</w:t>
       </w:r>
     </w:p>
     <w:p>
@@ -3596,7 +3971,7 @@
       <w:r>
         <w:drawing>
           <wp:inline distT="0" distB="0" distL="0" distR="0">
-            <wp:extent cx="6000750" cy="2752725"/>
+            <wp:extent cx="6096000" cy="3048000"/>
             <wp:effectExtent t="0" r="0" b="0" l="0"/>
             <wp:docPr id="1" name="" descr="" title=""/>
             <wp:cNvGraphicFramePr>
@@ -3621,7 +3996,7 @@
                   <pic:spPr bwMode="auto">
                     <a:xfrm>
                       <a:off x="0" y="0"/>
-                      <a:ext cx="6000750" cy="2752725"/>
+                      <a:ext cx="6096000" cy="3048000"/>
                     </a:xfrm>
                     <a:prstGeom prst="rect">
                       <a:avLst/>
@@ -3648,7 +4023,7 @@
           <w:sz w:val="18"/>
           <w:szCs w:val="18"/>
         </w:rPr>
-        <w:t xml:space="preserve">図7. 擬似並行座標プロット（Python実装）。感度スクリーニングを軸選択へ自動反映。★＝能動軸（ST上位）。</w:t>
+        <w:t xml:space="preserve">図6. 設計探索アーキテクチャ全体像。感度スクリーニング→並行座標＋交互作用ネットワーク→制約つきコンター。</w:t>
       </w:r>
     </w:p>
     <w:p>
@@ -3660,7 +4035,7 @@
         <w:rPr>
           <w:rFonts w:ascii="IPAGothic" w:cs="IPAGothic" w:eastAsia="IPAGothic" w:hAnsi="IPAGothic"/>
         </w:rPr>
-        <w:t xml:space="preserve">6.2 制約つき2軸コンター（局所地形 OK/NG）</w:t>
+        <w:t xml:space="preserve">6.1 感度スクリーニング → 擬似並行座標（自動反映）</w:t>
       </w:r>
     </w:p>
     <w:p>
@@ -3673,7 +4048,7 @@
           <w:sz w:val="21"/>
           <w:szCs w:val="21"/>
         </w:rPr>
-        <w:t xml:space="preserve">感度上位2軸である セル抵抗×正極塗布量 で局所地形を描く。塗布量上限は限界Li塩濃度1.4Mのラインで、塗布量下限は放電後電圧2.5Vのラインで決まり、セル抵抗が高いほど成立する塗布量帯が狭い。これは報告書 NCR2170JB Step2 の設計探索（塗布量82±3 g/m²・セル抵抗≤5.3mΩで成立）と同形式・同傾向である。</w:t>
+        <w:t xml:space="preserve">Sobol の ST 上位を能動軸として自動選択し、並行座標の軸順・強調に反映する（★能動軸を左に集約・強調、非能動軸は淡色）。個体は放電後電圧でカラーリングし、制約成立個体を強調する。これにより「どの軸に注目すべきか」を感度解析が決め、並行座標に橋渡しする。</w:t>
       </w:r>
     </w:p>
     <w:p>
@@ -3684,7 +4059,7 @@
       <w:r>
         <w:drawing>
           <wp:inline distT="0" distB="0" distL="0" distR="0">
-            <wp:extent cx="4476750" cy="3400425"/>
+            <wp:extent cx="6000750" cy="2752725"/>
             <wp:effectExtent t="0" r="0" b="0" l="0"/>
             <wp:docPr id="1" name="" descr="" title=""/>
             <wp:cNvGraphicFramePr>
@@ -3709,6 +4084,94 @@
                   <pic:spPr bwMode="auto">
                     <a:xfrm>
                       <a:off x="0" y="0"/>
+                      <a:ext cx="6000750" cy="2752725"/>
+                    </a:xfrm>
+                    <a:prstGeom prst="rect">
+                      <a:avLst/>
+                    </a:prstGeom>
+                  </pic:spPr>
+                </pic:pic>
+              </a:graphicData>
+            </a:graphic>
+          </wp:inline>
+        </w:drawing>
+      </w:r>
+    </w:p>
+    <w:p>
+      <w:pPr>
+        <w:spacing w:after="160"/>
+        <w:jc w:val="center"/>
+      </w:pPr>
+      <w:r>
+        <w:rPr>
+          <w:rFonts w:ascii="IPAGothic" w:cs="IPAGothic" w:eastAsia="IPAGothic" w:hAnsi="IPAGothic"/>
+          <w:i/>
+          <w:iCs/>
+          <w:color w:val="595959"/>
+          <w:sz w:val="18"/>
+          <w:szCs w:val="18"/>
+        </w:rPr>
+        <w:t xml:space="preserve">図7. 擬似並行座標プロット（Python実装）。感度スクリーニングを軸選択へ自動反映。★＝能動軸（ST上位）。</w:t>
+      </w:r>
+    </w:p>
+    <w:p>
+      <w:pPr>
+        <w:pStyle w:val="Heading2"/>
+        <w:spacing w:after="110" w:before="220"/>
+      </w:pPr>
+      <w:r>
+        <w:rPr>
+          <w:rFonts w:ascii="IPAGothic" w:cs="IPAGothic" w:eastAsia="IPAGothic" w:hAnsi="IPAGothic"/>
+        </w:rPr>
+        <w:t xml:space="preserve">6.2 制約つき2軸コンター（局所地形 OK/NG）</w:t>
+      </w:r>
+    </w:p>
+    <w:p>
+      <w:pPr>
+        <w:spacing w:after="90" w:line="276"/>
+      </w:pPr>
+      <w:r>
+        <w:rPr>
+          <w:rFonts w:ascii="IPAGothic" w:cs="IPAGothic" w:eastAsia="IPAGothic" w:hAnsi="IPAGothic"/>
+          <w:sz w:val="21"/>
+          <w:szCs w:val="21"/>
+        </w:rPr>
+        <w:t xml:space="preserve">感度上位2軸である セル抵抗×正極塗布量 で局所地形を描く。塗布量上限は限界Li塩濃度1.4Mのラインで、塗布量下限は放電後電圧2.5Vのラインで決まり、セル抵抗が高いほど成立する塗布量帯が狭い。これは報告書 NCR2170JB Step2 の設計探索（塗布量82±3 g/m²・セル抵抗≤5.3mΩで成立）と同形式・同傾向である。</w:t>
+      </w:r>
+    </w:p>
+    <w:p>
+      <w:pPr>
+        <w:spacing w:after="40" w:before="100"/>
+        <w:jc w:val="center"/>
+      </w:pPr>
+      <w:r>
+        <w:drawing>
+          <wp:inline distT="0" distB="0" distL="0" distR="0">
+            <wp:extent cx="4476750" cy="3400425"/>
+            <wp:effectExtent t="0" r="0" b="0" l="0"/>
+            <wp:docPr id="1" name="" descr="" title=""/>
+            <wp:cNvGraphicFramePr>
+              <a:graphicFrameLocks xmlns:a="http://schemas.openxmlformats.org/drawingml/2006/main" noChangeAspect="1"/>
+            </wp:cNvGraphicFramePr>
+            <a:graphic xmlns:a="http://schemas.openxmlformats.org/drawingml/2006/main">
+              <a:graphicData uri="http://schemas.openxmlformats.org/drawingml/2006/picture">
+                <pic:pic xmlns:pic="http://schemas.openxmlformats.org/drawingml/2006/picture">
+                  <pic:nvPicPr>
+                    <pic:cNvPr id="0" name="" descr=""/>
+                    <pic:cNvPicPr>
+                      <a:picLocks noChangeAspect="1" noChangeArrowheads="1"/>
+                    </pic:cNvPicPr>
+                  </pic:nvPicPr>
+                  <pic:blipFill>
+                    <a:blip r:embed="rId16" cstate="none"/>
+                    <a:srcRect/>
+                    <a:stretch>
+                      <a:fillRect/>
+                    </a:stretch>
+                  </pic:blipFill>
+                  <pic:spPr bwMode="auto">
+                    <a:xfrm>
+                      <a:off x="0" y="0"/>
                       <a:ext cx="4476750" cy="3400425"/>
                     </a:xfrm>
                     <a:prstGeom prst="rect">
@@ -3971,7 +4434,7 @@
           <w:sz w:val="21"/>
           <w:szCs w:val="21"/>
         </w:rPr>
-        <w:t xml:space="preserve">degradation.py … 実式ラッパ（b'=2.0, Arrhenius, 2応答, 2モード）</w:t>
+        <w:t xml:space="preserve">degradation.py … 実式ラッパ（b'=2.0, Arrhenius, 3応答=電圧/Li塩/維持可否, 2モード）</w:t>
       </w:r>
     </w:p>
     <w:p>
@@ -4031,7 +4494,7 @@
           <w:sz w:val="19"/>
           <w:szCs w:val="19"/>
         </w:rPr>
-        <w:t xml:space="preserve">python -m mf_demo.explorer.run_sensitivity 256  （感度6図）／  python -m mf_demo.explorer.run_explorer 600  （①②③ 5図）</w:t>
+        <w:t xml:space="preserve">python -m mf_demo.explorer.run_sensitivity 4096 2048  （感度5図, 約6分）／  python -m mf_demo.explorer.run_explorer 600  （①②③ 5図）</w:t>
       </w:r>
     </w:p>
     <w:p>

--- a/mf_demo/output/報告書_保存劣化_感度解析.docx
+++ b/mf_demo/output/報告書_保存劣化_感度解析.docx
@@ -48,7 +48,7 @@
           <w:sz w:val="24"/>
           <w:szCs w:val="24"/>
         </w:rPr>
-        <w:t xml:space="preserve">― 理論式ベース Sobol 感度解析（改訂第2版: 数値信頼性強化）―</w:t>
+        <w:t xml:space="preserve">― 理論式ベース Sobol 感度解析（改訂第3版: 領域条件付き感度の頑健性検証）―</w:t>
       </w:r>
     </w:p>
     <w:p>
@@ -93,7 +93,7 @@
           <w:sz w:val="19"/>
           <w:szCs w:val="19"/>
         </w:rPr>
-        <w:t xml:space="preserve">作成日: 2026-07-19</w:t>
+        <w:t xml:space="preserve">作成日: 2026-07-21 ／ 改訂第3版</w:t>
       </w:r>
     </w:p>
     <w:p>
@@ -171,11 +171,11 @@
           <w:rFonts w:ascii="IPAGothic" w:cs="IPAGothic" w:eastAsia="IPAGothic" w:hAnsi="IPAGothic"/>
           <w:b/>
           <w:bCs/>
-          <w:color w:val="1F3864"/>
+          <w:color w:val="B4472C"/>
           <w:sz w:val="21"/>
           <w:szCs w:val="21"/>
         </w:rPr>
-        <w:t xml:space="preserve">主要な結果: </w:t>
+        <w:t xml:space="preserve">本検討の核心（感度解析でしか出ない結論）: </w:t>
       </w:r>
       <w:r>
         <w:rPr>
@@ -183,7 +183,7 @@
           <w:sz w:val="21"/>
           <w:szCs w:val="21"/>
         </w:rPr>
-        <w:t xml:space="preserve">①応答（放電後電圧／限界Li塩濃度）ごとに支配因子が明確に分離する。②保存が進むと支配モードが抵抗劣化モードから電解液Li+濃度拡散劣化モードへ遷移する（本検討の核心）。③感度スクリーニングを並行座標へ自動反映し、制約つき2軸コンター（セル抵抗×塗布量）と組み合わせる設計探索アーキテクチャを構築した。</w:t>
+        <w:t xml:space="preserve">限界Li塩濃度の支配因子は、拡散劣化モードが頻発する領域（塗布量10〜13・曲路率1.7〜2.0）では、全域で首位の材料物性=曲路率から、制御可能な設計因子=活物質密度へ入れ替わる（§5.4）。この入れ替わりは代入方針（median／penalty）と代入非依存の順位相関（Spearman |ρ|）の3手法すべてで再現し、代入方針に頑健であることを確認した（§5.4／図6）。全域感度では見えず、領域を絞って初めて現れる非自明な結果であり、「材料で決まる（打ち手がない）」という誤解を退けて設計上の打ち手を示す。</w:t>
       </w:r>
     </w:p>
     <w:p>
@@ -199,7 +199,7 @@
           <w:sz w:val="21"/>
           <w:szCs w:val="21"/>
         </w:rPr>
-        <w:t xml:space="preserve">添付テクニカルレポートとの整合: </w:t>
+        <w:t xml:space="preserve">その他の結果: </w:t>
       </w:r>
       <w:r>
         <w:rPr>
@@ -207,7 +207,49 @@
           <w:sz w:val="21"/>
           <w:szCs w:val="21"/>
         </w:rPr>
-        <w:t xml:space="preserve">理論式の構造（線形抵抗劣化・√t容量劣化・Arrhenius 10℃2倍則・限界Li塩濃度）、限界Li塩濃度の感度順位（塗布量／曲路率が主）、および NCR2170JB Step2 の設計成立範囲（放電後電圧≥2.5V かつ 限界Li塩濃度≤1.4M）を再現した。</w:t>
+        <w:t xml:space="preserve">①応答（放電後電圧／限界Li塩濃度／300W維持可否）ごとに支配因子が明確に分離する（§5.1）。②保存が進むと支配モードが抵抗劣化から拡散劣化へ遷移する。ただしこれは劣化項が r(T)·t と k(T)·√t である以上の理論式の代数的帰結であり、感度解析でなくとも導ける。よって「感度」ではなく</w:t>
+      </w:r>
+      <w:r>
+        <w:rPr>
+          <w:rFonts w:ascii="IPAGothic" w:cs="IPAGothic" w:eastAsia="IPAGothic" w:hAnsi="IPAGothic"/>
+          <w:b/>
+          <w:bCs/>
+          <w:sz w:val="21"/>
+          <w:szCs w:val="21"/>
+        </w:rPr>
+        <w:t xml:space="preserve">不確かさ伝播（UP）の成果</w:t>
+      </w:r>
+      <w:r>
+        <w:rPr>
+          <w:rFonts w:ascii="IPAGothic" w:cs="IPAGothic" w:eastAsia="IPAGothic" w:hAnsi="IPAGothic"/>
+          <w:sz w:val="21"/>
+          <w:szCs w:val="21"/>
+        </w:rPr>
+        <w:t xml:space="preserve">として遷移時期と母集団比率を定量化したものと位置づける（§5.2）。③限界Li塩濃度の感度は代入方針で ST 上位が入れ替わる（§4.5(3)）— これ自体が本検討で判明した数値的注意点であり、成立可否は二値応答で別途分解した。④入力分布モード（design／variation）で支配因子が反転する（§5.5）。</w:t>
+      </w:r>
+    </w:p>
+    <w:p>
+      <w:pPr>
+        <w:spacing w:after="90" w:line="276"/>
+      </w:pPr>
+      <w:r>
+        <w:rPr>
+          <w:rFonts w:ascii="IPAGothic" w:cs="IPAGothic" w:eastAsia="IPAGothic" w:hAnsi="IPAGothic"/>
+          <w:b/>
+          <w:bCs/>
+          <w:color w:val="1F3864"/>
+          <w:sz w:val="21"/>
+          <w:szCs w:val="21"/>
+        </w:rPr>
+        <w:t xml:space="preserve">添付テクニカルレポートとの整合（部分整合）: </w:t>
+      </w:r>
+      <w:r>
+        <w:rPr>
+          <w:rFonts w:ascii="IPAGothic" w:cs="IPAGothic" w:eastAsia="IPAGothic" w:hAnsi="IPAGothic"/>
+          <w:sz w:val="21"/>
+          <w:szCs w:val="21"/>
+        </w:rPr>
+        <w:t xml:space="preserve">理論式の構造（線形抵抗劣化・√t容量劣化・Arrhenius 10℃2倍則・限界Li塩濃度）と設計成立範囲（放電後電圧≥2.5V かつ 限界Li塩濃度≤1.4M）は再現した。限界Li塩濃度の感度順位（レポートS28: 塗布量&gt;曲路率&gt;拡散係数）は、入力範囲・代入方針・領域で順位が動くため「部分整合」と位置づける（§3・§4.5(3)・§5.4）。</w:t>
       </w:r>
     </w:p>
     <w:p>
@@ -1813,7 +1855,7 @@
                 <w:sz w:val="19"/>
                 <w:szCs w:val="19"/>
               </w:rPr>
-              <w:t xml:space="preserve">Cli感度ST(design): 曲路率0.50/塗布量0.34/密度0.24</w:t>
+              <w:t xml:space="preserve">全域ST(design,median): 曲路率0.53/塗布量0.32/密度0.25。順位は範囲・代入・領域で変動</w:t>
             </w:r>
           </w:p>
         </w:tc>
@@ -1838,7 +1880,7 @@
                 <w:sz w:val="19"/>
                 <w:szCs w:val="19"/>
               </w:rPr>
-              <w:t xml:space="preserve">部分整合（範囲/代入依存, §4.5）</w:t>
+              <w:t xml:space="preserve">部分整合（§3.2）</w:t>
             </w:r>
           </w:p>
         </w:tc>
@@ -1973,7 +2015,7 @@
                 <w:sz w:val="19"/>
                 <w:szCs w:val="19"/>
               </w:rPr>
-              <w:t xml:space="preserve">高温・高塗布量で300W維持不可を無効化</w:t>
+              <w:t xml:space="preserve">低塗布量・高温で300W維持不可を無効化</w:t>
             </w:r>
           </w:p>
         </w:tc>
@@ -2090,14 +2132,14 @@
     </w:p>
     <w:p>
       <w:pPr>
-        <w:pStyle w:val="Heading1"/>
+        <w:pStyle w:val="Heading2"/>
         <w:spacing w:after="110" w:before="220"/>
       </w:pPr>
       <w:r>
         <w:rPr>
           <w:rFonts w:ascii="IPAGothic" w:cs="IPAGothic" w:eastAsia="IPAGothic" w:hAnsi="IPAGothic"/>
         </w:rPr>
-        <w:t xml:space="preserve">4. 感度解析の方法</w:t>
+        <w:t xml:space="preserve">3.2 感度順位の「部分整合」判定の根拠（C-2補）</w:t>
       </w:r>
     </w:p>
     <w:p>
@@ -2110,23 +2152,7 @@
           <w:sz w:val="21"/>
           <w:szCs w:val="21"/>
         </w:rPr>
-        <w:t xml:space="preserve">SALib の Saltelli サンプリング＋Sobol解析により、一次感度 S1 と総合効果 ST を算出する。理論式は評価が安価なため、サロゲート（MOP/CoP）を経由せず直接モンテカルロで叩く。これにより代理モデルの近似誤差が指標に混入せず、「サロゲート誤差か物理か」の切り分け問題も消える。</w:t>
-      </w:r>
-    </w:p>
-    <w:p>
-      <w:pPr>
-        <w:spacing w:after="90" w:line="276"/>
-      </w:pPr>
-      <w:r>
-        <w:rPr>
-          <w:rFonts w:ascii="IPAGothic" w:cs="IPAGothic" w:eastAsia="IPAGothic" w:hAnsi="IPAGothic"/>
-          <w:b/>
-          <w:bCs/>
-          <w:color w:val="1F3864"/>
-          <w:sz w:val="21"/>
-          <w:szCs w:val="21"/>
-        </w:rPr>
-        <w:t xml:space="preserve">実装した4要件: </w:t>
+        <w:t xml:space="preserve">レポートS28の順位（塗布量&gt;曲路率&gt;拡散係数）と本実装の全域感度が完全一致しない理由を、成立する説明のみに整理する。主説明は代入方針依存性である。</w:t>
       </w:r>
     </w:p>
     <w:p>
@@ -2144,7 +2170,7 @@
           <w:sz w:val="21"/>
           <w:szCs w:val="21"/>
         </w:rPr>
-        <w:t xml:space="preserve">① 入力分布モード切替: design（設定上下限の一様分布／設計探索用） と variation（実工程3σの正規分布／ばらつきリスク評価用）。どちらのモードで出した指標かを図に明記。</w:t>
+        <w:t xml:space="preserve">主説明＝代入方針依存性（§4.5(3)）: 限界Li塩濃度の ST 上位は median と penalty で入れ替わる（median: 曲路率&gt;塗布量&gt;密度／penalty: 塗布量&gt;抵抗&gt;温度）。penalty は無効化の原因（塗布量・温度）を最悪値で埋めるため塗布量の寄与が跳ね上がり、レポートの「塗布量首位」に近づく。すなわち順位は無効サンプルの扱い方に従属する。</w:t>
       </w:r>
     </w:p>
     <w:p>
@@ -2162,7 +2188,73 @@
           <w:sz w:val="21"/>
           <w:szCs w:val="21"/>
         </w:rPr>
-        <w:t xml:space="preserve">② 独立性: 独立な上流変数にのみDOEを張り、セル設計計算は評価関数の内部に含める。</w:t>
+        <w:t xml:space="preserve">補助説明＝範囲依存性（§5.5 の E-3 で検証）: 曲路率の設計範囲 1.4〜2.0（幅0.60）はばらつき3σ（約0.58）と同程度で過大ではないが、より狭い現実的範囲（1.5〜1.7）に絞ると曲路率の順位が下がり、密度0.36/塗布量0.35/拡散係数0.25 となってレポートS28に近づく。</w:t>
+      </w:r>
+    </w:p>
+    <w:p>
+      <w:pPr>
+        <w:spacing w:after="90" w:line="276"/>
+      </w:pPr>
+      <w:r>
+        <w:rPr>
+          <w:rFonts w:ascii="IPAGothic" w:cs="IPAGothic" w:eastAsia="IPAGothic" w:hAnsi="IPAGothic"/>
+          <w:b/>
+          <w:bCs/>
+          <w:color w:val="B4472C"/>
+          <w:sz w:val="19"/>
+          <w:szCs w:val="19"/>
+        </w:rPr>
+        <w:t xml:space="preserve">不採用とした説明: </w:t>
+      </w:r>
+      <w:r>
+        <w:rPr>
+          <w:rFonts w:ascii="IPAGothic" w:cs="IPAGothic" w:eastAsia="IPAGothic" w:hAnsi="IPAGothic"/>
+          <w:color w:val="595959"/>
+          <w:sz w:val="19"/>
+          <w:szCs w:val="19"/>
+        </w:rPr>
+        <w:t xml:space="preserve">第2版までにあった「variation なら拡散係数が3位に上がる」という説明は、実際の variation 感度（曲路率0.38/温度0.28/密度0.27）で拡散係数が3位に来ないため成立せず、削除した。</w:t>
+      </w:r>
+    </w:p>
+    <w:p>
+      <w:pPr>
+        <w:pStyle w:val="Heading1"/>
+        <w:spacing w:after="110" w:before="220"/>
+      </w:pPr>
+      <w:r>
+        <w:rPr>
+          <w:rFonts w:ascii="IPAGothic" w:cs="IPAGothic" w:eastAsia="IPAGothic" w:hAnsi="IPAGothic"/>
+        </w:rPr>
+        <w:t xml:space="preserve">4. 感度解析の方法</w:t>
+      </w:r>
+    </w:p>
+    <w:p>
+      <w:pPr>
+        <w:spacing w:after="90" w:line="276"/>
+      </w:pPr>
+      <w:r>
+        <w:rPr>
+          <w:rFonts w:ascii="IPAGothic" w:cs="IPAGothic" w:eastAsia="IPAGothic" w:hAnsi="IPAGothic"/>
+          <w:sz w:val="21"/>
+          <w:szCs w:val="21"/>
+        </w:rPr>
+        <w:t xml:space="preserve">SALib の Saltelli サンプリング＋Sobol解析により、一次感度 S1 と総合効果 ST を算出する。理論式は評価が安価なため、サロゲート（MOP/CoP）を経由せず直接モンテカルロで叩く。これにより代理モデルの近似誤差が指標に混入せず、「サロゲート誤差か物理か」の切り分け問題も消える。</w:t>
+      </w:r>
+    </w:p>
+    <w:p>
+      <w:pPr>
+        <w:spacing w:after="90" w:line="276"/>
+      </w:pPr>
+      <w:r>
+        <w:rPr>
+          <w:rFonts w:ascii="IPAGothic" w:cs="IPAGothic" w:eastAsia="IPAGothic" w:hAnsi="IPAGothic"/>
+          <w:b/>
+          <w:bCs/>
+          <w:color w:val="1F3864"/>
+          <w:sz w:val="21"/>
+          <w:szCs w:val="21"/>
+        </w:rPr>
+        <w:t xml:space="preserve">実装した4要件: </w:t>
       </w:r>
     </w:p>
     <w:p>
@@ -2180,7 +2272,7 @@
           <w:sz w:val="21"/>
           <w:szCs w:val="21"/>
         </w:rPr>
-        <w:t xml:space="preserve">③ 時間依存性: 評価時点を複数指定し、感度指標の時間推移を出力（支配因子の変遷）。</w:t>
+        <w:t xml:space="preserve">① 入力分布モード切替: design（設定上下限の一様分布／設計探索用） と variation（実工程3σの正規分布／ばらつきリスク評価用）。どちらのモードで出した指標かを図に明記。</w:t>
       </w:r>
     </w:p>
     <w:p>
@@ -2198,7 +2290,43 @@
           <w:sz w:val="21"/>
           <w:szCs w:val="21"/>
         </w:rPr>
-        <w:t xml:space="preserve">④ 物理妥当域マスキング: 300W維持不可（判別式負）・温度外挿・非物理値を無効サンプルとして検出し、除外率を記録・警告（基準5年で約24〜28%、8年で最大約39%）。処理方針は §4.5 に明記。</w:t>
+        <w:t xml:space="preserve">② 独立性: 独立な上流変数にのみDOEを張り、セル設計計算は評価関数の内部に含める。</w:t>
+      </w:r>
+    </w:p>
+    <w:p>
+      <w:pPr>
+        <w:pStyle w:val="ListParagraph"/>
+        <w:numPr>
+          <w:ilvl w:val="0"/>
+          <w:numId w:val="1"/>
+        </w:numPr>
+        <w:spacing w:after="60" w:line="270"/>
+      </w:pPr>
+      <w:r>
+        <w:rPr>
+          <w:rFonts w:ascii="IPAGothic" w:cs="IPAGothic" w:eastAsia="IPAGothic" w:hAnsi="IPAGothic"/>
+          <w:sz w:val="21"/>
+          <w:szCs w:val="21"/>
+        </w:rPr>
+        <w:t xml:space="preserve">③ 時間依存性: 評価時点を複数指定し、感度指標の時間推移を出力（支配因子の変遷）。</w:t>
+      </w:r>
+    </w:p>
+    <w:p>
+      <w:pPr>
+        <w:pStyle w:val="ListParagraph"/>
+        <w:numPr>
+          <w:ilvl w:val="0"/>
+          <w:numId w:val="1"/>
+        </w:numPr>
+        <w:spacing w:after="60" w:line="270"/>
+      </w:pPr>
+      <w:r>
+        <w:rPr>
+          <w:rFonts w:ascii="IPAGothic" w:cs="IPAGothic" w:eastAsia="IPAGothic" w:hAnsi="IPAGothic"/>
+          <w:sz w:val="21"/>
+          <w:szCs w:val="21"/>
+        </w:rPr>
+        <w:t xml:space="preserve">④ 物理妥当域マスキング: 300W維持不可（判別式負）・温度外挿・非物理値を無効サンプルとして検出し、除外率を記録・警告（基準5年で約28%、8年で最大約39%）。処理方針は §4.5 に明記。</w:t>
       </w:r>
     </w:p>
     <w:p>
@@ -2223,7 +2351,31 @@
           <w:sz w:val="21"/>
           <w:szCs w:val="21"/>
         </w:rPr>
-        <w:t xml:space="preserve">指標を読者が信用してよいか自分で判断できるよう、収束・除外率・代入方針・分母定義をまとめる。本解析の主感度・ネットワーク・収束は N=4096（Saltelli 65,536点／モード。2次指標 S2 を含む）、時間推移は N=2048 で算出した。DC_v5 実式の1点あたり評価時間は約0.66 ms（実測）である。</w:t>
+        <w:t xml:space="preserve">指標を読者が信用してよいか自分で判断できるよう、収束・除外率・代入方針・分母定義をまとめる。本解析の主感度・ネットワーク・収束は N=4096（Saltelli 65,536点／モード。2次指標 S2 を含む）、時間推移は N=2048（30,720点／時点）、モード割合は N=1024（9,216点／時点）で算出した。DC_v5 実式の1点あたり評価時間は約0.66 ms（実測）である。</w:t>
+      </w:r>
+    </w:p>
+    <w:p>
+      <w:pPr>
+        <w:spacing w:after="90" w:line="276"/>
+      </w:pPr>
+      <w:r>
+        <w:rPr>
+          <w:rFonts w:ascii="IPAGothic" w:cs="IPAGothic" w:eastAsia="IPAGothic" w:hAnsi="IPAGothic"/>
+          <w:b/>
+          <w:bCs/>
+          <w:sz w:val="19"/>
+          <w:szCs w:val="19"/>
+        </w:rPr>
+        <w:t xml:space="preserve">注（E-5, N の使い分け）: </w:t>
+      </w:r>
+      <w:r>
+        <w:rPr>
+          <w:rFonts w:ascii="IPAGothic" w:cs="IPAGothic" w:eastAsia="IPAGothic" w:hAnsi="IPAGothic"/>
+          <w:color w:val="595959"/>
+          <w:sz w:val="19"/>
+          <w:szCs w:val="19"/>
+        </w:rPr>
+        <w:t xml:space="preserve">N は解析目的で変える。2次指標 S2 を要する図（主感度・ネットワーク・収束）は Saltelli 行列が (2d+2)N と大きくなるため精度確保に N=4096 を用い、S2 不要で多時点を回す図（時間推移・モード割合）は N を下げて計算量を抑えた。各図キャプションに N と実評価点数を併記し、本文と一致させている。</w:t>
       </w:r>
     </w:p>
     <w:p>
@@ -2334,7 +2486,7 @@
           <w:sz w:val="20"/>
           <w:szCs w:val="20"/>
         </w:rPr>
-        <w:t xml:space="preserve">無効サンプルの扱いを明示的な引数 invalid_policy（median=中央値代入／penalty=worst-case代入／report_only）で選択できるようにした。既定は median。ただし欠測はランダムではなく、300W維持不可になるのは高塗布量・高温の個体であり、まさに感度を測りたい因子と強く相関する。したがって代入は指標を系統的に歪め得る。</w:t>
+        <w:t xml:space="preserve">無効サンプルの扱いを明示的な引数 invalid_policy（median=中央値代入／penalty=worst-case代入／report_only）で選択できるようにした。既定は median。ただし欠測はランダムではなく、300W維持不可になるのは低塗布量・高温の個体であり、まさに感度を測りたい因子と強く相関する。したがって代入は指標を系統的に歪め得る。</w:t>
       </w:r>
     </w:p>
     <w:p>
@@ -2350,7 +2502,7 @@
           <w:sz w:val="20"/>
           <w:szCs w:val="20"/>
         </w:rPr>
-        <w:t xml:space="preserve">(3) 代入方針のロバスト性【要注意】: </w:t>
+        <w:t xml:space="preserve">(3) 代入方針のロバスト性【本検討で判明した数値的注意点】: </w:t>
       </w:r>
       <w:r>
         <w:rPr>
@@ -2358,7 +2510,7 @@
           <w:sz w:val="20"/>
           <w:szCs w:val="20"/>
         </w:rPr>
-        <w:t xml:space="preserve">限界Li塩濃度の ST 上位を median と penalty で比較すると順位が入れ替わった（median: 曲路率&gt;塗布量&gt;密度 ／ penalty: 塗布量&gt;抵抗&gt;温度。top3 非安定）。penalty は「無効化の原因（塗布量・温度）」を最悪値で埋めるため、Cli の大きさを決める因子（曲路率）と成立可否を決める因子を混同する。よって限界Li塩濃度の感度は「成立する設計に条件づけた指標」と解釈し、成立可否そのものは次の二値応答で別途分解するのが正しい。</w:t>
+        <w:t xml:space="preserve">限界Li塩濃度の全域 ST 上位を median と penalty で比較すると順位が入れ替わった（median: 曲路率&gt;塗布量&gt;密度／penalty: 塗布量&gt;抵抗&gt;温度。top3 非安定）。penalty は「無効化の原因（塗布量・温度）」を最悪値で埋めるため、Cli の大きさを決める因子（曲路率）と成立可否を決める因子を混同する。よって全域の限界Li塩濃度感度は「成立する設計に条件づけた指標」と解釈し、成立可否そのものは次の二値応答で別途分解するのが正しい。なお §5.4 の核心（領域条件付きの曲路率→密度の入れ替わり）は、この不安定性の影響下にありながらも3手法で再現することを F-1 検証で確認した（§5.4）。</w:t>
       </w:r>
     </w:p>
     <w:p>
@@ -2406,7 +2558,7 @@
           <w:sz w:val="20"/>
           <w:szCs w:val="20"/>
         </w:rPr>
-        <w:t xml:space="preserve">拡散劣化モード割合を「全サンプル基準」と「有効サンプル基準」の2分母で併記した（図3右）。8年時点で 42%（全基準）に対し 68%（有効基準）と乖離する。脱落するのは高塗布量＝拡散モードに落ちやすい個体なので、有効基準は生存者バイアスで過大評価となる。この乖離自体が報告すべき結果である。</w:t>
+        <w:t xml:space="preserve">拡散劣化モード割合を「全サンプル基準」と「有効サンプル基準」の2分母で併記した（図3・図3補）。8年時点で 42%（全基準）に対し 68%（有効基準）と乖離する。脱落するのは高塗布量＝拡散モードに落ちやすい個体なので、有効基準は生存者バイアスで過大評価となる。この乖離自体が報告すべき結果である（§5.2 の E-4 参照）。</w:t>
       </w:r>
     </w:p>
     <w:p>
@@ -2506,7 +2658,7 @@
           <w:sz w:val="18"/>
           <w:szCs w:val="18"/>
         </w:rPr>
-        <w:t xml:space="preserve">図1. Sobol感度（3応答×2分布モード, 誤差棒=95%CI）。上=放電後電圧、中=限界Li塩濃度、下=300W維持可否（二値・代入不要）。左=design、右=variation。各パネルに分布モード・評価時点・N・代入方針・有効率を明記。</w:t>
+        <w:t xml:space="preserve">図1. Sobol感度（3応答×2分布モード, design, 5年, N=4096＝65,536点, 誤差棒=95%CI）。上=放電後電圧、中=限界Li塩濃度、下=300W維持可否（二値・代入不要）。左=design、右=variation。各パネルに分布モード・評価時点・N・代入方針・有効率を明記。</w:t>
       </w:r>
     </w:p>
     <w:tbl>
@@ -2745,7 +2897,7 @@
                 <w:sz w:val="19"/>
                 <w:szCs w:val="19"/>
               </w:rPr>
-              <w:t xml:space="preserve">曲路率0.50 / 塗布量0.34 / 密度0.24</w:t>
+              <w:t xml:space="preserve">曲路率0.53 / 塗布量0.32 / 密度0.25</w:t>
             </w:r>
           </w:p>
         </w:tc>
@@ -2868,7 +3020,7 @@
           <w:sz w:val="19"/>
           <w:szCs w:val="19"/>
         </w:rPr>
-        <w:t xml:space="preserve">B-4①の含意（分布モードで順位が変わる）: </w:t>
+        <w:t xml:space="preserve">分布モードで順位が変わる: </w:t>
       </w:r>
       <w:r>
         <w:rPr>
@@ -2877,7 +3029,7 @@
           <w:sz w:val="19"/>
           <w:szCs w:val="19"/>
         </w:rPr>
-        <w:t xml:space="preserve">variation（ばらつき）では使用温度の寄与が跳ね上がり、放電後電圧・維持可否とも温度が首位になる。設計探索（design）で「温度は自分で振らないから効かない」と見えても、ばらつきリスク評価では温度が主役になる。Sobol指標は与えた入力分布に完全従属するため、どちらのモードの指標かを常に明記する必要がある（詳細は §5.4）。</w:t>
+        <w:t xml:space="preserve">variation（ばらつき）では使用温度の寄与が跳ね上がり、放電後電圧・維持可否とも温度が首位になる。設計探索（design）で「温度は自分で振らないから効かない」と見えても、ばらつきリスク評価では温度が主役になる。Sobol指標は与えた入力分布に完全従属するため、どちらのモードの指標かを常に明記する必要がある（詳細は §5.5）。</w:t>
       </w:r>
     </w:p>
     <w:p>
@@ -2965,7 +3117,7 @@
           <w:sz w:val="18"/>
           <w:szCs w:val="18"/>
         </w:rPr>
-        <w:t xml:space="preserve">図2. 感度指標の時間推移（design, N=2048, 帯=95%CI）。左=放電後電圧、中=限界Li塩濃度、右=300W維持可否。横軸=保存年、縦軸=ST。</w:t>
+        <w:t xml:space="preserve">図2. 感度指標の時間推移（design, N=2048＝30,720点/時点, 帯=95%CI）。左=放電後電圧、中=限界Li塩濃度、右=300W維持可否。横軸=保存年、縦軸=ST。</w:t>
       </w:r>
     </w:p>
     <w:p>
@@ -2975,10 +3127,21 @@
       <w:r>
         <w:rPr>
           <w:rFonts w:ascii="IPAGothic" w:cs="IPAGothic" w:eastAsia="IPAGothic" w:hAnsi="IPAGothic"/>
+          <w:b/>
+          <w:bCs/>
+          <w:color w:val="1F3864"/>
           <w:sz w:val="21"/>
           <w:szCs w:val="21"/>
         </w:rPr>
-        <w:t xml:space="preserve">この時間推移は厳密には感度解析というより理論式の構造上ほぼ必然の挙動である。劣化項が r(T)·t と k(T)·√t なので t=0 では温度の寄与は定義上ゼロで、増えるしかない。限界Li塩濃度は曲路率・塗布量が一貫して支配し順位は変わらない。したがって以下のモード遷移は「感度」ではなく</w:t>
+        <w:t xml:space="preserve">位置づけ（レビューの姿勢に基づく峻別）: </w:t>
+      </w:r>
+      <w:r>
+        <w:rPr>
+          <w:rFonts w:ascii="IPAGothic" w:cs="IPAGothic" w:eastAsia="IPAGothic" w:hAnsi="IPAGothic"/>
+          <w:sz w:val="21"/>
+          <w:szCs w:val="21"/>
+        </w:rPr>
+        <w:t xml:space="preserve">この時間推移は厳密には感度解析というより理論式の構造上ほぼ必然の挙動である。劣化項が r(T)·t と k(T)·√t なので t=0 では温度の寄与は定義上ゼロで、増えるしかない。したがって以下のモード遷移は「感度でしか出ない結論」ではなく</w:t>
       </w:r>
       <w:r>
         <w:rPr>
@@ -3009,7 +3172,7 @@
           <w:sz w:val="21"/>
           <w:szCs w:val="21"/>
         </w:rPr>
-        <w:t xml:space="preserve">公称設計では、保存が進むと限界Li塩濃度が設計budget（1.4M）を超え、同時に放電後電圧が2.5Vを割る。すなわち抵抗劣化モードから電解液Li+濃度拡散劣化モードへ、t≈5.8年で遷移する。母集団で見ると、拡散劣化モードの個体割合は増加し、設計成立率は低下する。</w:t>
+        <w:t xml:space="preserve">公称設計では、保存が進むと限界Li塩濃度が設計budget（1.4M）を超え、同時に放電後電圧が2.5Vを割る。すなわち抵抗劣化モードから電解液Li+濃度拡散劣化モードへ、t≈5.8年で遷移する。母集団で見ると、拡散劣化モードの個体割合と成立率の推移は次のとおり。</w:t>
       </w:r>
     </w:p>
     <w:p>
@@ -3020,7 +3183,7 @@
       <w:r>
         <w:drawing>
           <wp:inline distT="0" distB="0" distL="0" distR="0">
-            <wp:extent cx="6096000" cy="2295525"/>
+            <wp:extent cx="4476750" cy="2524125"/>
             <wp:effectExtent t="0" r="0" b="0" l="0"/>
             <wp:docPr id="1" name="" descr="" title=""/>
             <wp:cNvGraphicFramePr>
@@ -3045,7 +3208,7 @@
                   <pic:spPr bwMode="auto">
                     <a:xfrm>
                       <a:off x="0" y="0"/>
-                      <a:ext cx="6096000" cy="2295525"/>
+                      <a:ext cx="4476750" cy="2524125"/>
                     </a:xfrm>
                     <a:prstGeom prst="rect">
                       <a:avLst/>
@@ -3072,719 +3235,7 @@
           <w:sz w:val="18"/>
           <w:szCs w:val="18"/>
         </w:rPr>
-        <w:t xml:space="preserve">図3. 支配モードの変遷（不確かさ伝播の成果／分母を明示）。左=公称設計の軌跡（放電後電圧・限界Li塩濃度が5〜6年で閾値を越えモード遷移）。右=母集団の拡散モード割合を全サンプル基準と有効サンプル基準の2分母で併記＋成立率・有効率。design, N=1024（9,216点）。</w:t>
-      </w:r>
-    </w:p>
-    <w:tbl>
-      <w:tblPr>
-        <w:tblW w:type="dxa" w:w="7700"/>
-        <w:tblBorders>
-          <w:top w:val="single" w:color="AAAAAA" w:sz="4"/>
-          <w:left w:val="single" w:color="AAAAAA" w:sz="4"/>
-          <w:bottom w:val="single" w:color="AAAAAA" w:sz="4"/>
-          <w:right w:val="single" w:color="AAAAAA" w:sz="4"/>
-          <w:insideH w:val="single" w:color="AAAAAA" w:sz="4"/>
-          <w:insideV w:val="single" w:color="AAAAAA" w:sz="4"/>
-        </w:tblBorders>
-      </w:tblPr>
-      <w:tblGrid>
-        <w:gridCol w:w="2100"/>
-        <w:gridCol w:w="1400"/>
-        <w:gridCol w:w="1400"/>
-        <w:gridCol w:w="1400"/>
-        <w:gridCol w:w="1400"/>
-      </w:tblGrid>
-      <w:tr>
-        <w:trPr>
-          <w:tblHeader/>
-        </w:trPr>
-        <w:tc>
-          <w:tcPr>
-            <w:tcW w:type="dxa" w:w="2100"/>
-            <w:shd w:fill="1F3864" w:color="auto" w:val="clear"/>
-            <w:tcMar>
-              <w:top w:type="dxa" w:w="40"/>
-              <w:left w:type="dxa" w:w="90"/>
-              <w:bottom w:type="dxa" w:w="40"/>
-              <w:right w:type="dxa" w:w="90"/>
-            </w:tcMar>
-          </w:tcPr>
-          <w:p>
-            <w:pPr>
-              <w:jc w:val="center"/>
-            </w:pPr>
-            <w:r>
-              <w:rPr>
-                <w:rFonts w:ascii="IPAGothic" w:cs="IPAGothic" w:eastAsia="IPAGothic" w:hAnsi="IPAGothic"/>
-                <w:b/>
-                <w:bCs/>
-                <w:color w:val="FFFFFF"/>
-                <w:sz w:val="19"/>
-                <w:szCs w:val="19"/>
-              </w:rPr>
-              <w:t xml:space="preserve">保存年</w:t>
-            </w:r>
-          </w:p>
-        </w:tc>
-        <w:tc>
-          <w:tcPr>
-            <w:tcW w:type="dxa" w:w="1400"/>
-            <w:shd w:fill="1F3864" w:color="auto" w:val="clear"/>
-            <w:tcMar>
-              <w:top w:type="dxa" w:w="40"/>
-              <w:left w:type="dxa" w:w="90"/>
-              <w:bottom w:type="dxa" w:w="40"/>
-              <w:right w:type="dxa" w:w="90"/>
-            </w:tcMar>
-          </w:tcPr>
-          <w:p>
-            <w:pPr>
-              <w:jc w:val="center"/>
-            </w:pPr>
-            <w:r>
-              <w:rPr>
-                <w:rFonts w:ascii="IPAGothic" w:cs="IPAGothic" w:eastAsia="IPAGothic" w:hAnsi="IPAGothic"/>
-                <w:b/>
-                <w:bCs/>
-                <w:color w:val="FFFFFF"/>
-                <w:sz w:val="19"/>
-                <w:szCs w:val="19"/>
-              </w:rPr>
-              <w:t xml:space="preserve">0.25</w:t>
-            </w:r>
-          </w:p>
-        </w:tc>
-        <w:tc>
-          <w:tcPr>
-            <w:tcW w:type="dxa" w:w="1400"/>
-            <w:shd w:fill="1F3864" w:color="auto" w:val="clear"/>
-            <w:tcMar>
-              <w:top w:type="dxa" w:w="40"/>
-              <w:left w:type="dxa" w:w="90"/>
-              <w:bottom w:type="dxa" w:w="40"/>
-              <w:right w:type="dxa" w:w="90"/>
-            </w:tcMar>
-          </w:tcPr>
-          <w:p>
-            <w:pPr>
-              <w:jc w:val="center"/>
-            </w:pPr>
-            <w:r>
-              <w:rPr>
-                <w:rFonts w:ascii="IPAGothic" w:cs="IPAGothic" w:eastAsia="IPAGothic" w:hAnsi="IPAGothic"/>
-                <w:b/>
-                <w:bCs/>
-                <w:color w:val="FFFFFF"/>
-                <w:sz w:val="19"/>
-                <w:szCs w:val="19"/>
-              </w:rPr>
-              <w:t xml:space="preserve">1</w:t>
-            </w:r>
-          </w:p>
-        </w:tc>
-        <w:tc>
-          <w:tcPr>
-            <w:tcW w:type="dxa" w:w="1400"/>
-            <w:shd w:fill="1F3864" w:color="auto" w:val="clear"/>
-            <w:tcMar>
-              <w:top w:type="dxa" w:w="40"/>
-              <w:left w:type="dxa" w:w="90"/>
-              <w:bottom w:type="dxa" w:w="40"/>
-              <w:right w:type="dxa" w:w="90"/>
-            </w:tcMar>
-          </w:tcPr>
-          <w:p>
-            <w:pPr>
-              <w:jc w:val="center"/>
-            </w:pPr>
-            <w:r>
-              <w:rPr>
-                <w:rFonts w:ascii="IPAGothic" w:cs="IPAGothic" w:eastAsia="IPAGothic" w:hAnsi="IPAGothic"/>
-                <w:b/>
-                <w:bCs/>
-                <w:color w:val="FFFFFF"/>
-                <w:sz w:val="19"/>
-                <w:szCs w:val="19"/>
-              </w:rPr>
-              <w:t xml:space="preserve">3</w:t>
-            </w:r>
-          </w:p>
-        </w:tc>
-        <w:tc>
-          <w:tcPr>
-            <w:tcW w:type="dxa" w:w="1400"/>
-            <w:shd w:fill="1F3864" w:color="auto" w:val="clear"/>
-            <w:tcMar>
-              <w:top w:type="dxa" w:w="40"/>
-              <w:left w:type="dxa" w:w="90"/>
-              <w:bottom w:type="dxa" w:w="40"/>
-              <w:right w:type="dxa" w:w="90"/>
-            </w:tcMar>
-          </w:tcPr>
-          <w:p>
-            <w:pPr>
-              <w:jc w:val="center"/>
-            </w:pPr>
-            <w:r>
-              <w:rPr>
-                <w:rFonts w:ascii="IPAGothic" w:cs="IPAGothic" w:eastAsia="IPAGothic" w:hAnsi="IPAGothic"/>
-                <w:b/>
-                <w:bCs/>
-                <w:color w:val="FFFFFF"/>
-                <w:sz w:val="19"/>
-                <w:szCs w:val="19"/>
-              </w:rPr>
-              <w:t xml:space="preserve">5〜8</w:t>
-            </w:r>
-          </w:p>
-        </w:tc>
-      </w:tr>
-      <w:tr>
-        <w:trPr>
-          <w:tblHeader w:val="false"/>
-        </w:trPr>
-        <w:tc>
-          <w:tcPr>
-            <w:tcW w:type="dxa" w:w="2100"/>
-            <w:shd w:fill="F2F5FA" w:color="auto" w:val="clear"/>
-            <w:tcMar>
-              <w:top w:type="dxa" w:w="40"/>
-              <w:left w:type="dxa" w:w="90"/>
-              <w:bottom w:type="dxa" w:w="40"/>
-              <w:right w:type="dxa" w:w="90"/>
-            </w:tcMar>
-          </w:tcPr>
-          <w:p>
-            <w:pPr>
-              <w:jc w:val="left"/>
-            </w:pPr>
-            <w:r>
-              <w:rPr>
-                <w:rFonts w:ascii="IPAGothic" w:cs="IPAGothic" w:eastAsia="IPAGothic" w:hAnsi="IPAGothic"/>
-                <w:sz w:val="19"/>
-                <w:szCs w:val="19"/>
-              </w:rPr>
-              <w:t xml:space="preserve">拡散モード割合（全サンプル基準）</w:t>
-            </w:r>
-          </w:p>
-        </w:tc>
-        <w:tc>
-          <w:tcPr>
-            <w:tcW w:type="dxa" w:w="1400"/>
-            <w:shd w:fill="F2F5FA" w:color="auto" w:val="clear"/>
-            <w:tcMar>
-              <w:top w:type="dxa" w:w="40"/>
-              <w:left w:type="dxa" w:w="90"/>
-              <w:bottom w:type="dxa" w:w="40"/>
-              <w:right w:type="dxa" w:w="90"/>
-            </w:tcMar>
-          </w:tcPr>
-          <w:p>
-            <w:r>
-              <w:rPr>
-                <w:rFonts w:ascii="IPAGothic" w:cs="IPAGothic" w:eastAsia="IPAGothic" w:hAnsi="IPAGothic"/>
-                <w:sz w:val="19"/>
-                <w:szCs w:val="19"/>
-              </w:rPr>
-              <w:t xml:space="preserve">44%</w:t>
-            </w:r>
-          </w:p>
-        </w:tc>
-        <w:tc>
-          <w:tcPr>
-            <w:tcW w:type="dxa" w:w="1400"/>
-            <w:shd w:fill="F2F5FA" w:color="auto" w:val="clear"/>
-            <w:tcMar>
-              <w:top w:type="dxa" w:w="40"/>
-              <w:left w:type="dxa" w:w="90"/>
-              <w:bottom w:type="dxa" w:w="40"/>
-              <w:right w:type="dxa" w:w="90"/>
-            </w:tcMar>
-          </w:tcPr>
-          <w:p>
-            <w:r>
-              <w:rPr>
-                <w:rFonts w:ascii="IPAGothic" w:cs="IPAGothic" w:eastAsia="IPAGothic" w:hAnsi="IPAGothic"/>
-                <w:sz w:val="19"/>
-                <w:szCs w:val="19"/>
-              </w:rPr>
-              <w:t xml:space="preserve">46%</w:t>
-            </w:r>
-          </w:p>
-        </w:tc>
-        <w:tc>
-          <w:tcPr>
-            <w:tcW w:type="dxa" w:w="1400"/>
-            <w:shd w:fill="F2F5FA" w:color="auto" w:val="clear"/>
-            <w:tcMar>
-              <w:top w:type="dxa" w:w="40"/>
-              <w:left w:type="dxa" w:w="90"/>
-              <w:bottom w:type="dxa" w:w="40"/>
-              <w:right w:type="dxa" w:w="90"/>
-            </w:tcMar>
-          </w:tcPr>
-          <w:p>
-            <w:r>
-              <w:rPr>
-                <w:rFonts w:ascii="IPAGothic" w:cs="IPAGothic" w:eastAsia="IPAGothic" w:hAnsi="IPAGothic"/>
-                <w:sz w:val="19"/>
-                <w:szCs w:val="19"/>
-              </w:rPr>
-              <w:t xml:space="preserve">47%</w:t>
-            </w:r>
-          </w:p>
-        </w:tc>
-        <w:tc>
-          <w:tcPr>
-            <w:tcW w:type="dxa" w:w="1400"/>
-            <w:shd w:fill="F2F5FA" w:color="auto" w:val="clear"/>
-            <w:tcMar>
-              <w:top w:type="dxa" w:w="40"/>
-              <w:left w:type="dxa" w:w="90"/>
-              <w:bottom w:type="dxa" w:w="40"/>
-              <w:right w:type="dxa" w:w="90"/>
-            </w:tcMar>
-          </w:tcPr>
-          <w:p>
-            <w:r>
-              <w:rPr>
-                <w:rFonts w:ascii="IPAGothic" w:cs="IPAGothic" w:eastAsia="IPAGothic" w:hAnsi="IPAGothic"/>
-                <w:sz w:val="19"/>
-                <w:szCs w:val="19"/>
-              </w:rPr>
-              <w:t xml:space="preserve">46→42%</w:t>
-            </w:r>
-          </w:p>
-        </w:tc>
-      </w:tr>
-      <w:tr>
-        <w:trPr>
-          <w:tblHeader w:val="false"/>
-        </w:trPr>
-        <w:tc>
-          <w:tcPr>
-            <w:tcW w:type="dxa" w:w="2100"/>
-            <w:shd w:fill="FFFFFF" w:color="auto" w:val="clear"/>
-            <w:tcMar>
-              <w:top w:type="dxa" w:w="40"/>
-              <w:left w:type="dxa" w:w="90"/>
-              <w:bottom w:type="dxa" w:w="40"/>
-              <w:right w:type="dxa" w:w="90"/>
-            </w:tcMar>
-          </w:tcPr>
-          <w:p>
-            <w:pPr>
-              <w:jc w:val="left"/>
-            </w:pPr>
-            <w:r>
-              <w:rPr>
-                <w:rFonts w:ascii="IPAGothic" w:cs="IPAGothic" w:eastAsia="IPAGothic" w:hAnsi="IPAGothic"/>
-                <w:color w:val="B8860B"/>
-                <w:sz w:val="19"/>
-                <w:szCs w:val="19"/>
-              </w:rPr>
-              <w:t xml:space="preserve">拡散モード割合（有効基準）</w:t>
-            </w:r>
-          </w:p>
-        </w:tc>
-        <w:tc>
-          <w:tcPr>
-            <w:tcW w:type="dxa" w:w="1400"/>
-            <w:shd w:fill="FFFFFF" w:color="auto" w:val="clear"/>
-            <w:tcMar>
-              <w:top w:type="dxa" w:w="40"/>
-              <w:left w:type="dxa" w:w="90"/>
-              <w:bottom w:type="dxa" w:w="40"/>
-              <w:right w:type="dxa" w:w="90"/>
-            </w:tcMar>
-          </w:tcPr>
-          <w:p>
-            <w:r>
-              <w:rPr>
-                <w:rFonts w:ascii="IPAGothic" w:cs="IPAGothic" w:eastAsia="IPAGothic" w:hAnsi="IPAGothic"/>
-                <w:sz w:val="19"/>
-                <w:szCs w:val="19"/>
-              </w:rPr>
-              <w:t xml:space="preserve">53%</w:t>
-            </w:r>
-          </w:p>
-        </w:tc>
-        <w:tc>
-          <w:tcPr>
-            <w:tcW w:type="dxa" w:w="1400"/>
-            <w:shd w:fill="FFFFFF" w:color="auto" w:val="clear"/>
-            <w:tcMar>
-              <w:top w:type="dxa" w:w="40"/>
-              <w:left w:type="dxa" w:w="90"/>
-              <w:bottom w:type="dxa" w:w="40"/>
-              <w:right w:type="dxa" w:w="90"/>
-            </w:tcMar>
-          </w:tcPr>
-          <w:p>
-            <w:r>
-              <w:rPr>
-                <w:rFonts w:ascii="IPAGothic" w:cs="IPAGothic" w:eastAsia="IPAGothic" w:hAnsi="IPAGothic"/>
-                <w:sz w:val="19"/>
-                <w:szCs w:val="19"/>
-              </w:rPr>
-              <w:t xml:space="preserve">55%</w:t>
-            </w:r>
-          </w:p>
-        </w:tc>
-        <w:tc>
-          <w:tcPr>
-            <w:tcW w:type="dxa" w:w="1400"/>
-            <w:shd w:fill="FFFFFF" w:color="auto" w:val="clear"/>
-            <w:tcMar>
-              <w:top w:type="dxa" w:w="40"/>
-              <w:left w:type="dxa" w:w="90"/>
-              <w:bottom w:type="dxa" w:w="40"/>
-              <w:right w:type="dxa" w:w="90"/>
-            </w:tcMar>
-          </w:tcPr>
-          <w:p>
-            <w:r>
-              <w:rPr>
-                <w:rFonts w:ascii="IPAGothic" w:cs="IPAGothic" w:eastAsia="IPAGothic" w:hAnsi="IPAGothic"/>
-                <w:sz w:val="19"/>
-                <w:szCs w:val="19"/>
-              </w:rPr>
-              <w:t xml:space="preserve">60%</w:t>
-            </w:r>
-          </w:p>
-        </w:tc>
-        <w:tc>
-          <w:tcPr>
-            <w:tcW w:type="dxa" w:w="1400"/>
-            <w:shd w:fill="FFFFFF" w:color="auto" w:val="clear"/>
-            <w:tcMar>
-              <w:top w:type="dxa" w:w="40"/>
-              <w:left w:type="dxa" w:w="90"/>
-              <w:bottom w:type="dxa" w:w="40"/>
-              <w:right w:type="dxa" w:w="90"/>
-            </w:tcMar>
-          </w:tcPr>
-          <w:p>
-            <w:r>
-              <w:rPr>
-                <w:rFonts w:ascii="IPAGothic" w:cs="IPAGothic" w:eastAsia="IPAGothic" w:hAnsi="IPAGothic"/>
-                <w:sz w:val="19"/>
-                <w:szCs w:val="19"/>
-              </w:rPr>
-              <w:t xml:space="preserve">64→68%</w:t>
-            </w:r>
-          </w:p>
-        </w:tc>
-      </w:tr>
-      <w:tr>
-        <w:trPr>
-          <w:tblHeader w:val="false"/>
-        </w:trPr>
-        <w:tc>
-          <w:tcPr>
-            <w:tcW w:type="dxa" w:w="2100"/>
-            <w:shd w:fill="F2F5FA" w:color="auto" w:val="clear"/>
-            <w:tcMar>
-              <w:top w:type="dxa" w:w="40"/>
-              <w:left w:type="dxa" w:w="90"/>
-              <w:bottom w:type="dxa" w:w="40"/>
-              <w:right w:type="dxa" w:w="90"/>
-            </w:tcMar>
-          </w:tcPr>
-          <w:p>
-            <w:pPr>
-              <w:jc w:val="left"/>
-            </w:pPr>
-            <w:r>
-              <w:rPr>
-                <w:rFonts w:ascii="IPAGothic" w:cs="IPAGothic" w:eastAsia="IPAGothic" w:hAnsi="IPAGothic"/>
-                <w:sz w:val="19"/>
-                <w:szCs w:val="19"/>
-              </w:rPr>
-              <w:t xml:space="preserve">設計成立率（全サンプル基準）</w:t>
-            </w:r>
-          </w:p>
-        </w:tc>
-        <w:tc>
-          <w:tcPr>
-            <w:tcW w:type="dxa" w:w="1400"/>
-            <w:shd w:fill="F2F5FA" w:color="auto" w:val="clear"/>
-            <w:tcMar>
-              <w:top w:type="dxa" w:w="40"/>
-              <w:left w:type="dxa" w:w="90"/>
-              <w:bottom w:type="dxa" w:w="40"/>
-              <w:right w:type="dxa" w:w="90"/>
-            </w:tcMar>
-          </w:tcPr>
-          <w:p>
-            <w:r>
-              <w:rPr>
-                <w:rFonts w:ascii="IPAGothic" w:cs="IPAGothic" w:eastAsia="IPAGothic" w:hAnsi="IPAGothic"/>
-                <w:sz w:val="19"/>
-                <w:szCs w:val="19"/>
-              </w:rPr>
-              <w:t xml:space="preserve">39%</w:t>
-            </w:r>
-          </w:p>
-        </w:tc>
-        <w:tc>
-          <w:tcPr>
-            <w:tcW w:type="dxa" w:w="1400"/>
-            <w:shd w:fill="F2F5FA" w:color="auto" w:val="clear"/>
-            <w:tcMar>
-              <w:top w:type="dxa" w:w="40"/>
-              <w:left w:type="dxa" w:w="90"/>
-              <w:bottom w:type="dxa" w:w="40"/>
-              <w:right w:type="dxa" w:w="90"/>
-            </w:tcMar>
-          </w:tcPr>
-          <w:p>
-            <w:r>
-              <w:rPr>
-                <w:rFonts w:ascii="IPAGothic" w:cs="IPAGothic" w:eastAsia="IPAGothic" w:hAnsi="IPAGothic"/>
-                <w:sz w:val="19"/>
-                <w:szCs w:val="19"/>
-              </w:rPr>
-              <w:t xml:space="preserve">36%</w:t>
-            </w:r>
-          </w:p>
-        </w:tc>
-        <w:tc>
-          <w:tcPr>
-            <w:tcW w:type="dxa" w:w="1400"/>
-            <w:shd w:fill="F2F5FA" w:color="auto" w:val="clear"/>
-            <w:tcMar>
-              <w:top w:type="dxa" w:w="40"/>
-              <w:left w:type="dxa" w:w="90"/>
-              <w:bottom w:type="dxa" w:w="40"/>
-              <w:right w:type="dxa" w:w="90"/>
-            </w:tcMar>
-          </w:tcPr>
-          <w:p>
-            <w:r>
-              <w:rPr>
-                <w:rFonts w:ascii="IPAGothic" w:cs="IPAGothic" w:eastAsia="IPAGothic" w:hAnsi="IPAGothic"/>
-                <w:sz w:val="19"/>
-                <w:szCs w:val="19"/>
-              </w:rPr>
-              <w:t xml:space="preserve">29%</w:t>
-            </w:r>
-          </w:p>
-        </w:tc>
-        <w:tc>
-          <w:tcPr>
-            <w:tcW w:type="dxa" w:w="1400"/>
-            <w:shd w:fill="F2F5FA" w:color="auto" w:val="clear"/>
-            <w:tcMar>
-              <w:top w:type="dxa" w:w="40"/>
-              <w:left w:type="dxa" w:w="90"/>
-              <w:bottom w:type="dxa" w:w="40"/>
-              <w:right w:type="dxa" w:w="90"/>
-            </w:tcMar>
-          </w:tcPr>
-          <w:p>
-            <w:r>
-              <w:rPr>
-                <w:rFonts w:ascii="IPAGothic" w:cs="IPAGothic" w:eastAsia="IPAGothic" w:hAnsi="IPAGothic"/>
-                <w:sz w:val="19"/>
-                <w:szCs w:val="19"/>
-              </w:rPr>
-              <w:t xml:space="preserve">24→16%</w:t>
-            </w:r>
-          </w:p>
-        </w:tc>
-      </w:tr>
-      <w:tr>
-        <w:trPr>
-          <w:tblHeader w:val="false"/>
-        </w:trPr>
-        <w:tc>
-          <w:tcPr>
-            <w:tcW w:type="dxa" w:w="2100"/>
-            <w:shd w:fill="FFFFFF" w:color="auto" w:val="clear"/>
-            <w:tcMar>
-              <w:top w:type="dxa" w:w="40"/>
-              <w:left w:type="dxa" w:w="90"/>
-              <w:bottom w:type="dxa" w:w="40"/>
-              <w:right w:type="dxa" w:w="90"/>
-            </w:tcMar>
-          </w:tcPr>
-          <w:p>
-            <w:pPr>
-              <w:jc w:val="left"/>
-            </w:pPr>
-            <w:r>
-              <w:rPr>
-                <w:rFonts w:ascii="IPAGothic" w:cs="IPAGothic" w:eastAsia="IPAGothic" w:hAnsi="IPAGothic"/>
-                <w:sz w:val="19"/>
-                <w:szCs w:val="19"/>
-              </w:rPr>
-              <w:t xml:space="preserve">有効率=300W維持可（全基準）</w:t>
-            </w:r>
-          </w:p>
-        </w:tc>
-        <w:tc>
-          <w:tcPr>
-            <w:tcW w:type="dxa" w:w="1400"/>
-            <w:shd w:fill="FFFFFF" w:color="auto" w:val="clear"/>
-            <w:tcMar>
-              <w:top w:type="dxa" w:w="40"/>
-              <w:left w:type="dxa" w:w="90"/>
-              <w:bottom w:type="dxa" w:w="40"/>
-              <w:right w:type="dxa" w:w="90"/>
-            </w:tcMar>
-          </w:tcPr>
-          <w:p>
-            <w:r>
-              <w:rPr>
-                <w:rFonts w:ascii="IPAGothic" w:cs="IPAGothic" w:eastAsia="IPAGothic" w:hAnsi="IPAGothic"/>
-                <w:sz w:val="19"/>
-                <w:szCs w:val="19"/>
-              </w:rPr>
-              <w:t xml:space="preserve">84%</w:t>
-            </w:r>
-          </w:p>
-        </w:tc>
-        <w:tc>
-          <w:tcPr>
-            <w:tcW w:type="dxa" w:w="1400"/>
-            <w:shd w:fill="FFFFFF" w:color="auto" w:val="clear"/>
-            <w:tcMar>
-              <w:top w:type="dxa" w:w="40"/>
-              <w:left w:type="dxa" w:w="90"/>
-              <w:bottom w:type="dxa" w:w="40"/>
-              <w:right w:type="dxa" w:w="90"/>
-            </w:tcMar>
-          </w:tcPr>
-          <w:p>
-            <w:r>
-              <w:rPr>
-                <w:rFonts w:ascii="IPAGothic" w:cs="IPAGothic" w:eastAsia="IPAGothic" w:hAnsi="IPAGothic"/>
-                <w:sz w:val="19"/>
-                <w:szCs w:val="19"/>
-              </w:rPr>
-              <w:t xml:space="preserve">84%</w:t>
-            </w:r>
-          </w:p>
-        </w:tc>
-        <w:tc>
-          <w:tcPr>
-            <w:tcW w:type="dxa" w:w="1400"/>
-            <w:shd w:fill="FFFFFF" w:color="auto" w:val="clear"/>
-            <w:tcMar>
-              <w:top w:type="dxa" w:w="40"/>
-              <w:left w:type="dxa" w:w="90"/>
-              <w:bottom w:type="dxa" w:w="40"/>
-              <w:right w:type="dxa" w:w="90"/>
-            </w:tcMar>
-          </w:tcPr>
-          <w:p>
-            <w:r>
-              <w:rPr>
-                <w:rFonts w:ascii="IPAGothic" w:cs="IPAGothic" w:eastAsia="IPAGothic" w:hAnsi="IPAGothic"/>
-                <w:sz w:val="19"/>
-                <w:szCs w:val="19"/>
-              </w:rPr>
-              <w:t xml:space="preserve">79%</w:t>
-            </w:r>
-          </w:p>
-        </w:tc>
-        <w:tc>
-          <w:tcPr>
-            <w:tcW w:type="dxa" w:w="1400"/>
-            <w:shd w:fill="FFFFFF" w:color="auto" w:val="clear"/>
-            <w:tcMar>
-              <w:top w:type="dxa" w:w="40"/>
-              <w:left w:type="dxa" w:w="90"/>
-              <w:bottom w:type="dxa" w:w="40"/>
-              <w:right w:type="dxa" w:w="90"/>
-            </w:tcMar>
-          </w:tcPr>
-          <w:p>
-            <w:r>
-              <w:rPr>
-                <w:rFonts w:ascii="IPAGothic" w:cs="IPAGothic" w:eastAsia="IPAGothic" w:hAnsi="IPAGothic"/>
-                <w:sz w:val="19"/>
-                <w:szCs w:val="19"/>
-              </w:rPr>
-              <w:t xml:space="preserve">72→61%</w:t>
-            </w:r>
-          </w:p>
-        </w:tc>
-      </w:tr>
-    </w:tbl>
-    <w:p>
-      <w:pPr>
-        <w:spacing w:after="90" w:line="276"/>
-      </w:pPr>
-      <w:r>
-        <w:rPr>
-          <w:rFonts w:ascii="IPAGothic" w:cs="IPAGothic" w:eastAsia="IPAGothic" w:hAnsi="IPAGothic"/>
-          <w:b/>
-          <w:bCs/>
-          <w:color w:val="B4472C"/>
-          <w:sz w:val="19"/>
-          <w:szCs w:val="19"/>
-        </w:rPr>
-        <w:t xml:space="preserve">分母に注意: </w:t>
-      </w:r>
-      <w:r>
-        <w:rPr>
-          <w:rFonts w:ascii="IPAGothic" w:cs="IPAGothic" w:eastAsia="IPAGothic" w:hAnsi="IPAGothic"/>
-          <w:color w:val="595959"/>
-          <w:sz w:val="19"/>
-          <w:szCs w:val="19"/>
-        </w:rPr>
-        <w:t xml:space="preserve">拡散モード割合は分母（全 vs 有効）で 42% と 68% に乖離する（8年）。有効基準は脱落した高塗布量個体を除くため過大。§4.5(5) 参照。</w:t>
-      </w:r>
-    </w:p>
-    <w:p>
-      <w:pPr>
-        <w:spacing w:after="90" w:line="276"/>
-      </w:pPr>
-      <w:r>
-        <w:rPr>
-          <w:rFonts w:ascii="IPAGothic" w:cs="IPAGothic" w:eastAsia="IPAGothic" w:hAnsi="IPAGothic"/>
-          <w:b/>
-          <w:bCs/>
-          <w:sz w:val="19"/>
-          <w:szCs w:val="19"/>
-        </w:rPr>
-        <w:t xml:space="preserve">設計上の示唆: </w:t>
-      </w:r>
-      <w:r>
-        <w:rPr>
-          <w:rFonts w:ascii="IPAGothic" w:cs="IPAGothic" w:eastAsia="IPAGothic" w:hAnsi="IPAGothic"/>
-          <w:color w:val="595959"/>
-          <w:sz w:val="19"/>
-          <w:szCs w:val="19"/>
-        </w:rPr>
-        <w:t xml:space="preserve">初期に抵抗劣化モードで成立していても、保存で限界Li塩濃度が上昇し拡散劣化モードへ落ちる。したがって「劣化後も限界Li塩濃度を下回る」初期Li塩濃度設計が必要条件であり、そのうえで抵抗上昇を抑えることが高出力寿命の延伸に直結する（レポートの改善方向性と整合）。</w:t>
-      </w:r>
-    </w:p>
-    <w:p>
-      <w:pPr>
-        <w:pStyle w:val="Heading2"/>
-        <w:spacing w:after="110" w:before="220"/>
-      </w:pPr>
-      <w:r>
-        <w:rPr>
-          <w:rFonts w:ascii="IPAGothic" w:cs="IPAGothic" w:eastAsia="IPAGothic" w:hAnsi="IPAGothic"/>
-        </w:rPr>
-        <w:t xml:space="preserve">5.3 交互作用の可視化（第3の柱の本体）</w:t>
-      </w:r>
-    </w:p>
-    <w:p>
-      <w:pPr>
-        <w:spacing w:after="90" w:line="276"/>
-      </w:pPr>
-      <w:r>
-        <w:rPr>
-          <w:rFonts w:ascii="IPAGothic" w:cs="IPAGothic" w:eastAsia="IPAGothic" w:hAnsi="IPAGothic"/>
-          <w:sz w:val="21"/>
-          <w:szCs w:val="21"/>
-        </w:rPr>
-        <w:t xml:space="preserve">並行座標は交互作用の表現が構造的に苦手（軸の並び順に依存し、3次以上は事実上見えない）。そこを埋めるのが交互作用ネットワーク図である。ノード径＝ST（総合効果）、エッジ太さ＝2次のSobol指標 S2（2変数の組合せ効果）を表す。</w:t>
+        <w:t xml:space="preserve">図3. 母集団の劣化モード内訳（design, N=1024＝9,216点/時点, 合計100%積み上げ面グラフ）。抵抗劣化／拡散劣化／300W維持不可 の3区分。無効個体（維持不可）が保存とともに拡大し、成立域が侵食される。</w:t>
       </w:r>
     </w:p>
     <w:p>
@@ -3795,7 +3246,7 @@
       <w:r>
         <w:drawing>
           <wp:inline distT="0" distB="0" distL="0" distR="0">
-            <wp:extent cx="5715000" cy="2981325"/>
+            <wp:extent cx="5905500" cy="2228850"/>
             <wp:effectExtent t="0" r="0" b="0" l="0"/>
             <wp:docPr id="1" name="" descr="" title=""/>
             <wp:cNvGraphicFramePr>
@@ -3820,7 +3271,7 @@
                   <pic:spPr bwMode="auto">
                     <a:xfrm>
                       <a:off x="0" y="0"/>
-                      <a:ext cx="5715000" cy="2981325"/>
+                      <a:ext cx="5905500" cy="2228850"/>
                     </a:xfrm>
                     <a:prstGeom prst="rect">
                       <a:avLst/>
@@ -3847,7 +3298,694 @@
           <w:sz w:val="18"/>
           <w:szCs w:val="18"/>
         </w:rPr>
-        <w:t xml:space="preserve">図4. 交互作用ネットワーク（design, N=4096, 誤差棒つき土台）。ノード径＝ST、線＝2次Sobol指標 S2。S2の95%CIが0を跨ぐ非有意なエッジは破線・淡色に落とし、ノイズを太線として誤読させない。</w:t>
+        <w:t xml:space="preserve">図3補. 支配モードの変遷（従＝折れ線）。左=公称設計の軌跡（放電後電圧・限界Li塩濃度が5〜6年で閾値を越えモード遷移）。右=拡散モード割合を全サンプル基準と有効サンプル基準の2分母で併記＋成立率・有効率。design, N=1024＝9,216点/時点。</w:t>
+      </w:r>
+    </w:p>
+    <w:tbl>
+      <w:tblPr>
+        <w:tblW w:type="dxa" w:w="7700"/>
+        <w:tblBorders>
+          <w:top w:val="single" w:color="AAAAAA" w:sz="4"/>
+          <w:left w:val="single" w:color="AAAAAA" w:sz="4"/>
+          <w:bottom w:val="single" w:color="AAAAAA" w:sz="4"/>
+          <w:right w:val="single" w:color="AAAAAA" w:sz="4"/>
+          <w:insideH w:val="single" w:color="AAAAAA" w:sz="4"/>
+          <w:insideV w:val="single" w:color="AAAAAA" w:sz="4"/>
+        </w:tblBorders>
+      </w:tblPr>
+      <w:tblGrid>
+        <w:gridCol w:w="2100"/>
+        <w:gridCol w:w="1400"/>
+        <w:gridCol w:w="1400"/>
+        <w:gridCol w:w="1400"/>
+        <w:gridCol w:w="1400"/>
+      </w:tblGrid>
+      <w:tr>
+        <w:trPr>
+          <w:tblHeader/>
+        </w:trPr>
+        <w:tc>
+          <w:tcPr>
+            <w:tcW w:type="dxa" w:w="2100"/>
+            <w:shd w:fill="1F3864" w:color="auto" w:val="clear"/>
+            <w:tcMar>
+              <w:top w:type="dxa" w:w="40"/>
+              <w:left w:type="dxa" w:w="90"/>
+              <w:bottom w:type="dxa" w:w="40"/>
+              <w:right w:type="dxa" w:w="90"/>
+            </w:tcMar>
+          </w:tcPr>
+          <w:p>
+            <w:pPr>
+              <w:jc w:val="center"/>
+            </w:pPr>
+            <w:r>
+              <w:rPr>
+                <w:rFonts w:ascii="IPAGothic" w:cs="IPAGothic" w:eastAsia="IPAGothic" w:hAnsi="IPAGothic"/>
+                <w:b/>
+                <w:bCs/>
+                <w:color w:val="FFFFFF"/>
+                <w:sz w:val="19"/>
+                <w:szCs w:val="19"/>
+              </w:rPr>
+              <w:t xml:space="preserve">保存年</w:t>
+            </w:r>
+          </w:p>
+        </w:tc>
+        <w:tc>
+          <w:tcPr>
+            <w:tcW w:type="dxa" w:w="1400"/>
+            <w:shd w:fill="1F3864" w:color="auto" w:val="clear"/>
+            <w:tcMar>
+              <w:top w:type="dxa" w:w="40"/>
+              <w:left w:type="dxa" w:w="90"/>
+              <w:bottom w:type="dxa" w:w="40"/>
+              <w:right w:type="dxa" w:w="90"/>
+            </w:tcMar>
+          </w:tcPr>
+          <w:p>
+            <w:pPr>
+              <w:jc w:val="center"/>
+            </w:pPr>
+            <w:r>
+              <w:rPr>
+                <w:rFonts w:ascii="IPAGothic" w:cs="IPAGothic" w:eastAsia="IPAGothic" w:hAnsi="IPAGothic"/>
+                <w:b/>
+                <w:bCs/>
+                <w:color w:val="FFFFFF"/>
+                <w:sz w:val="19"/>
+                <w:szCs w:val="19"/>
+              </w:rPr>
+              <w:t xml:space="preserve">0.25</w:t>
+            </w:r>
+          </w:p>
+        </w:tc>
+        <w:tc>
+          <w:tcPr>
+            <w:tcW w:type="dxa" w:w="1400"/>
+            <w:shd w:fill="1F3864" w:color="auto" w:val="clear"/>
+            <w:tcMar>
+              <w:top w:type="dxa" w:w="40"/>
+              <w:left w:type="dxa" w:w="90"/>
+              <w:bottom w:type="dxa" w:w="40"/>
+              <w:right w:type="dxa" w:w="90"/>
+            </w:tcMar>
+          </w:tcPr>
+          <w:p>
+            <w:pPr>
+              <w:jc w:val="center"/>
+            </w:pPr>
+            <w:r>
+              <w:rPr>
+                <w:rFonts w:ascii="IPAGothic" w:cs="IPAGothic" w:eastAsia="IPAGothic" w:hAnsi="IPAGothic"/>
+                <w:b/>
+                <w:bCs/>
+                <w:color w:val="FFFFFF"/>
+                <w:sz w:val="19"/>
+                <w:szCs w:val="19"/>
+              </w:rPr>
+              <w:t xml:space="preserve">1</w:t>
+            </w:r>
+          </w:p>
+        </w:tc>
+        <w:tc>
+          <w:tcPr>
+            <w:tcW w:type="dxa" w:w="1400"/>
+            <w:shd w:fill="1F3864" w:color="auto" w:val="clear"/>
+            <w:tcMar>
+              <w:top w:type="dxa" w:w="40"/>
+              <w:left w:type="dxa" w:w="90"/>
+              <w:bottom w:type="dxa" w:w="40"/>
+              <w:right w:type="dxa" w:w="90"/>
+            </w:tcMar>
+          </w:tcPr>
+          <w:p>
+            <w:pPr>
+              <w:jc w:val="center"/>
+            </w:pPr>
+            <w:r>
+              <w:rPr>
+                <w:rFonts w:ascii="IPAGothic" w:cs="IPAGothic" w:eastAsia="IPAGothic" w:hAnsi="IPAGothic"/>
+                <w:b/>
+                <w:bCs/>
+                <w:color w:val="FFFFFF"/>
+                <w:sz w:val="19"/>
+                <w:szCs w:val="19"/>
+              </w:rPr>
+              <w:t xml:space="preserve">3</w:t>
+            </w:r>
+          </w:p>
+        </w:tc>
+        <w:tc>
+          <w:tcPr>
+            <w:tcW w:type="dxa" w:w="1400"/>
+            <w:shd w:fill="1F3864" w:color="auto" w:val="clear"/>
+            <w:tcMar>
+              <w:top w:type="dxa" w:w="40"/>
+              <w:left w:type="dxa" w:w="90"/>
+              <w:bottom w:type="dxa" w:w="40"/>
+              <w:right w:type="dxa" w:w="90"/>
+            </w:tcMar>
+          </w:tcPr>
+          <w:p>
+            <w:pPr>
+              <w:jc w:val="center"/>
+            </w:pPr>
+            <w:r>
+              <w:rPr>
+                <w:rFonts w:ascii="IPAGothic" w:cs="IPAGothic" w:eastAsia="IPAGothic" w:hAnsi="IPAGothic"/>
+                <w:b/>
+                <w:bCs/>
+                <w:color w:val="FFFFFF"/>
+                <w:sz w:val="19"/>
+                <w:szCs w:val="19"/>
+              </w:rPr>
+              <w:t xml:space="preserve">8</w:t>
+            </w:r>
+          </w:p>
+        </w:tc>
+      </w:tr>
+      <w:tr>
+        <w:trPr>
+          <w:tblHeader w:val="false"/>
+        </w:trPr>
+        <w:tc>
+          <w:tcPr>
+            <w:tcW w:type="dxa" w:w="2100"/>
+            <w:shd w:fill="F2F5FA" w:color="auto" w:val="clear"/>
+            <w:tcMar>
+              <w:top w:type="dxa" w:w="40"/>
+              <w:left w:type="dxa" w:w="90"/>
+              <w:bottom w:type="dxa" w:w="40"/>
+              <w:right w:type="dxa" w:w="90"/>
+            </w:tcMar>
+          </w:tcPr>
+          <w:p>
+            <w:pPr>
+              <w:jc w:val="left"/>
+            </w:pPr>
+            <w:r>
+              <w:rPr>
+                <w:rFonts w:ascii="IPAGothic" w:cs="IPAGothic" w:eastAsia="IPAGothic" w:hAnsi="IPAGothic"/>
+                <w:sz w:val="19"/>
+                <w:szCs w:val="19"/>
+              </w:rPr>
+              <w:t xml:space="preserve">拡散モード割合（全サンプル基準）</w:t>
+            </w:r>
+          </w:p>
+        </w:tc>
+        <w:tc>
+          <w:tcPr>
+            <w:tcW w:type="dxa" w:w="1400"/>
+            <w:shd w:fill="F2F5FA" w:color="auto" w:val="clear"/>
+            <w:tcMar>
+              <w:top w:type="dxa" w:w="40"/>
+              <w:left w:type="dxa" w:w="90"/>
+              <w:bottom w:type="dxa" w:w="40"/>
+              <w:right w:type="dxa" w:w="90"/>
+            </w:tcMar>
+          </w:tcPr>
+          <w:p>
+            <w:r>
+              <w:rPr>
+                <w:rFonts w:ascii="IPAGothic" w:cs="IPAGothic" w:eastAsia="IPAGothic" w:hAnsi="IPAGothic"/>
+                <w:sz w:val="19"/>
+                <w:szCs w:val="19"/>
+              </w:rPr>
+              <w:t xml:space="preserve">44%</w:t>
+            </w:r>
+          </w:p>
+        </w:tc>
+        <w:tc>
+          <w:tcPr>
+            <w:tcW w:type="dxa" w:w="1400"/>
+            <w:shd w:fill="F2F5FA" w:color="auto" w:val="clear"/>
+            <w:tcMar>
+              <w:top w:type="dxa" w:w="40"/>
+              <w:left w:type="dxa" w:w="90"/>
+              <w:bottom w:type="dxa" w:w="40"/>
+              <w:right w:type="dxa" w:w="90"/>
+            </w:tcMar>
+          </w:tcPr>
+          <w:p>
+            <w:r>
+              <w:rPr>
+                <w:rFonts w:ascii="IPAGothic" w:cs="IPAGothic" w:eastAsia="IPAGothic" w:hAnsi="IPAGothic"/>
+                <w:sz w:val="19"/>
+                <w:szCs w:val="19"/>
+              </w:rPr>
+              <w:t xml:space="preserve">46%</w:t>
+            </w:r>
+          </w:p>
+        </w:tc>
+        <w:tc>
+          <w:tcPr>
+            <w:tcW w:type="dxa" w:w="1400"/>
+            <w:shd w:fill="F2F5FA" w:color="auto" w:val="clear"/>
+            <w:tcMar>
+              <w:top w:type="dxa" w:w="40"/>
+              <w:left w:type="dxa" w:w="90"/>
+              <w:bottom w:type="dxa" w:w="40"/>
+              <w:right w:type="dxa" w:w="90"/>
+            </w:tcMar>
+          </w:tcPr>
+          <w:p>
+            <w:r>
+              <w:rPr>
+                <w:rFonts w:ascii="IPAGothic" w:cs="IPAGothic" w:eastAsia="IPAGothic" w:hAnsi="IPAGothic"/>
+                <w:sz w:val="19"/>
+                <w:szCs w:val="19"/>
+              </w:rPr>
+              <w:t xml:space="preserve">47%</w:t>
+            </w:r>
+          </w:p>
+        </w:tc>
+        <w:tc>
+          <w:tcPr>
+            <w:tcW w:type="dxa" w:w="1400"/>
+            <w:shd w:fill="F2F5FA" w:color="auto" w:val="clear"/>
+            <w:tcMar>
+              <w:top w:type="dxa" w:w="40"/>
+              <w:left w:type="dxa" w:w="90"/>
+              <w:bottom w:type="dxa" w:w="40"/>
+              <w:right w:type="dxa" w:w="90"/>
+            </w:tcMar>
+          </w:tcPr>
+          <w:p>
+            <w:r>
+              <w:rPr>
+                <w:rFonts w:ascii="IPAGothic" w:cs="IPAGothic" w:eastAsia="IPAGothic" w:hAnsi="IPAGothic"/>
+                <w:sz w:val="19"/>
+                <w:szCs w:val="19"/>
+              </w:rPr>
+              <w:t xml:space="preserve">42%</w:t>
+            </w:r>
+          </w:p>
+        </w:tc>
+      </w:tr>
+      <w:tr>
+        <w:trPr>
+          <w:tblHeader w:val="false"/>
+        </w:trPr>
+        <w:tc>
+          <w:tcPr>
+            <w:tcW w:type="dxa" w:w="2100"/>
+            <w:shd w:fill="FFFFFF" w:color="auto" w:val="clear"/>
+            <w:tcMar>
+              <w:top w:type="dxa" w:w="40"/>
+              <w:left w:type="dxa" w:w="90"/>
+              <w:bottom w:type="dxa" w:w="40"/>
+              <w:right w:type="dxa" w:w="90"/>
+            </w:tcMar>
+          </w:tcPr>
+          <w:p>
+            <w:pPr>
+              <w:jc w:val="left"/>
+            </w:pPr>
+            <w:r>
+              <w:rPr>
+                <w:rFonts w:ascii="IPAGothic" w:cs="IPAGothic" w:eastAsia="IPAGothic" w:hAnsi="IPAGothic"/>
+                <w:color w:val="B8860B"/>
+                <w:sz w:val="19"/>
+                <w:szCs w:val="19"/>
+              </w:rPr>
+              <w:t xml:space="preserve">拡散モード割合（有効基準）</w:t>
+            </w:r>
+          </w:p>
+        </w:tc>
+        <w:tc>
+          <w:tcPr>
+            <w:tcW w:type="dxa" w:w="1400"/>
+            <w:shd w:fill="FFFFFF" w:color="auto" w:val="clear"/>
+            <w:tcMar>
+              <w:top w:type="dxa" w:w="40"/>
+              <w:left w:type="dxa" w:w="90"/>
+              <w:bottom w:type="dxa" w:w="40"/>
+              <w:right w:type="dxa" w:w="90"/>
+            </w:tcMar>
+          </w:tcPr>
+          <w:p>
+            <w:r>
+              <w:rPr>
+                <w:rFonts w:ascii="IPAGothic" w:cs="IPAGothic" w:eastAsia="IPAGothic" w:hAnsi="IPAGothic"/>
+                <w:sz w:val="19"/>
+                <w:szCs w:val="19"/>
+              </w:rPr>
+              <w:t xml:space="preserve">53%</w:t>
+            </w:r>
+          </w:p>
+        </w:tc>
+        <w:tc>
+          <w:tcPr>
+            <w:tcW w:type="dxa" w:w="1400"/>
+            <w:shd w:fill="FFFFFF" w:color="auto" w:val="clear"/>
+            <w:tcMar>
+              <w:top w:type="dxa" w:w="40"/>
+              <w:left w:type="dxa" w:w="90"/>
+              <w:bottom w:type="dxa" w:w="40"/>
+              <w:right w:type="dxa" w:w="90"/>
+            </w:tcMar>
+          </w:tcPr>
+          <w:p>
+            <w:r>
+              <w:rPr>
+                <w:rFonts w:ascii="IPAGothic" w:cs="IPAGothic" w:eastAsia="IPAGothic" w:hAnsi="IPAGothic"/>
+                <w:sz w:val="19"/>
+                <w:szCs w:val="19"/>
+              </w:rPr>
+              <w:t xml:space="preserve">55%</w:t>
+            </w:r>
+          </w:p>
+        </w:tc>
+        <w:tc>
+          <w:tcPr>
+            <w:tcW w:type="dxa" w:w="1400"/>
+            <w:shd w:fill="FFFFFF" w:color="auto" w:val="clear"/>
+            <w:tcMar>
+              <w:top w:type="dxa" w:w="40"/>
+              <w:left w:type="dxa" w:w="90"/>
+              <w:bottom w:type="dxa" w:w="40"/>
+              <w:right w:type="dxa" w:w="90"/>
+            </w:tcMar>
+          </w:tcPr>
+          <w:p>
+            <w:r>
+              <w:rPr>
+                <w:rFonts w:ascii="IPAGothic" w:cs="IPAGothic" w:eastAsia="IPAGothic" w:hAnsi="IPAGothic"/>
+                <w:sz w:val="19"/>
+                <w:szCs w:val="19"/>
+              </w:rPr>
+              <w:t xml:space="preserve">60%</w:t>
+            </w:r>
+          </w:p>
+        </w:tc>
+        <w:tc>
+          <w:tcPr>
+            <w:tcW w:type="dxa" w:w="1400"/>
+            <w:shd w:fill="FFFFFF" w:color="auto" w:val="clear"/>
+            <w:tcMar>
+              <w:top w:type="dxa" w:w="40"/>
+              <w:left w:type="dxa" w:w="90"/>
+              <w:bottom w:type="dxa" w:w="40"/>
+              <w:right w:type="dxa" w:w="90"/>
+            </w:tcMar>
+          </w:tcPr>
+          <w:p>
+            <w:r>
+              <w:rPr>
+                <w:rFonts w:ascii="IPAGothic" w:cs="IPAGothic" w:eastAsia="IPAGothic" w:hAnsi="IPAGothic"/>
+                <w:sz w:val="19"/>
+                <w:szCs w:val="19"/>
+              </w:rPr>
+              <w:t xml:space="preserve">68%</w:t>
+            </w:r>
+          </w:p>
+        </w:tc>
+      </w:tr>
+      <w:tr>
+        <w:trPr>
+          <w:tblHeader w:val="false"/>
+        </w:trPr>
+        <w:tc>
+          <w:tcPr>
+            <w:tcW w:type="dxa" w:w="2100"/>
+            <w:shd w:fill="F2F5FA" w:color="auto" w:val="clear"/>
+            <w:tcMar>
+              <w:top w:type="dxa" w:w="40"/>
+              <w:left w:type="dxa" w:w="90"/>
+              <w:bottom w:type="dxa" w:w="40"/>
+              <w:right w:type="dxa" w:w="90"/>
+            </w:tcMar>
+          </w:tcPr>
+          <w:p>
+            <w:pPr>
+              <w:jc w:val="left"/>
+            </w:pPr>
+            <w:r>
+              <w:rPr>
+                <w:rFonts w:ascii="IPAGothic" w:cs="IPAGothic" w:eastAsia="IPAGothic" w:hAnsi="IPAGothic"/>
+                <w:sz w:val="19"/>
+                <w:szCs w:val="19"/>
+              </w:rPr>
+              <w:t xml:space="preserve">設計成立率（全サンプル基準）</w:t>
+            </w:r>
+          </w:p>
+        </w:tc>
+        <w:tc>
+          <w:tcPr>
+            <w:tcW w:type="dxa" w:w="1400"/>
+            <w:shd w:fill="F2F5FA" w:color="auto" w:val="clear"/>
+            <w:tcMar>
+              <w:top w:type="dxa" w:w="40"/>
+              <w:left w:type="dxa" w:w="90"/>
+              <w:bottom w:type="dxa" w:w="40"/>
+              <w:right w:type="dxa" w:w="90"/>
+            </w:tcMar>
+          </w:tcPr>
+          <w:p>
+            <w:r>
+              <w:rPr>
+                <w:rFonts w:ascii="IPAGothic" w:cs="IPAGothic" w:eastAsia="IPAGothic" w:hAnsi="IPAGothic"/>
+                <w:sz w:val="19"/>
+                <w:szCs w:val="19"/>
+              </w:rPr>
+              <w:t xml:space="preserve">39%</w:t>
+            </w:r>
+          </w:p>
+        </w:tc>
+        <w:tc>
+          <w:tcPr>
+            <w:tcW w:type="dxa" w:w="1400"/>
+            <w:shd w:fill="F2F5FA" w:color="auto" w:val="clear"/>
+            <w:tcMar>
+              <w:top w:type="dxa" w:w="40"/>
+              <w:left w:type="dxa" w:w="90"/>
+              <w:bottom w:type="dxa" w:w="40"/>
+              <w:right w:type="dxa" w:w="90"/>
+            </w:tcMar>
+          </w:tcPr>
+          <w:p>
+            <w:r>
+              <w:rPr>
+                <w:rFonts w:ascii="IPAGothic" w:cs="IPAGothic" w:eastAsia="IPAGothic" w:hAnsi="IPAGothic"/>
+                <w:sz w:val="19"/>
+                <w:szCs w:val="19"/>
+              </w:rPr>
+              <w:t xml:space="preserve">36%</w:t>
+            </w:r>
+          </w:p>
+        </w:tc>
+        <w:tc>
+          <w:tcPr>
+            <w:tcW w:type="dxa" w:w="1400"/>
+            <w:shd w:fill="F2F5FA" w:color="auto" w:val="clear"/>
+            <w:tcMar>
+              <w:top w:type="dxa" w:w="40"/>
+              <w:left w:type="dxa" w:w="90"/>
+              <w:bottom w:type="dxa" w:w="40"/>
+              <w:right w:type="dxa" w:w="90"/>
+            </w:tcMar>
+          </w:tcPr>
+          <w:p>
+            <w:r>
+              <w:rPr>
+                <w:rFonts w:ascii="IPAGothic" w:cs="IPAGothic" w:eastAsia="IPAGothic" w:hAnsi="IPAGothic"/>
+                <w:sz w:val="19"/>
+                <w:szCs w:val="19"/>
+              </w:rPr>
+              <w:t xml:space="preserve">29%</w:t>
+            </w:r>
+          </w:p>
+        </w:tc>
+        <w:tc>
+          <w:tcPr>
+            <w:tcW w:type="dxa" w:w="1400"/>
+            <w:shd w:fill="F2F5FA" w:color="auto" w:val="clear"/>
+            <w:tcMar>
+              <w:top w:type="dxa" w:w="40"/>
+              <w:left w:type="dxa" w:w="90"/>
+              <w:bottom w:type="dxa" w:w="40"/>
+              <w:right w:type="dxa" w:w="90"/>
+            </w:tcMar>
+          </w:tcPr>
+          <w:p>
+            <w:r>
+              <w:rPr>
+                <w:rFonts w:ascii="IPAGothic" w:cs="IPAGothic" w:eastAsia="IPAGothic" w:hAnsi="IPAGothic"/>
+                <w:sz w:val="19"/>
+                <w:szCs w:val="19"/>
+              </w:rPr>
+              <w:t xml:space="preserve">16%</w:t>
+            </w:r>
+          </w:p>
+        </w:tc>
+      </w:tr>
+      <w:tr>
+        <w:trPr>
+          <w:tblHeader w:val="false"/>
+        </w:trPr>
+        <w:tc>
+          <w:tcPr>
+            <w:tcW w:type="dxa" w:w="2100"/>
+            <w:shd w:fill="FFFFFF" w:color="auto" w:val="clear"/>
+            <w:tcMar>
+              <w:top w:type="dxa" w:w="40"/>
+              <w:left w:type="dxa" w:w="90"/>
+              <w:bottom w:type="dxa" w:w="40"/>
+              <w:right w:type="dxa" w:w="90"/>
+            </w:tcMar>
+          </w:tcPr>
+          <w:p>
+            <w:pPr>
+              <w:jc w:val="left"/>
+            </w:pPr>
+            <w:r>
+              <w:rPr>
+                <w:rFonts w:ascii="IPAGothic" w:cs="IPAGothic" w:eastAsia="IPAGothic" w:hAnsi="IPAGothic"/>
+                <w:sz w:val="19"/>
+                <w:szCs w:val="19"/>
+              </w:rPr>
+              <w:t xml:space="preserve">有効率=300W維持可（全基準）</w:t>
+            </w:r>
+          </w:p>
+        </w:tc>
+        <w:tc>
+          <w:tcPr>
+            <w:tcW w:type="dxa" w:w="1400"/>
+            <w:shd w:fill="FFFFFF" w:color="auto" w:val="clear"/>
+            <w:tcMar>
+              <w:top w:type="dxa" w:w="40"/>
+              <w:left w:type="dxa" w:w="90"/>
+              <w:bottom w:type="dxa" w:w="40"/>
+              <w:right w:type="dxa" w:w="90"/>
+            </w:tcMar>
+          </w:tcPr>
+          <w:p>
+            <w:r>
+              <w:rPr>
+                <w:rFonts w:ascii="IPAGothic" w:cs="IPAGothic" w:eastAsia="IPAGothic" w:hAnsi="IPAGothic"/>
+                <w:sz w:val="19"/>
+                <w:szCs w:val="19"/>
+              </w:rPr>
+              <w:t xml:space="preserve">84%</w:t>
+            </w:r>
+          </w:p>
+        </w:tc>
+        <w:tc>
+          <w:tcPr>
+            <w:tcW w:type="dxa" w:w="1400"/>
+            <w:shd w:fill="FFFFFF" w:color="auto" w:val="clear"/>
+            <w:tcMar>
+              <w:top w:type="dxa" w:w="40"/>
+              <w:left w:type="dxa" w:w="90"/>
+              <w:bottom w:type="dxa" w:w="40"/>
+              <w:right w:type="dxa" w:w="90"/>
+            </w:tcMar>
+          </w:tcPr>
+          <w:p>
+            <w:r>
+              <w:rPr>
+                <w:rFonts w:ascii="IPAGothic" w:cs="IPAGothic" w:eastAsia="IPAGothic" w:hAnsi="IPAGothic"/>
+                <w:sz w:val="19"/>
+                <w:szCs w:val="19"/>
+              </w:rPr>
+              <w:t xml:space="preserve">84%</w:t>
+            </w:r>
+          </w:p>
+        </w:tc>
+        <w:tc>
+          <w:tcPr>
+            <w:tcW w:type="dxa" w:w="1400"/>
+            <w:shd w:fill="FFFFFF" w:color="auto" w:val="clear"/>
+            <w:tcMar>
+              <w:top w:type="dxa" w:w="40"/>
+              <w:left w:type="dxa" w:w="90"/>
+              <w:bottom w:type="dxa" w:w="40"/>
+              <w:right w:type="dxa" w:w="90"/>
+            </w:tcMar>
+          </w:tcPr>
+          <w:p>
+            <w:r>
+              <w:rPr>
+                <w:rFonts w:ascii="IPAGothic" w:cs="IPAGothic" w:eastAsia="IPAGothic" w:hAnsi="IPAGothic"/>
+                <w:sz w:val="19"/>
+                <w:szCs w:val="19"/>
+              </w:rPr>
+              <w:t xml:space="preserve">79%</w:t>
+            </w:r>
+          </w:p>
+        </w:tc>
+        <w:tc>
+          <w:tcPr>
+            <w:tcW w:type="dxa" w:w="1400"/>
+            <w:shd w:fill="FFFFFF" w:color="auto" w:val="clear"/>
+            <w:tcMar>
+              <w:top w:type="dxa" w:w="40"/>
+              <w:left w:type="dxa" w:w="90"/>
+              <w:bottom w:type="dxa" w:w="40"/>
+              <w:right w:type="dxa" w:w="90"/>
+            </w:tcMar>
+          </w:tcPr>
+          <w:p>
+            <w:r>
+              <w:rPr>
+                <w:rFonts w:ascii="IPAGothic" w:cs="IPAGothic" w:eastAsia="IPAGothic" w:hAnsi="IPAGothic"/>
+                <w:sz w:val="19"/>
+                <w:szCs w:val="19"/>
+              </w:rPr>
+              <w:t xml:space="preserve">61%</w:t>
+            </w:r>
+          </w:p>
+        </w:tc>
+      </w:tr>
+    </w:tbl>
+    <w:p>
+      <w:pPr>
+        <w:spacing w:after="90" w:line="276"/>
+      </w:pPr>
+      <w:r>
+        <w:rPr>
+          <w:rFonts w:ascii="IPAGothic" w:cs="IPAGothic" w:eastAsia="IPAGothic" w:hAnsi="IPAGothic"/>
+          <w:b/>
+          <w:bCs/>
+          <w:color w:val="B4472C"/>
+          <w:sz w:val="19"/>
+          <w:szCs w:val="19"/>
+        </w:rPr>
+        <w:t xml:space="preserve">分母で書き分ける（E-4）: </w:t>
+      </w:r>
+      <w:r>
+        <w:rPr>
+          <w:rFonts w:ascii="IPAGothic" w:cs="IPAGothic" w:eastAsia="IPAGothic" w:hAnsi="IPAGothic"/>
+          <w:color w:val="595959"/>
+          <w:sz w:val="19"/>
+          <w:szCs w:val="19"/>
+        </w:rPr>
+        <w:t xml:space="preserve">拡散モード割合は分母で挙動が逆になる。有効サンプル基準では 53→55→57→60→64→68% と単調増加するが、全サンプル基準では 44→45→46→47→47→46→42% と 2〜3年の47%を頂点に減少する。全基準で減るのは、保存が進むと無効個体（300W維持不可）が増え（有効率84%→61%）、その希釈により「有効かつ拡散モード」の全体に占める割合が下がるためである。脱落するのは高塗布量＝拡散モードに落ちやすい個体なので、有効基準は生存者バイアスで過大となる。§4.5(5) 参照。</w:t>
+      </w:r>
+    </w:p>
+    <w:p>
+      <w:pPr>
+        <w:spacing w:after="90" w:line="276"/>
+      </w:pPr>
+      <w:r>
+        <w:rPr>
+          <w:rFonts w:ascii="IPAGothic" w:cs="IPAGothic" w:eastAsia="IPAGothic" w:hAnsi="IPAGothic"/>
+          <w:b/>
+          <w:bCs/>
+          <w:sz w:val="19"/>
+          <w:szCs w:val="19"/>
+        </w:rPr>
+        <w:t xml:space="preserve">設計上の示唆: </w:t>
+      </w:r>
+      <w:r>
+        <w:rPr>
+          <w:rFonts w:ascii="IPAGothic" w:cs="IPAGothic" w:eastAsia="IPAGothic" w:hAnsi="IPAGothic"/>
+          <w:color w:val="595959"/>
+          <w:sz w:val="19"/>
+          <w:szCs w:val="19"/>
+        </w:rPr>
+        <w:t xml:space="preserve">初期に抵抗劣化モードで成立していても、保存で限界Li塩濃度が上昇し拡散劣化モードへ落ちる。したがって「劣化後も限界Li塩濃度を下回る」初期Li塩濃度設計が必要条件であり、そのうえで抵抗上昇を抑えることが高出力寿命の延伸に直結する（レポートの改善方向性と整合）。</w:t>
       </w:r>
     </w:p>
     <w:p>
@@ -3859,7 +3997,7 @@
         <w:rPr>
           <w:rFonts w:ascii="IPAGothic" w:cs="IPAGothic" w:eastAsia="IPAGothic" w:hAnsi="IPAGothic"/>
         </w:rPr>
-        <w:t xml:space="preserve">5.4 領域条件付き感度（本検討の真の発見）</w:t>
+        <w:t xml:space="preserve">5.3 交互作用の可視化（第3の柱の本体）</w:t>
       </w:r>
     </w:p>
     <w:p>
@@ -3872,7 +4010,7 @@
           <w:sz w:val="21"/>
           <w:szCs w:val="21"/>
         </w:rPr>
-        <w:t xml:space="preserve">全体感度では「効き方が単調か、特定領域だけで変化するか」は答えられない。並行座標で領域を絞って感度を取り直すと初めて見える。拡散劣化モードが出やすい領域（塗布量10〜13・曲路率1.7〜2.0）に絞ると、限界Li塩濃度の支配因子は曲路率から活物質密度へ入れ替わる。部分集合が小さすぎると指標が不安定になるため、最小サンプル数のガード（N&lt;200で警告）を設けている。</w:t>
+        <w:t xml:space="preserve">並行座標は交互作用の表現が構造的に苦手（軸の並び順に依存し、3次以上は事実上見えない）。そこを埋めるのが交互作用ネットワーク図である。ノード径＝ST（総合効果）、エッジ太さ＝2次のSobol指標 S2（2変数の組合せ効果）を表す。</w:t>
       </w:r>
     </w:p>
     <w:p>
@@ -3883,7 +4021,7 @@
       <w:r>
         <w:drawing>
           <wp:inline distT="0" distB="0" distL="0" distR="0">
-            <wp:extent cx="5715000" cy="2352675"/>
+            <wp:extent cx="5715000" cy="2981325"/>
             <wp:effectExtent t="0" r="0" b="0" l="0"/>
             <wp:docPr id="1" name="" descr="" title=""/>
             <wp:cNvGraphicFramePr>
@@ -3908,7 +4046,7 @@
                   <pic:spPr bwMode="auto">
                     <a:xfrm>
                       <a:off x="0" y="0"/>
-                      <a:ext cx="5715000" cy="2352675"/>
+                      <a:ext cx="5715000" cy="2981325"/>
                     </a:xfrm>
                     <a:prstGeom prst="rect">
                       <a:avLst/>
@@ -3935,19 +4073,19 @@
           <w:sz w:val="18"/>
           <w:szCs w:val="18"/>
         </w:rPr>
-        <w:t xml:space="preserve">図5. 領域条件付き感度（限界Li塩濃度, design, 5年）。全域では材料因子=曲路率が支配的に見えるが、拡散モード頻発域（塗布量10〜13・曲路率1.7〜2.0）に絞ると制御可能な設計因子=活物質密度が主役に変わる（打ち手がある）。</w:t>
-      </w:r>
-    </w:p>
-    <w:p>
-      <w:pPr>
-        <w:pStyle w:val="Heading1"/>
+        <w:t xml:space="preserve">図4. 交互作用ネットワーク（限界Li塩濃度, design, 5年, N=4096＝65,536点）。ノード径＝ST、線＝2次Sobol指標 S2。S2の95%CIが0を跨ぐ非有意なエッジは破線・淡色に落とし、ノイズを太線として誤読させない。</w:t>
+      </w:r>
+    </w:p>
+    <w:p>
+      <w:pPr>
+        <w:pStyle w:val="Heading2"/>
         <w:spacing w:after="110" w:before="220"/>
       </w:pPr>
       <w:r>
         <w:rPr>
           <w:rFonts w:ascii="IPAGothic" w:cs="IPAGothic" w:eastAsia="IPAGothic" w:hAnsi="IPAGothic"/>
         </w:rPr>
-        <w:t xml:space="preserve">6. 設計探索アーキテクチャ（①②③の統合）</w:t>
+        <w:t xml:space="preserve">5.4 領域条件付き感度と代入方針への頑健性（本検討の真の発見）</w:t>
       </w:r>
     </w:p>
     <w:p>
@@ -3960,7 +4098,7 @@
           <w:sz w:val="21"/>
           <w:szCs w:val="21"/>
         </w:rPr>
-        <w:t xml:space="preserve">感度スクリーニング（①）で効く変数を自動抽出して並行座標へ反映し、交互作用ネットワーク（②）で並行座標が苦手な多変数関係を補完し、感度上位2軸で制約つきコンター（③）を描いて局所地形のOK/NGを把握する。成立域が狭い／支配モードが変わる場合は範囲を絞って感度を再計算する（領域条件付き・時点別）フィードバックループを持つ。</w:t>
+        <w:t xml:space="preserve">全体感度では「効き方が単調か、特定領域だけで変化するか」は答えられない。並行座標で領域を絞って感度を取り直すと初めて見える。全域→中間→拡散モード頻発域 と段階的に絞ると、限界Li塩濃度の支配因子は 曲路率（材料物性・制御しにくい）から 活物質密度（設計因子・制御できる）へ連続的に入れ替わる。部分集合が小さすぎると指標が不安定になるため、最小サンプル数のガード（有効N&lt;200で警告）を設けている。</w:t>
       </w:r>
     </w:p>
     <w:p>
@@ -3971,7 +4109,7 @@
       <w:r>
         <w:drawing>
           <wp:inline distT="0" distB="0" distL="0" distR="0">
-            <wp:extent cx="6096000" cy="3048000"/>
+            <wp:extent cx="5905500" cy="2428875"/>
             <wp:effectExtent t="0" r="0" b="0" l="0"/>
             <wp:docPr id="1" name="" descr="" title=""/>
             <wp:cNvGraphicFramePr>
@@ -3996,7 +4134,7 @@
                   <pic:spPr bwMode="auto">
                     <a:xfrm>
                       <a:off x="0" y="0"/>
-                      <a:ext cx="6096000" cy="3048000"/>
+                      <a:ext cx="5905500" cy="2428875"/>
                     </a:xfrm>
                     <a:prstGeom prst="rect">
                       <a:avLst/>
@@ -4023,7 +4161,31 @@
           <w:sz w:val="18"/>
           <w:szCs w:val="18"/>
         </w:rPr>
-        <w:t xml:space="preserve">図6. 設計探索アーキテクチャ全体像。感度スクリーニング→並行座標＋交互作用ネットワーク→制約つきコンター。</w:t>
+        <w:t xml:space="preserve">図5. 段階的3領域の領域条件付き感度（限界Li塩濃度, design, 5年, 各領域 N=2048＝30,720点）。全域→中間→拡散モード頻発域 の順に絞ると、材料因子=曲路率から制御可能な設計因子=活物質密度へ首位が連続的に入れ替わる。棒色＝因子分類（設計因子／材料物性／使用条件）。各領域ラベルにサンプル数・有効率・代入率を明記。</w:t>
+      </w:r>
+    </w:p>
+    <w:p>
+      <w:pPr>
+        <w:spacing w:after="90" w:line="276"/>
+      </w:pPr>
+      <w:r>
+        <w:rPr>
+          <w:rFonts w:ascii="IPAGothic" w:cs="IPAGothic" w:eastAsia="IPAGothic" w:hAnsi="IPAGothic"/>
+          <w:b/>
+          <w:bCs/>
+          <w:color w:val="B4472C"/>
+          <w:sz w:val="20"/>
+          <w:szCs w:val="20"/>
+        </w:rPr>
+        <w:t xml:space="preserve">この結論は感度解析でしか出ない: </w:t>
+      </w:r>
+      <w:r>
+        <w:rPr>
+          <w:rFonts w:ascii="IPAGothic" w:cs="IPAGothic" w:eastAsia="IPAGothic" w:hAnsi="IPAGothic"/>
+          <w:sz w:val="20"/>
+          <w:szCs w:val="20"/>
+        </w:rPr>
+        <w:t xml:space="preserve">モード遷移（§5.2）が定W放電の代数的帰結であるのに対し、領域条件付きで支配因子が 材料物性（制御しにくい）→設計因子（制御できる）へ入れ替わるのは非自明で、「打ち手がある」という設計上の意味を持つ。報告書の価値はここにある。</w:t>
       </w:r>
     </w:p>
     <w:p>
@@ -4035,7 +4197,7 @@
         <w:rPr>
           <w:rFonts w:ascii="IPAGothic" w:cs="IPAGothic" w:eastAsia="IPAGothic" w:hAnsi="IPAGothic"/>
         </w:rPr>
-        <w:t xml:space="preserve">6.1 感度スクリーニング → 擬似並行座標（自動反映）</w:t>
+        <w:t xml:space="preserve">5.4.1 頑健性検証 F-1（代入方針への頑健性）</w:t>
       </w:r>
     </w:p>
     <w:p>
@@ -4045,12 +4207,658 @@
       <w:r>
         <w:rPr>
           <w:rFonts w:ascii="IPAGothic" w:cs="IPAGothic" w:eastAsia="IPAGothic" w:hAnsi="IPAGothic"/>
-          <w:sz w:val="21"/>
-          <w:szCs w:val="21"/>
-        </w:rPr>
-        <w:t xml:space="preserve">Sobol の ST 上位を能動軸として自動選択し、並行座標の軸順・強調に反映する（★能動軸を左に集約・強調、非能動軸は淡色）。個体は放電後電圧でカラーリングし、制約成立個体を強調する。これにより「どの軸に注目すべきか」を感度解析が決め、並行座標に橋渡しする。</w:t>
-      </w:r>
-    </w:p>
+          <w:b/>
+          <w:bCs/>
+          <w:color w:val="1F3864"/>
+          <w:sz w:val="20"/>
+          <w:szCs w:val="20"/>
+        </w:rPr>
+        <w:t xml:space="preserve">核心の懸念と検証: </w:t>
+      </w:r>
+      <w:r>
+        <w:rPr>
+          <w:rFonts w:ascii="IPAGothic" w:cs="IPAGothic" w:eastAsia="IPAGothic" w:hAnsi="IPAGothic"/>
+          <w:sz w:val="20"/>
+          <w:szCs w:val="20"/>
+        </w:rPr>
+        <w:t xml:space="preserve">この入れ替わりも限界Li塩濃度の感度であり、§4.5(3) で判明した「代入方針で ST 上位が入れ替わる」不安定性の影響下にある。そこで、拡散モード頻発域の有効率・代入率を実測し、invalid_policy を median と penalty の両方に振り、さらに代入非依存の参照として有効サンプルのみの Spearman |ρ|（順位相関ベース簡易感度。Saltelli 構造を使わないため厳密な分散分解ではなく単調性の指標）を併用して、「曲路率→活物質密度」の入れ替わりが3手法で再現するかを検証した。</w:t>
+      </w:r>
+    </w:p>
+    <w:tbl>
+      <w:tblPr>
+        <w:tblW w:type="dxa" w:w="9600"/>
+        <w:tblBorders>
+          <w:top w:val="single" w:color="AAAAAA" w:sz="4"/>
+          <w:left w:val="single" w:color="AAAAAA" w:sz="4"/>
+          <w:bottom w:val="single" w:color="AAAAAA" w:sz="4"/>
+          <w:right w:val="single" w:color="AAAAAA" w:sz="4"/>
+          <w:insideH w:val="single" w:color="AAAAAA" w:sz="4"/>
+          <w:insideV w:val="single" w:color="AAAAAA" w:sz="4"/>
+        </w:tblBorders>
+      </w:tblPr>
+      <w:tblGrid>
+        <w:gridCol w:w="2050"/>
+        <w:gridCol w:w="1150"/>
+        <w:gridCol w:w="1150"/>
+        <w:gridCol w:w="1750"/>
+        <w:gridCol w:w="1750"/>
+        <w:gridCol w:w="1750"/>
+      </w:tblGrid>
+      <w:tr>
+        <w:trPr>
+          <w:tblHeader/>
+        </w:trPr>
+        <w:tc>
+          <w:tcPr>
+            <w:tcW w:type="dxa" w:w="2050"/>
+            <w:shd w:fill="1F3864" w:color="auto" w:val="clear"/>
+            <w:tcMar>
+              <w:top w:type="dxa" w:w="40"/>
+              <w:left w:type="dxa" w:w="90"/>
+              <w:bottom w:type="dxa" w:w="40"/>
+              <w:right w:type="dxa" w:w="90"/>
+            </w:tcMar>
+          </w:tcPr>
+          <w:p>
+            <w:pPr>
+              <w:jc w:val="left"/>
+            </w:pPr>
+            <w:r>
+              <w:rPr>
+                <w:rFonts w:ascii="IPAGothic" w:cs="IPAGothic" w:eastAsia="IPAGothic" w:hAnsi="IPAGothic"/>
+                <w:b/>
+                <w:bCs/>
+                <w:color w:val="FFFFFF"/>
+                <w:sz w:val="19"/>
+                <w:szCs w:val="19"/>
+              </w:rPr>
+              <w:t xml:space="preserve">領域（塗布量／曲路率）</w:t>
+            </w:r>
+          </w:p>
+        </w:tc>
+        <w:tc>
+          <w:tcPr>
+            <w:tcW w:type="dxa" w:w="1150"/>
+            <w:shd w:fill="1F3864" w:color="auto" w:val="clear"/>
+            <w:tcMar>
+              <w:top w:type="dxa" w:w="40"/>
+              <w:left w:type="dxa" w:w="90"/>
+              <w:bottom w:type="dxa" w:w="40"/>
+              <w:right w:type="dxa" w:w="90"/>
+            </w:tcMar>
+          </w:tcPr>
+          <w:p>
+            <w:pPr>
+              <w:jc w:val="center"/>
+            </w:pPr>
+            <w:r>
+              <w:rPr>
+                <w:rFonts w:ascii="IPAGothic" w:cs="IPAGothic" w:eastAsia="IPAGothic" w:hAnsi="IPAGothic"/>
+                <w:b/>
+                <w:bCs/>
+                <w:color w:val="FFFFFF"/>
+                <w:sz w:val="19"/>
+                <w:szCs w:val="19"/>
+              </w:rPr>
+              <w:t xml:space="preserve">有効率</w:t>
+            </w:r>
+          </w:p>
+        </w:tc>
+        <w:tc>
+          <w:tcPr>
+            <w:tcW w:type="dxa" w:w="1150"/>
+            <w:shd w:fill="1F3864" w:color="auto" w:val="clear"/>
+            <w:tcMar>
+              <w:top w:type="dxa" w:w="40"/>
+              <w:left w:type="dxa" w:w="90"/>
+              <w:bottom w:type="dxa" w:w="40"/>
+              <w:right w:type="dxa" w:w="90"/>
+            </w:tcMar>
+          </w:tcPr>
+          <w:p>
+            <w:pPr>
+              <w:jc w:val="center"/>
+            </w:pPr>
+            <w:r>
+              <w:rPr>
+                <w:rFonts w:ascii="IPAGothic" w:cs="IPAGothic" w:eastAsia="IPAGothic" w:hAnsi="IPAGothic"/>
+                <w:b/>
+                <w:bCs/>
+                <w:color w:val="FFFFFF"/>
+                <w:sz w:val="19"/>
+                <w:szCs w:val="19"/>
+              </w:rPr>
+              <w:t xml:space="preserve">代入率</w:t>
+            </w:r>
+          </w:p>
+        </w:tc>
+        <w:tc>
+          <w:tcPr>
+            <w:tcW w:type="dxa" w:w="1750"/>
+            <w:shd w:fill="1F3864" w:color="auto" w:val="clear"/>
+            <w:tcMar>
+              <w:top w:type="dxa" w:w="40"/>
+              <w:left w:type="dxa" w:w="90"/>
+              <w:bottom w:type="dxa" w:w="40"/>
+              <w:right w:type="dxa" w:w="90"/>
+            </w:tcMar>
+          </w:tcPr>
+          <w:p>
+            <w:pPr>
+              <w:jc w:val="center"/>
+            </w:pPr>
+            <w:r>
+              <w:rPr>
+                <w:rFonts w:ascii="IPAGothic" w:cs="IPAGothic" w:eastAsia="IPAGothic" w:hAnsi="IPAGothic"/>
+                <w:b/>
+                <w:bCs/>
+                <w:color w:val="FFFFFF"/>
+                <w:sz w:val="19"/>
+                <w:szCs w:val="19"/>
+              </w:rPr>
+              <w:t xml:space="preserve">median ST 首位</w:t>
+            </w:r>
+          </w:p>
+        </w:tc>
+        <w:tc>
+          <w:tcPr>
+            <w:tcW w:type="dxa" w:w="1750"/>
+            <w:shd w:fill="1F3864" w:color="auto" w:val="clear"/>
+            <w:tcMar>
+              <w:top w:type="dxa" w:w="40"/>
+              <w:left w:type="dxa" w:w="90"/>
+              <w:bottom w:type="dxa" w:w="40"/>
+              <w:right w:type="dxa" w:w="90"/>
+            </w:tcMar>
+          </w:tcPr>
+          <w:p>
+            <w:pPr>
+              <w:jc w:val="center"/>
+            </w:pPr>
+            <w:r>
+              <w:rPr>
+                <w:rFonts w:ascii="IPAGothic" w:cs="IPAGothic" w:eastAsia="IPAGothic" w:hAnsi="IPAGothic"/>
+                <w:b/>
+                <w:bCs/>
+                <w:color w:val="FFFFFF"/>
+                <w:sz w:val="19"/>
+                <w:szCs w:val="19"/>
+              </w:rPr>
+              <w:t xml:space="preserve">penalty ST 首位</w:t>
+            </w:r>
+          </w:p>
+        </w:tc>
+        <w:tc>
+          <w:tcPr>
+            <w:tcW w:type="dxa" w:w="1750"/>
+            <w:shd w:fill="1F3864" w:color="auto" w:val="clear"/>
+            <w:tcMar>
+              <w:top w:type="dxa" w:w="40"/>
+              <w:left w:type="dxa" w:w="90"/>
+              <w:bottom w:type="dxa" w:w="40"/>
+              <w:right w:type="dxa" w:w="90"/>
+            </w:tcMar>
+          </w:tcPr>
+          <w:p>
+            <w:pPr>
+              <w:jc w:val="center"/>
+            </w:pPr>
+            <w:r>
+              <w:rPr>
+                <w:rFonts w:ascii="IPAGothic" w:cs="IPAGothic" w:eastAsia="IPAGothic" w:hAnsi="IPAGothic"/>
+                <w:b/>
+                <w:bCs/>
+                <w:color w:val="FFFFFF"/>
+                <w:sz w:val="19"/>
+                <w:szCs w:val="19"/>
+              </w:rPr>
+              <w:t xml:space="preserve">Spearman|ρ| 首位</w:t>
+            </w:r>
+          </w:p>
+        </w:tc>
+      </w:tr>
+      <w:tr>
+        <w:trPr>
+          <w:tblHeader w:val="false"/>
+        </w:trPr>
+        <w:tc>
+          <w:tcPr>
+            <w:tcW w:type="dxa" w:w="2050"/>
+            <w:shd w:fill="F2F5FA" w:color="auto" w:val="clear"/>
+            <w:tcMar>
+              <w:top w:type="dxa" w:w="40"/>
+              <w:left w:type="dxa" w:w="90"/>
+              <w:bottom w:type="dxa" w:w="40"/>
+              <w:right w:type="dxa" w:w="90"/>
+            </w:tcMar>
+          </w:tcPr>
+          <w:p>
+            <w:pPr>
+              <w:jc w:val="left"/>
+            </w:pPr>
+            <w:r>
+              <w:rPr>
+                <w:rFonts w:ascii="IPAGothic" w:cs="IPAGothic" w:eastAsia="IPAGothic" w:hAnsi="IPAGothic"/>
+                <w:sz w:val="19"/>
+                <w:szCs w:val="19"/>
+              </w:rPr>
+              <w:t xml:space="preserve">全域</w:t>
+            </w:r>
+          </w:p>
+        </w:tc>
+        <w:tc>
+          <w:tcPr>
+            <w:tcW w:type="dxa" w:w="1150"/>
+            <w:shd w:fill="F2F5FA" w:color="auto" w:val="clear"/>
+            <w:tcMar>
+              <w:top w:type="dxa" w:w="40"/>
+              <w:left w:type="dxa" w:w="90"/>
+              <w:bottom w:type="dxa" w:w="40"/>
+              <w:right w:type="dxa" w:w="90"/>
+            </w:tcMar>
+          </w:tcPr>
+          <w:p>
+            <w:r>
+              <w:rPr>
+                <w:rFonts w:ascii="IPAGothic" w:cs="IPAGothic" w:eastAsia="IPAGothic" w:hAnsi="IPAGothic"/>
+                <w:sz w:val="19"/>
+                <w:szCs w:val="19"/>
+              </w:rPr>
+              <w:t xml:space="preserve">72%</w:t>
+            </w:r>
+          </w:p>
+        </w:tc>
+        <w:tc>
+          <w:tcPr>
+            <w:tcW w:type="dxa" w:w="1150"/>
+            <w:shd w:fill="F2F5FA" w:color="auto" w:val="clear"/>
+            <w:tcMar>
+              <w:top w:type="dxa" w:w="40"/>
+              <w:left w:type="dxa" w:w="90"/>
+              <w:bottom w:type="dxa" w:w="40"/>
+              <w:right w:type="dxa" w:w="90"/>
+            </w:tcMar>
+          </w:tcPr>
+          <w:p>
+            <w:r>
+              <w:rPr>
+                <w:rFonts w:ascii="IPAGothic" w:cs="IPAGothic" w:eastAsia="IPAGothic" w:hAnsi="IPAGothic"/>
+                <w:sz w:val="19"/>
+                <w:szCs w:val="19"/>
+              </w:rPr>
+              <w:t xml:space="preserve">28%</w:t>
+            </w:r>
+          </w:p>
+        </w:tc>
+        <w:tc>
+          <w:tcPr>
+            <w:tcW w:type="dxa" w:w="1750"/>
+            <w:shd w:fill="F2F5FA" w:color="auto" w:val="clear"/>
+            <w:tcMar>
+              <w:top w:type="dxa" w:w="40"/>
+              <w:left w:type="dxa" w:w="90"/>
+              <w:bottom w:type="dxa" w:w="40"/>
+              <w:right w:type="dxa" w:w="90"/>
+            </w:tcMar>
+          </w:tcPr>
+          <w:p>
+            <w:r>
+              <w:rPr>
+                <w:rFonts w:ascii="IPAGothic" w:cs="IPAGothic" w:eastAsia="IPAGothic" w:hAnsi="IPAGothic"/>
+                <w:sz w:val="19"/>
+                <w:szCs w:val="19"/>
+              </w:rPr>
+              <w:t xml:space="preserve">曲路率 0.53</w:t>
+            </w:r>
+          </w:p>
+        </w:tc>
+        <w:tc>
+          <w:tcPr>
+            <w:tcW w:type="dxa" w:w="1750"/>
+            <w:shd w:fill="F2F5FA" w:color="auto" w:val="clear"/>
+            <w:tcMar>
+              <w:top w:type="dxa" w:w="40"/>
+              <w:left w:type="dxa" w:w="90"/>
+              <w:bottom w:type="dxa" w:w="40"/>
+              <w:right w:type="dxa" w:w="90"/>
+            </w:tcMar>
+          </w:tcPr>
+          <w:p>
+            <w:r>
+              <w:rPr>
+                <w:rFonts w:ascii="IPAGothic" w:cs="IPAGothic" w:eastAsia="IPAGothic" w:hAnsi="IPAGothic"/>
+                <w:sz w:val="19"/>
+                <w:szCs w:val="19"/>
+              </w:rPr>
+              <w:t xml:space="preserve">塗布量 0.71</w:t>
+            </w:r>
+          </w:p>
+        </w:tc>
+        <w:tc>
+          <w:tcPr>
+            <w:tcW w:type="dxa" w:w="1750"/>
+            <w:shd w:fill="F2F5FA" w:color="auto" w:val="clear"/>
+            <w:tcMar>
+              <w:top w:type="dxa" w:w="40"/>
+              <w:left w:type="dxa" w:w="90"/>
+              <w:bottom w:type="dxa" w:w="40"/>
+              <w:right w:type="dxa" w:w="90"/>
+            </w:tcMar>
+          </w:tcPr>
+          <w:p>
+            <w:r>
+              <w:rPr>
+                <w:rFonts w:ascii="IPAGothic" w:cs="IPAGothic" w:eastAsia="IPAGothic" w:hAnsi="IPAGothic"/>
+                <w:sz w:val="19"/>
+                <w:szCs w:val="19"/>
+              </w:rPr>
+              <w:t xml:space="preserve">曲路率 0.70</w:t>
+            </w:r>
+          </w:p>
+        </w:tc>
+      </w:tr>
+      <w:tr>
+        <w:trPr>
+          <w:tblHeader w:val="false"/>
+        </w:trPr>
+        <w:tc>
+          <w:tcPr>
+            <w:tcW w:type="dxa" w:w="2050"/>
+            <w:shd w:fill="FFFFFF" w:color="auto" w:val="clear"/>
+            <w:tcMar>
+              <w:top w:type="dxa" w:w="40"/>
+              <w:left w:type="dxa" w:w="90"/>
+              <w:bottom w:type="dxa" w:w="40"/>
+              <w:right w:type="dxa" w:w="90"/>
+            </w:tcMar>
+          </w:tcPr>
+          <w:p>
+            <w:pPr>
+              <w:jc w:val="left"/>
+            </w:pPr>
+            <w:r>
+              <w:rPr>
+                <w:rFonts w:ascii="IPAGothic" w:cs="IPAGothic" w:eastAsia="IPAGothic" w:hAnsi="IPAGothic"/>
+                <w:sz w:val="19"/>
+                <w:szCs w:val="19"/>
+              </w:rPr>
+              <w:t xml:space="preserve">中間（8〜13／1.6〜2.0）</w:t>
+            </w:r>
+          </w:p>
+        </w:tc>
+        <w:tc>
+          <w:tcPr>
+            <w:tcW w:type="dxa" w:w="1150"/>
+            <w:shd w:fill="FFFFFF" w:color="auto" w:val="clear"/>
+            <w:tcMar>
+              <w:top w:type="dxa" w:w="40"/>
+              <w:left w:type="dxa" w:w="90"/>
+              <w:bottom w:type="dxa" w:w="40"/>
+              <w:right w:type="dxa" w:w="90"/>
+            </w:tcMar>
+          </w:tcPr>
+          <w:p>
+            <w:r>
+              <w:rPr>
+                <w:rFonts w:ascii="IPAGothic" w:cs="IPAGothic" w:eastAsia="IPAGothic" w:hAnsi="IPAGothic"/>
+                <w:sz w:val="19"/>
+                <w:szCs w:val="19"/>
+              </w:rPr>
+              <w:t xml:space="preserve">89%</w:t>
+            </w:r>
+          </w:p>
+        </w:tc>
+        <w:tc>
+          <w:tcPr>
+            <w:tcW w:type="dxa" w:w="1150"/>
+            <w:shd w:fill="FFFFFF" w:color="auto" w:val="clear"/>
+            <w:tcMar>
+              <w:top w:type="dxa" w:w="40"/>
+              <w:left w:type="dxa" w:w="90"/>
+              <w:bottom w:type="dxa" w:w="40"/>
+              <w:right w:type="dxa" w:w="90"/>
+            </w:tcMar>
+          </w:tcPr>
+          <w:p>
+            <w:r>
+              <w:rPr>
+                <w:rFonts w:ascii="IPAGothic" w:cs="IPAGothic" w:eastAsia="IPAGothic" w:hAnsi="IPAGothic"/>
+                <w:sz w:val="19"/>
+                <w:szCs w:val="19"/>
+              </w:rPr>
+              <w:t xml:space="preserve">11%</w:t>
+            </w:r>
+          </w:p>
+        </w:tc>
+        <w:tc>
+          <w:tcPr>
+            <w:tcW w:type="dxa" w:w="1750"/>
+            <w:shd w:fill="FFFFFF" w:color="auto" w:val="clear"/>
+            <w:tcMar>
+              <w:top w:type="dxa" w:w="40"/>
+              <w:left w:type="dxa" w:w="90"/>
+              <w:bottom w:type="dxa" w:w="40"/>
+              <w:right w:type="dxa" w:w="90"/>
+            </w:tcMar>
+          </w:tcPr>
+          <w:p>
+            <w:r>
+              <w:rPr>
+                <w:rFonts w:ascii="IPAGothic" w:cs="IPAGothic" w:eastAsia="IPAGothic" w:hAnsi="IPAGothic"/>
+                <w:b/>
+                <w:bCs/>
+                <w:color w:val="2E7D32"/>
+                <w:sz w:val="19"/>
+                <w:szCs w:val="19"/>
+              </w:rPr>
+              <w:t xml:space="preserve">密度 0.36</w:t>
+            </w:r>
+          </w:p>
+        </w:tc>
+        <w:tc>
+          <w:tcPr>
+            <w:tcW w:type="dxa" w:w="1750"/>
+            <w:shd w:fill="FFFFFF" w:color="auto" w:val="clear"/>
+            <w:tcMar>
+              <w:top w:type="dxa" w:w="40"/>
+              <w:left w:type="dxa" w:w="90"/>
+              <w:bottom w:type="dxa" w:w="40"/>
+              <w:right w:type="dxa" w:w="90"/>
+            </w:tcMar>
+          </w:tcPr>
+          <w:p>
+            <w:r>
+              <w:rPr>
+                <w:rFonts w:ascii="IPAGothic" w:cs="IPAGothic" w:eastAsia="IPAGothic" w:hAnsi="IPAGothic"/>
+                <w:sz w:val="19"/>
+                <w:szCs w:val="19"/>
+              </w:rPr>
+              <w:t xml:space="preserve">抵抗 0.57</w:t>
+            </w:r>
+          </w:p>
+        </w:tc>
+        <w:tc>
+          <w:tcPr>
+            <w:tcW w:type="dxa" w:w="1750"/>
+            <w:shd w:fill="FFFFFF" w:color="auto" w:val="clear"/>
+            <w:tcMar>
+              <w:top w:type="dxa" w:w="40"/>
+              <w:left w:type="dxa" w:w="90"/>
+              <w:bottom w:type="dxa" w:w="40"/>
+              <w:right w:type="dxa" w:w="90"/>
+            </w:tcMar>
+          </w:tcPr>
+          <w:p>
+            <w:r>
+              <w:rPr>
+                <w:rFonts w:ascii="IPAGothic" w:cs="IPAGothic" w:eastAsia="IPAGothic" w:hAnsi="IPAGothic"/>
+                <w:b/>
+                <w:bCs/>
+                <w:color w:val="2E7D32"/>
+                <w:sz w:val="19"/>
+                <w:szCs w:val="19"/>
+              </w:rPr>
+              <w:t xml:space="preserve">密度 0.57</w:t>
+            </w:r>
+          </w:p>
+        </w:tc>
+      </w:tr>
+      <w:tr>
+        <w:trPr>
+          <w:tblHeader w:val="false"/>
+        </w:trPr>
+        <w:tc>
+          <w:tcPr>
+            <w:tcW w:type="dxa" w:w="2050"/>
+            <w:shd w:fill="F2F5FA" w:color="auto" w:val="clear"/>
+            <w:tcMar>
+              <w:top w:type="dxa" w:w="40"/>
+              <w:left w:type="dxa" w:w="90"/>
+              <w:bottom w:type="dxa" w:w="40"/>
+              <w:right w:type="dxa" w:w="90"/>
+            </w:tcMar>
+          </w:tcPr>
+          <w:p>
+            <w:pPr>
+              <w:jc w:val="left"/>
+            </w:pPr>
+            <w:r>
+              <w:rPr>
+                <w:rFonts w:ascii="IPAGothic" w:cs="IPAGothic" w:eastAsia="IPAGothic" w:hAnsi="IPAGothic"/>
+                <w:sz w:val="19"/>
+                <w:szCs w:val="19"/>
+              </w:rPr>
+              <w:t xml:space="preserve">拡散頻発域（10〜13／1.7〜2.0）</w:t>
+            </w:r>
+          </w:p>
+        </w:tc>
+        <w:tc>
+          <w:tcPr>
+            <w:tcW w:type="dxa" w:w="1150"/>
+            <w:shd w:fill="F2F5FA" w:color="auto" w:val="clear"/>
+            <w:tcMar>
+              <w:top w:type="dxa" w:w="40"/>
+              <w:left w:type="dxa" w:w="90"/>
+              <w:bottom w:type="dxa" w:w="40"/>
+              <w:right w:type="dxa" w:w="90"/>
+            </w:tcMar>
+          </w:tcPr>
+          <w:p>
+            <w:r>
+              <w:rPr>
+                <w:rFonts w:ascii="IPAGothic" w:cs="IPAGothic" w:eastAsia="IPAGothic" w:hAnsi="IPAGothic"/>
+                <w:b/>
+                <w:bCs/>
+                <w:color w:val="2E7D32"/>
+                <w:sz w:val="19"/>
+                <w:szCs w:val="19"/>
+              </w:rPr>
+              <w:t xml:space="preserve">98%</w:t>
+            </w:r>
+          </w:p>
+        </w:tc>
+        <w:tc>
+          <w:tcPr>
+            <w:tcW w:type="dxa" w:w="1150"/>
+            <w:shd w:fill="F2F5FA" w:color="auto" w:val="clear"/>
+            <w:tcMar>
+              <w:top w:type="dxa" w:w="40"/>
+              <w:left w:type="dxa" w:w="90"/>
+              <w:bottom w:type="dxa" w:w="40"/>
+              <w:right w:type="dxa" w:w="90"/>
+            </w:tcMar>
+          </w:tcPr>
+          <w:p>
+            <w:r>
+              <w:rPr>
+                <w:rFonts w:ascii="IPAGothic" w:cs="IPAGothic" w:eastAsia="IPAGothic" w:hAnsi="IPAGothic"/>
+                <w:b/>
+                <w:bCs/>
+                <w:color w:val="2E7D32"/>
+                <w:sz w:val="19"/>
+                <w:szCs w:val="19"/>
+              </w:rPr>
+              <w:t xml:space="preserve">2%</w:t>
+            </w:r>
+          </w:p>
+        </w:tc>
+        <w:tc>
+          <w:tcPr>
+            <w:tcW w:type="dxa" w:w="1750"/>
+            <w:shd w:fill="F2F5FA" w:color="auto" w:val="clear"/>
+            <w:tcMar>
+              <w:top w:type="dxa" w:w="40"/>
+              <w:left w:type="dxa" w:w="90"/>
+              <w:bottom w:type="dxa" w:w="40"/>
+              <w:right w:type="dxa" w:w="90"/>
+            </w:tcMar>
+          </w:tcPr>
+          <w:p>
+            <w:r>
+              <w:rPr>
+                <w:rFonts w:ascii="IPAGothic" w:cs="IPAGothic" w:eastAsia="IPAGothic" w:hAnsi="IPAGothic"/>
+                <w:b/>
+                <w:bCs/>
+                <w:color w:val="2E7D32"/>
+                <w:sz w:val="19"/>
+                <w:szCs w:val="19"/>
+              </w:rPr>
+              <w:t xml:space="preserve">密度 0.45</w:t>
+            </w:r>
+          </w:p>
+        </w:tc>
+        <w:tc>
+          <w:tcPr>
+            <w:tcW w:type="dxa" w:w="1750"/>
+            <w:shd w:fill="F2F5FA" w:color="auto" w:val="clear"/>
+            <w:tcMar>
+              <w:top w:type="dxa" w:w="40"/>
+              <w:left w:type="dxa" w:w="90"/>
+              <w:bottom w:type="dxa" w:w="40"/>
+              <w:right w:type="dxa" w:w="90"/>
+            </w:tcMar>
+          </w:tcPr>
+          <w:p>
+            <w:r>
+              <w:rPr>
+                <w:rFonts w:ascii="IPAGothic" w:cs="IPAGothic" w:eastAsia="IPAGothic" w:hAnsi="IPAGothic"/>
+                <w:b/>
+                <w:bCs/>
+                <w:color w:val="2E7D32"/>
+                <w:sz w:val="19"/>
+                <w:szCs w:val="19"/>
+              </w:rPr>
+              <w:t xml:space="preserve">密度 0.31</w:t>
+            </w:r>
+          </w:p>
+        </w:tc>
+        <w:tc>
+          <w:tcPr>
+            <w:tcW w:type="dxa" w:w="1750"/>
+            <w:shd w:fill="F2F5FA" w:color="auto" w:val="clear"/>
+            <w:tcMar>
+              <w:top w:type="dxa" w:w="40"/>
+              <w:left w:type="dxa" w:w="90"/>
+              <w:bottom w:type="dxa" w:w="40"/>
+              <w:right w:type="dxa" w:w="90"/>
+            </w:tcMar>
+          </w:tcPr>
+          <w:p>
+            <w:r>
+              <w:rPr>
+                <w:rFonts w:ascii="IPAGothic" w:cs="IPAGothic" w:eastAsia="IPAGothic" w:hAnsi="IPAGothic"/>
+                <w:b/>
+                <w:bCs/>
+                <w:color w:val="2E7D32"/>
+                <w:sz w:val="19"/>
+                <w:szCs w:val="19"/>
+              </w:rPr>
+              <w:t xml:space="preserve">密度 0.66</w:t>
+            </w:r>
+          </w:p>
+        </w:tc>
+      </w:tr>
+    </w:tbl>
     <w:p>
       <w:pPr>
         <w:spacing w:after="40" w:before="100"/>
@@ -4059,7 +4867,7 @@
       <w:r>
         <w:drawing>
           <wp:inline distT="0" distB="0" distL="0" distR="0">
-            <wp:extent cx="6000750" cy="2752725"/>
+            <wp:extent cx="6096000" cy="1885950"/>
             <wp:effectExtent t="0" r="0" b="0" l="0"/>
             <wp:docPr id="1" name="" descr="" title=""/>
             <wp:cNvGraphicFramePr>
@@ -4084,7 +4892,7 @@
                   <pic:spPr bwMode="auto">
                     <a:xfrm>
                       <a:off x="0" y="0"/>
-                      <a:ext cx="6000750" cy="2752725"/>
+                      <a:ext cx="6096000" cy="1885950"/>
                     </a:xfrm>
                     <a:prstGeom prst="rect">
                       <a:avLst/>
@@ -4111,7 +4919,31 @@
           <w:sz w:val="18"/>
           <w:szCs w:val="18"/>
         </w:rPr>
-        <w:t xml:space="preserve">図7. 擬似並行座標プロット（Python実装）。感度スクリーニングを軸選択へ自動反映。★＝能動軸（ST上位）。</w:t>
+        <w:t xml:space="preserve">図6. F-1 代入方針ロバスト性検証（限界Li塩濃度, 5年, 各領域 Saltelli 18,432点＋有効LHS 約4,300〜5,900点）。左=median代入 Sobol ST、中=penalty代入 Sobol ST、右=Spearman|ρ|（代入非依存）。いずれも拡散頻発域で活物質密度が首位（緑）。手法名と限界を図中に明記。</w:t>
+      </w:r>
+    </w:p>
+    <w:p>
+      <w:pPr>
+        <w:spacing w:after="90" w:line="276"/>
+      </w:pPr>
+      <w:r>
+        <w:rPr>
+          <w:rFonts w:ascii="IPAGothic" w:cs="IPAGothic" w:eastAsia="IPAGothic" w:hAnsi="IPAGothic"/>
+          <w:b/>
+          <w:bCs/>
+          <w:color w:val="2E7D32"/>
+          <w:sz w:val="20"/>
+          <w:szCs w:val="20"/>
+        </w:rPr>
+        <w:t xml:space="preserve">判定＝代入方針に頑健（格上げ）: </w:t>
+      </w:r>
+      <w:r>
+        <w:rPr>
+          <w:rFonts w:ascii="IPAGothic" w:cs="IPAGothic" w:eastAsia="IPAGothic" w:hAnsi="IPAGothic"/>
+          <w:sz w:val="20"/>
+          <w:szCs w:val="20"/>
+        </w:rPr>
+        <w:t xml:space="preserve">拡散モード頻発域では median・penalty・Spearman の3手法すべてで活物質密度が首位となり、「曲路率→活物質密度」の入れ替わりが再現した。さらに核心が乗る拡散頻発域の代入率はわずか2%（全域28%・中間11%より格段に小さい）であり、核心は代入の影響を最も受けにくい領域にある。むしろ全域の方が代入の影響を強く受ける。以上より、§4.5(3) の「限界Li塩濃度の感度は代入方針依存」という懸念は §5.4 の核心には及ばず、明示的に解消されたと判断する。§5.4 を「代入方針に頑健な発見」に格上げする。</w:t>
       </w:r>
     </w:p>
     <w:p>
@@ -4123,7 +4955,7 @@
         <w:rPr>
           <w:rFonts w:ascii="IPAGothic" w:cs="IPAGothic" w:eastAsia="IPAGothic" w:hAnsi="IPAGothic"/>
         </w:rPr>
-        <w:t xml:space="preserve">6.2 制約つき2軸コンター（局所地形 OK/NG）</w:t>
+        <w:t xml:space="preserve">5.5 分布モードによる支配因子の反転（B-2）</w:t>
       </w:r>
     </w:p>
     <w:p>
@@ -4136,7 +4968,329 @@
           <w:sz w:val="21"/>
           <w:szCs w:val="21"/>
         </w:rPr>
-        <w:t xml:space="preserve">感度上位2軸である セル抵抗×正極塗布量 で局所地形を描く。塗布量上限は限界Li塩濃度1.4Mのラインで、塗布量下限は放電後電圧2.5Vのラインで決まり、セル抵抗が高いほど成立する塗布量帯が狭い。これは報告書 NCR2170JB Step2 の設計探索（塗布量82±3 g/m²・セル抵抗≤5.3mΩで成立）と同形式・同傾向である。</w:t>
+        <w:t xml:space="preserve">§5.1 で触れたとおり、Sobol指標は与えた入力分布に完全従属する。design（設計上下限の一様分布）と variation（実工程3σの正規分布）で支配因子が反転する。これは §5.4 の領域による反転とは別種の反転であり、「設計マージンを何に対して取るか」に直結する運用判断である。</w:t>
+      </w:r>
+    </w:p>
+    <w:tbl>
+      <w:tblPr>
+        <w:tblW w:type="dxa" w:w="9250"/>
+        <w:tblBorders>
+          <w:top w:val="single" w:color="AAAAAA" w:sz="4"/>
+          <w:left w:val="single" w:color="AAAAAA" w:sz="4"/>
+          <w:bottom w:val="single" w:color="AAAAAA" w:sz="4"/>
+          <w:right w:val="single" w:color="AAAAAA" w:sz="4"/>
+          <w:insideH w:val="single" w:color="AAAAAA" w:sz="4"/>
+          <w:insideV w:val="single" w:color="AAAAAA" w:sz="4"/>
+        </w:tblBorders>
+      </w:tblPr>
+      <w:tblGrid>
+        <w:gridCol w:w="2650"/>
+        <w:gridCol w:w="3300"/>
+        <w:gridCol w:w="3300"/>
+      </w:tblGrid>
+      <w:tr>
+        <w:trPr>
+          <w:tblHeader/>
+        </w:trPr>
+        <w:tc>
+          <w:tcPr>
+            <w:tcW w:type="dxa" w:w="2650"/>
+            <w:shd w:fill="1F3864" w:color="auto" w:val="clear"/>
+            <w:tcMar>
+              <w:top w:type="dxa" w:w="40"/>
+              <w:left w:type="dxa" w:w="90"/>
+              <w:bottom w:type="dxa" w:w="40"/>
+              <w:right w:type="dxa" w:w="90"/>
+            </w:tcMar>
+          </w:tcPr>
+          <w:p>
+            <w:pPr>
+              <w:jc w:val="left"/>
+            </w:pPr>
+            <w:r>
+              <w:rPr>
+                <w:rFonts w:ascii="IPAGothic" w:cs="IPAGothic" w:eastAsia="IPAGothic" w:hAnsi="IPAGothic"/>
+                <w:b/>
+                <w:bCs/>
+                <w:color w:val="FFFFFF"/>
+                <w:sz w:val="19"/>
+                <w:szCs w:val="19"/>
+              </w:rPr>
+              <w:t xml:space="preserve">応答</w:t>
+            </w:r>
+          </w:p>
+        </w:tc>
+        <w:tc>
+          <w:tcPr>
+            <w:tcW w:type="dxa" w:w="3300"/>
+            <w:shd w:fill="1F3864" w:color="auto" w:val="clear"/>
+            <w:tcMar>
+              <w:top w:type="dxa" w:w="40"/>
+              <w:left w:type="dxa" w:w="90"/>
+              <w:bottom w:type="dxa" w:w="40"/>
+              <w:right w:type="dxa" w:w="90"/>
+            </w:tcMar>
+          </w:tcPr>
+          <w:p>
+            <w:pPr>
+              <w:jc w:val="left"/>
+            </w:pPr>
+            <w:r>
+              <w:rPr>
+                <w:rFonts w:ascii="IPAGothic" w:cs="IPAGothic" w:eastAsia="IPAGothic" w:hAnsi="IPAGothic"/>
+                <w:b/>
+                <w:bCs/>
+                <w:color w:val="FFFFFF"/>
+                <w:sz w:val="19"/>
+                <w:szCs w:val="19"/>
+              </w:rPr>
+              <w:t xml:space="preserve">design 首位（設計探索）</w:t>
+            </w:r>
+          </w:p>
+        </w:tc>
+        <w:tc>
+          <w:tcPr>
+            <w:tcW w:type="dxa" w:w="3300"/>
+            <w:shd w:fill="1F3864" w:color="auto" w:val="clear"/>
+            <w:tcMar>
+              <w:top w:type="dxa" w:w="40"/>
+              <w:left w:type="dxa" w:w="90"/>
+              <w:bottom w:type="dxa" w:w="40"/>
+              <w:right w:type="dxa" w:w="90"/>
+            </w:tcMar>
+          </w:tcPr>
+          <w:p>
+            <w:pPr>
+              <w:jc w:val="left"/>
+            </w:pPr>
+            <w:r>
+              <w:rPr>
+                <w:rFonts w:ascii="IPAGothic" w:cs="IPAGothic" w:eastAsia="IPAGothic" w:hAnsi="IPAGothic"/>
+                <w:b/>
+                <w:bCs/>
+                <w:color w:val="FFFFFF"/>
+                <w:sz w:val="19"/>
+                <w:szCs w:val="19"/>
+              </w:rPr>
+              <w:t xml:space="preserve">variation 首位（ばらつきリスク）</w:t>
+            </w:r>
+          </w:p>
+        </w:tc>
+      </w:tr>
+      <w:tr>
+        <w:trPr>
+          <w:tblHeader w:val="false"/>
+        </w:trPr>
+        <w:tc>
+          <w:tcPr>
+            <w:tcW w:type="dxa" w:w="2650"/>
+            <w:shd w:fill="F2F5FA" w:color="auto" w:val="clear"/>
+            <w:tcMar>
+              <w:top w:type="dxa" w:w="40"/>
+              <w:left w:type="dxa" w:w="90"/>
+              <w:bottom w:type="dxa" w:w="40"/>
+              <w:right w:type="dxa" w:w="90"/>
+            </w:tcMar>
+          </w:tcPr>
+          <w:p>
+            <w:pPr>
+              <w:jc w:val="left"/>
+            </w:pPr>
+            <w:r>
+              <w:rPr>
+                <w:rFonts w:ascii="IPAGothic" w:cs="IPAGothic" w:eastAsia="IPAGothic" w:hAnsi="IPAGothic"/>
+                <w:sz w:val="19"/>
+                <w:szCs w:val="19"/>
+              </w:rPr>
+              <w:t xml:space="preserve">放電後電圧</w:t>
+            </w:r>
+          </w:p>
+        </w:tc>
+        <w:tc>
+          <w:tcPr>
+            <w:tcW w:type="dxa" w:w="3300"/>
+            <w:shd w:fill="F2F5FA" w:color="auto" w:val="clear"/>
+            <w:tcMar>
+              <w:top w:type="dxa" w:w="40"/>
+              <w:left w:type="dxa" w:w="90"/>
+              <w:bottom w:type="dxa" w:w="40"/>
+              <w:right w:type="dxa" w:w="90"/>
+            </w:tcMar>
+          </w:tcPr>
+          <w:p>
+            <w:pPr>
+              <w:jc w:val="left"/>
+            </w:pPr>
+            <w:r>
+              <w:rPr>
+                <w:rFonts w:ascii="IPAGothic" w:cs="IPAGothic" w:eastAsia="IPAGothic" w:hAnsi="IPAGothic"/>
+                <w:sz w:val="19"/>
+                <w:szCs w:val="19"/>
+              </w:rPr>
+              <w:t xml:space="preserve">塗布量 0.93</w:t>
+            </w:r>
+          </w:p>
+        </w:tc>
+        <w:tc>
+          <w:tcPr>
+            <w:tcW w:type="dxa" w:w="3300"/>
+            <w:shd w:fill="F2F5FA" w:color="auto" w:val="clear"/>
+            <w:tcMar>
+              <w:top w:type="dxa" w:w="40"/>
+              <w:left w:type="dxa" w:w="90"/>
+              <w:bottom w:type="dxa" w:w="40"/>
+              <w:right w:type="dxa" w:w="90"/>
+            </w:tcMar>
+          </w:tcPr>
+          <w:p>
+            <w:pPr>
+              <w:jc w:val="left"/>
+            </w:pPr>
+            <w:r>
+              <w:rPr>
+                <w:rFonts w:ascii="IPAGothic" w:cs="IPAGothic" w:eastAsia="IPAGothic" w:hAnsi="IPAGothic"/>
+                <w:b/>
+                <w:bCs/>
+                <w:color w:val="B4472C"/>
+                <w:sz w:val="19"/>
+                <w:szCs w:val="19"/>
+              </w:rPr>
+              <w:t xml:space="preserve">使用温度 0.75</w:t>
+            </w:r>
+          </w:p>
+        </w:tc>
+      </w:tr>
+      <w:tr>
+        <w:trPr>
+          <w:tblHeader w:val="false"/>
+        </w:trPr>
+        <w:tc>
+          <w:tcPr>
+            <w:tcW w:type="dxa" w:w="2650"/>
+            <w:shd w:fill="FFFFFF" w:color="auto" w:val="clear"/>
+            <w:tcMar>
+              <w:top w:type="dxa" w:w="40"/>
+              <w:left w:type="dxa" w:w="90"/>
+              <w:bottom w:type="dxa" w:w="40"/>
+              <w:right w:type="dxa" w:w="90"/>
+            </w:tcMar>
+          </w:tcPr>
+          <w:p>
+            <w:pPr>
+              <w:jc w:val="left"/>
+            </w:pPr>
+            <w:r>
+              <w:rPr>
+                <w:rFonts w:ascii="IPAGothic" w:cs="IPAGothic" w:eastAsia="IPAGothic" w:hAnsi="IPAGothic"/>
+                <w:sz w:val="19"/>
+                <w:szCs w:val="19"/>
+              </w:rPr>
+              <w:t xml:space="preserve">300W維持可否（二値）</w:t>
+            </w:r>
+          </w:p>
+        </w:tc>
+        <w:tc>
+          <w:tcPr>
+            <w:tcW w:type="dxa" w:w="3300"/>
+            <w:shd w:fill="FFFFFF" w:color="auto" w:val="clear"/>
+            <w:tcMar>
+              <w:top w:type="dxa" w:w="40"/>
+              <w:left w:type="dxa" w:w="90"/>
+              <w:bottom w:type="dxa" w:w="40"/>
+              <w:right w:type="dxa" w:w="90"/>
+            </w:tcMar>
+          </w:tcPr>
+          <w:p>
+            <w:pPr>
+              <w:jc w:val="left"/>
+            </w:pPr>
+            <w:r>
+              <w:rPr>
+                <w:rFonts w:ascii="IPAGothic" w:cs="IPAGothic" w:eastAsia="IPAGothic" w:hAnsi="IPAGothic"/>
+                <w:sz w:val="19"/>
+                <w:szCs w:val="19"/>
+              </w:rPr>
+              <w:t xml:space="preserve">塗布量 0.81</w:t>
+            </w:r>
+          </w:p>
+        </w:tc>
+        <w:tc>
+          <w:tcPr>
+            <w:tcW w:type="dxa" w:w="3300"/>
+            <w:shd w:fill="FFFFFF" w:color="auto" w:val="clear"/>
+            <w:tcMar>
+              <w:top w:type="dxa" w:w="40"/>
+              <w:left w:type="dxa" w:w="90"/>
+              <w:bottom w:type="dxa" w:w="40"/>
+              <w:right w:type="dxa" w:w="90"/>
+            </w:tcMar>
+          </w:tcPr>
+          <w:p>
+            <w:pPr>
+              <w:jc w:val="left"/>
+            </w:pPr>
+            <w:r>
+              <w:rPr>
+                <w:rFonts w:ascii="IPAGothic" w:cs="IPAGothic" w:eastAsia="IPAGothic" w:hAnsi="IPAGothic"/>
+                <w:b/>
+                <w:bCs/>
+                <w:color w:val="B4472C"/>
+                <w:sz w:val="19"/>
+                <w:szCs w:val="19"/>
+              </w:rPr>
+              <w:t xml:space="preserve">使用温度 0.79</w:t>
+            </w:r>
+          </w:p>
+        </w:tc>
+      </w:tr>
+    </w:tbl>
+    <w:p>
+      <w:pPr>
+        <w:spacing w:after="90" w:line="276"/>
+      </w:pPr>
+      <w:r>
+        <w:rPr>
+          <w:rFonts w:ascii="IPAGothic" w:cs="IPAGothic" w:eastAsia="IPAGothic" w:hAnsi="IPAGothic"/>
+          <w:b/>
+          <w:bCs/>
+          <w:color w:val="1F3864"/>
+          <w:sz w:val="20"/>
+          <w:szCs w:val="20"/>
+        </w:rPr>
+        <w:t xml:space="preserve">運用上の意味: </w:t>
+      </w:r>
+      <w:r>
+        <w:rPr>
+          <w:rFonts w:ascii="IPAGothic" w:cs="IPAGothic" w:eastAsia="IPAGothic" w:hAnsi="IPAGothic"/>
+          <w:sz w:val="20"/>
+          <w:szCs w:val="20"/>
+        </w:rPr>
+        <w:t xml:space="preserve">設計探索（design）では自分で振る設計因子＝塗布量が首位に見えるが、量産ばらつき（variation）では自分では振らない使用温度が首位に反転する。「温度は設計変数でないから効かない」と設計探索の絵だけで判断すると、実運用での温度ばらつきに対するマージン不足を見落とす。Sobol 指標は入力分布に従属するため、どのモードの指標かを図・本文で常に明記すること。設計マージンは design で効く因子（塗布量）に対してだけでなく、variation で効く因子（温度）に対しても取る必要がある。</w:t>
+      </w:r>
+    </w:p>
+    <w:p>
+      <w:pPr>
+        <w:pStyle w:val="Heading1"/>
+        <w:spacing w:after="110" w:before="220"/>
+      </w:pPr>
+      <w:r>
+        <w:rPr>
+          <w:rFonts w:ascii="IPAGothic" w:cs="IPAGothic" w:eastAsia="IPAGothic" w:hAnsi="IPAGothic"/>
+        </w:rPr>
+        <w:t xml:space="preserve">6. 設計探索アーキテクチャ（①②③の統合）</w:t>
+      </w:r>
+    </w:p>
+    <w:p>
+      <w:pPr>
+        <w:spacing w:after="90" w:line="276"/>
+      </w:pPr>
+      <w:r>
+        <w:rPr>
+          <w:rFonts w:ascii="IPAGothic" w:cs="IPAGothic" w:eastAsia="IPAGothic" w:hAnsi="IPAGothic"/>
+          <w:sz w:val="21"/>
+          <w:szCs w:val="21"/>
+        </w:rPr>
+        <w:t xml:space="preserve">感度スクリーニング（①）で効く変数を自動抽出して並行座標へ反映し、交互作用ネットワーク（②）で並行座標が苦手な多変数関係を補完し、感度上位2軸で制約つきコンター（③）を描いて局所地形のOK/NGを把握する。成立域が狭い／支配モードが変わる場合は範囲を絞って感度を再計算する（領域条件付き・時点別）フィードバックループを持つ。</w:t>
       </w:r>
     </w:p>
     <w:p>
@@ -4147,7 +5301,7 @@
       <w:r>
         <w:drawing>
           <wp:inline distT="0" distB="0" distL="0" distR="0">
-            <wp:extent cx="4476750" cy="3400425"/>
+            <wp:extent cx="6096000" cy="3048000"/>
             <wp:effectExtent t="0" r="0" b="0" l="0"/>
             <wp:docPr id="1" name="" descr="" title=""/>
             <wp:cNvGraphicFramePr>
@@ -4172,7 +5326,7 @@
                   <pic:spPr bwMode="auto">
                     <a:xfrm>
                       <a:off x="0" y="0"/>
-                      <a:ext cx="4476750" cy="3400425"/>
+                      <a:ext cx="6096000" cy="3048000"/>
                     </a:xfrm>
                     <a:prstGeom prst="rect">
                       <a:avLst/>
@@ -4199,7 +5353,357 @@
           <w:sz w:val="18"/>
           <w:szCs w:val="18"/>
         </w:rPr>
-        <w:t xml:space="preserve">図8. 制約つき2軸コンター（セル抵抗×正極塗布量, 5年後）。赤=放電後電圧下限、白破線=限界Li塩濃度上限、網掛=NG。</w:t>
+        <w:t xml:space="preserve">図7. 設計探索アーキテクチャ全体像。感度スクリーニング→並行座標＋交互作用ネットワーク→制約つきコンター。</w:t>
+      </w:r>
+    </w:p>
+    <w:p>
+      <w:pPr>
+        <w:pStyle w:val="Heading2"/>
+        <w:spacing w:after="110" w:before="220"/>
+      </w:pPr>
+      <w:r>
+        <w:rPr>
+          <w:rFonts w:ascii="IPAGothic" w:cs="IPAGothic" w:eastAsia="IPAGothic" w:hAnsi="IPAGothic"/>
+        </w:rPr>
+        <w:t xml:space="preserve">6.1 感度スクリーニング → 擬似並行座標（自動反映）</w:t>
+      </w:r>
+    </w:p>
+    <w:p>
+      <w:pPr>
+        <w:spacing w:after="90" w:line="276"/>
+      </w:pPr>
+      <w:r>
+        <w:rPr>
+          <w:rFonts w:ascii="IPAGothic" w:cs="IPAGothic" w:eastAsia="IPAGothic" w:hAnsi="IPAGothic"/>
+          <w:sz w:val="21"/>
+          <w:szCs w:val="21"/>
+        </w:rPr>
+        <w:t xml:space="preserve">Sobol の ST 上位を能動軸として自動選択し、並行座標の軸順・強調に反映する（★能動軸を左に集約・強調、非能動軸は淡色）。個体は放電後電圧でカラーリングし、制約成立個体を強調する。これにより「どの軸に注目すべきか」を感度解析が決め、並行座標に橋渡しする。</w:t>
+      </w:r>
+    </w:p>
+    <w:p>
+      <w:pPr>
+        <w:spacing w:after="40" w:before="100"/>
+        <w:jc w:val="center"/>
+      </w:pPr>
+      <w:r>
+        <w:drawing>
+          <wp:inline distT="0" distB="0" distL="0" distR="0">
+            <wp:extent cx="6000750" cy="2752725"/>
+            <wp:effectExtent t="0" r="0" b="0" l="0"/>
+            <wp:docPr id="1" name="" descr="" title=""/>
+            <wp:cNvGraphicFramePr>
+              <a:graphicFrameLocks xmlns:a="http://schemas.openxmlformats.org/drawingml/2006/main" noChangeAspect="1"/>
+            </wp:cNvGraphicFramePr>
+            <a:graphic xmlns:a="http://schemas.openxmlformats.org/drawingml/2006/main">
+              <a:graphicData uri="http://schemas.openxmlformats.org/drawingml/2006/picture">
+                <pic:pic xmlns:pic="http://schemas.openxmlformats.org/drawingml/2006/picture">
+                  <pic:nvPicPr>
+                    <pic:cNvPr id="0" name="" descr=""/>
+                    <pic:cNvPicPr>
+                      <a:picLocks noChangeAspect="1" noChangeArrowheads="1"/>
+                    </pic:cNvPicPr>
+                  </pic:nvPicPr>
+                  <pic:blipFill>
+                    <a:blip r:embed="rId17" cstate="none"/>
+                    <a:srcRect/>
+                    <a:stretch>
+                      <a:fillRect/>
+                    </a:stretch>
+                  </pic:blipFill>
+                  <pic:spPr bwMode="auto">
+                    <a:xfrm>
+                      <a:off x="0" y="0"/>
+                      <a:ext cx="6000750" cy="2752725"/>
+                    </a:xfrm>
+                    <a:prstGeom prst="rect">
+                      <a:avLst/>
+                    </a:prstGeom>
+                  </pic:spPr>
+                </pic:pic>
+              </a:graphicData>
+            </a:graphic>
+          </wp:inline>
+        </w:drawing>
+      </w:r>
+    </w:p>
+    <w:p>
+      <w:pPr>
+        <w:spacing w:after="160"/>
+        <w:jc w:val="center"/>
+      </w:pPr>
+      <w:r>
+        <w:rPr>
+          <w:rFonts w:ascii="IPAGothic" w:cs="IPAGothic" w:eastAsia="IPAGothic" w:hAnsi="IPAGothic"/>
+          <w:i/>
+          <w:iCs/>
+          <w:color w:val="595959"/>
+          <w:sz w:val="18"/>
+          <w:szCs w:val="18"/>
+        </w:rPr>
+        <w:t xml:space="preserve">図8. 擬似並行座標プロット（Python実装）。感度スクリーニングを軸選択へ自動反映。★＝能動軸（ST上位）。</w:t>
+      </w:r>
+    </w:p>
+    <w:p>
+      <w:pPr>
+        <w:pStyle w:val="Heading2"/>
+        <w:spacing w:after="110" w:before="220"/>
+      </w:pPr>
+      <w:r>
+        <w:rPr>
+          <w:rFonts w:ascii="IPAGothic" w:cs="IPAGothic" w:eastAsia="IPAGothic" w:hAnsi="IPAGothic"/>
+        </w:rPr>
+        <w:t xml:space="preserve">6.2 制約つき2軸コンター（局所地形 OK/NG）</w:t>
+      </w:r>
+    </w:p>
+    <w:p>
+      <w:pPr>
+        <w:spacing w:after="90" w:line="276"/>
+      </w:pPr>
+      <w:r>
+        <w:rPr>
+          <w:rFonts w:ascii="IPAGothic" w:cs="IPAGothic" w:eastAsia="IPAGothic" w:hAnsi="IPAGothic"/>
+          <w:b/>
+          <w:bCs/>
+          <w:sz w:val="21"/>
+          <w:szCs w:val="21"/>
+        </w:rPr>
+        <w:t xml:space="preserve">軸選択の根拠（D-2）: </w:t>
+      </w:r>
+      <w:r>
+        <w:rPr>
+          <w:rFonts w:ascii="IPAGothic" w:cs="IPAGothic" w:eastAsia="IPAGothic" w:hAnsi="IPAGothic"/>
+          <w:sz w:val="21"/>
+          <w:szCs w:val="21"/>
+        </w:rPr>
+        <w:t xml:space="preserve">放電後電圧（y_end）基準の感度上位2軸である セル抵抗×正極塗布量 で主断面を描く（図9）。加えて、限界Li塩濃度（Cli）基準の感度上位2軸である 塗布量×活物質密度 の断面を追加し（図10）、拡散劣化モード側の地形を補完する。いずれも両制約線（放電後電圧≥2.5V, 限界Li塩濃度≤1.4M）を重ねる。</w:t>
+      </w:r>
+    </w:p>
+    <w:p>
+      <w:pPr>
+        <w:spacing w:after="40" w:before="100"/>
+        <w:jc w:val="center"/>
+      </w:pPr>
+      <w:r>
+        <w:drawing>
+          <wp:inline distT="0" distB="0" distL="0" distR="0">
+            <wp:extent cx="4095750" cy="3143250"/>
+            <wp:effectExtent t="0" r="0" b="0" l="0"/>
+            <wp:docPr id="1" name="" descr="" title=""/>
+            <wp:cNvGraphicFramePr>
+              <a:graphicFrameLocks xmlns:a="http://schemas.openxmlformats.org/drawingml/2006/main" noChangeAspect="1"/>
+            </wp:cNvGraphicFramePr>
+            <a:graphic xmlns:a="http://schemas.openxmlformats.org/drawingml/2006/main">
+              <a:graphicData uri="http://schemas.openxmlformats.org/drawingml/2006/picture">
+                <pic:pic xmlns:pic="http://schemas.openxmlformats.org/drawingml/2006/picture">
+                  <pic:nvPicPr>
+                    <pic:cNvPr id="0" name="" descr=""/>
+                    <pic:cNvPicPr>
+                      <a:picLocks noChangeAspect="1" noChangeArrowheads="1"/>
+                    </pic:cNvPicPr>
+                  </pic:nvPicPr>
+                  <pic:blipFill>
+                    <a:blip r:embed="rId18" cstate="none"/>
+                    <a:srcRect/>
+                    <a:stretch>
+                      <a:fillRect/>
+                    </a:stretch>
+                  </pic:blipFill>
+                  <pic:spPr bwMode="auto">
+                    <a:xfrm>
+                      <a:off x="0" y="0"/>
+                      <a:ext cx="4095750" cy="3143250"/>
+                    </a:xfrm>
+                    <a:prstGeom prst="rect">
+                      <a:avLst/>
+                    </a:prstGeom>
+                  </pic:spPr>
+                </pic:pic>
+              </a:graphicData>
+            </a:graphic>
+          </wp:inline>
+        </w:drawing>
+      </w:r>
+    </w:p>
+    <w:p>
+      <w:pPr>
+        <w:spacing w:after="160"/>
+        <w:jc w:val="center"/>
+      </w:pPr>
+      <w:r>
+        <w:rPr>
+          <w:rFonts w:ascii="IPAGothic" w:cs="IPAGothic" w:eastAsia="IPAGothic" w:hAnsi="IPAGothic"/>
+          <w:i/>
+          <w:iCs/>
+          <w:color w:val="595959"/>
+          <w:sz w:val="18"/>
+          <w:szCs w:val="18"/>
+        </w:rPr>
+        <w:t xml:space="preserve">図9. 制約つき2軸コンター（y_end基準の上位2軸＝セル抵抗×正極塗布量, 5年後）。赤=放電後電圧下限、白破線=限界Li塩濃度上限、灰網掛=NG。固定値: 正極利用率0.205 Ah/g・活物質密度3.5 g/cm³・電解液拡散係数4.0e-10 m²/s・正極曲路率1.6・使用温度38℃（キャプション下部にも注記）。</w:t>
+      </w:r>
+    </w:p>
+    <w:p>
+      <w:pPr>
+        <w:spacing w:after="40" w:before="100"/>
+        <w:jc w:val="center"/>
+      </w:pPr>
+      <w:r>
+        <w:drawing>
+          <wp:inline distT="0" distB="0" distL="0" distR="0">
+            <wp:extent cx="4095750" cy="3143250"/>
+            <wp:effectExtent t="0" r="0" b="0" l="0"/>
+            <wp:docPr id="1" name="" descr="" title=""/>
+            <wp:cNvGraphicFramePr>
+              <a:graphicFrameLocks xmlns:a="http://schemas.openxmlformats.org/drawingml/2006/main" noChangeAspect="1"/>
+            </wp:cNvGraphicFramePr>
+            <a:graphic xmlns:a="http://schemas.openxmlformats.org/drawingml/2006/main">
+              <a:graphicData uri="http://schemas.openxmlformats.org/drawingml/2006/picture">
+                <pic:pic xmlns:pic="http://schemas.openxmlformats.org/drawingml/2006/picture">
+                  <pic:nvPicPr>
+                    <pic:cNvPr id="0" name="" descr=""/>
+                    <pic:cNvPicPr>
+                      <a:picLocks noChangeAspect="1" noChangeArrowheads="1"/>
+                    </pic:cNvPicPr>
+                  </pic:nvPicPr>
+                  <pic:blipFill>
+                    <a:blip r:embed="rId19" cstate="none"/>
+                    <a:srcRect/>
+                    <a:stretch>
+                      <a:fillRect/>
+                    </a:stretch>
+                  </pic:blipFill>
+                  <pic:spPr bwMode="auto">
+                    <a:xfrm>
+                      <a:off x="0" y="0"/>
+                      <a:ext cx="4095750" cy="3143250"/>
+                    </a:xfrm>
+                    <a:prstGeom prst="rect">
+                      <a:avLst/>
+                    </a:prstGeom>
+                  </pic:spPr>
+                </pic:pic>
+              </a:graphicData>
+            </a:graphic>
+          </wp:inline>
+        </w:drawing>
+      </w:r>
+    </w:p>
+    <w:p>
+      <w:pPr>
+        <w:spacing w:after="160"/>
+        <w:jc w:val="center"/>
+      </w:pPr>
+      <w:r>
+        <w:rPr>
+          <w:rFonts w:ascii="IPAGothic" w:cs="IPAGothic" w:eastAsia="IPAGothic" w:hAnsi="IPAGothic"/>
+          <w:i/>
+          <w:iCs/>
+          <w:color w:val="595959"/>
+          <w:sz w:val="18"/>
+          <w:szCs w:val="18"/>
+        </w:rPr>
+        <w:t xml:space="preserve">図10. 追加断面（Cli基準の上位2軸＝正極塗布量×活物質密度, 5年後）。同一の両制約線を重ねる。塗布量が高く密度が低い（＝空隙が多く実効拡散が長い）ほど限界Li塩濃度を超えNGになる。固定値: セル抵抗5.3mΩ・正極利用率0.205 Ah/g・電解液拡散係数4.0e-10 m²/s・正極曲路率1.6・使用温度38℃。</w:t>
+      </w:r>
+    </w:p>
+    <w:p>
+      <w:pPr>
+        <w:spacing w:after="90" w:line="276"/>
+      </w:pPr>
+      <w:r>
+        <w:rPr>
+          <w:rFonts w:ascii="IPAGothic" w:cs="IPAGothic" w:eastAsia="IPAGothic" w:hAnsi="IPAGothic"/>
+          <w:sz w:val="21"/>
+          <w:szCs w:val="21"/>
+        </w:rPr>
+        <w:t xml:space="preserve">これらは報告書 NCR2170JB Step2 の設計探索（塗布量82±3 g/m²・セル抵抗≤5.3mΩで成立）と同形式・同傾向である。</w:t>
+      </w:r>
+    </w:p>
+    <w:p>
+      <w:pPr>
+        <w:pStyle w:val="Heading2"/>
+        <w:spacing w:after="110" w:before="220"/>
+      </w:pPr>
+      <w:r>
+        <w:rPr>
+          <w:rFonts w:ascii="IPAGothic" w:cs="IPAGothic" w:eastAsia="IPAGothic" w:hAnsi="IPAGothic"/>
+        </w:rPr>
+        <w:t xml:space="preserve">6.3 コンター条件比較（曲路率 低/中/高, D-3）</w:t>
+      </w:r>
+    </w:p>
+    <w:p>
+      <w:pPr>
+        <w:spacing w:after="90" w:line="276"/>
+      </w:pPr>
+      <w:r>
+        <w:rPr>
+          <w:rFonts w:ascii="IPAGothic" w:cs="IPAGothic" w:eastAsia="IPAGothic" w:hAnsi="IPAGothic"/>
+          <w:sz w:val="21"/>
+          <w:szCs w:val="21"/>
+        </w:rPr>
+        <w:t xml:space="preserve">図9・図10は固定値を1点に定めた断面である。固定した材料物性が地形をどれだけ動かすかを示すため、正極曲路率を 低(1.4)／中(1.7)／高(2.0) と振った3枚を横並びで比較する。曲路率が上がるほど実効拡散が短くなり限界Li塩濃度側の制約が厳しくなって、成立域（白地）が縮小し、2.0では断面全域がNGになる。これは D-1 の「固定値をどう選ぶかで地形が変わる」問題への実質的な回答でもある。</w:t>
+      </w:r>
+    </w:p>
+    <w:p>
+      <w:pPr>
+        <w:spacing w:after="40" w:before="100"/>
+        <w:jc w:val="center"/>
+      </w:pPr>
+      <w:r>
+        <w:drawing>
+          <wp:inline distT="0" distB="0" distL="0" distR="0">
+            <wp:extent cx="6286500" cy="2162175"/>
+            <wp:effectExtent t="0" r="0" b="0" l="0"/>
+            <wp:docPr id="1" name="" descr="" title=""/>
+            <wp:cNvGraphicFramePr>
+              <a:graphicFrameLocks xmlns:a="http://schemas.openxmlformats.org/drawingml/2006/main" noChangeAspect="1"/>
+            </wp:cNvGraphicFramePr>
+            <a:graphic xmlns:a="http://schemas.openxmlformats.org/drawingml/2006/main">
+              <a:graphicData uri="http://schemas.openxmlformats.org/drawingml/2006/picture">
+                <pic:pic xmlns:pic="http://schemas.openxmlformats.org/drawingml/2006/picture">
+                  <pic:nvPicPr>
+                    <pic:cNvPr id="0" name="" descr=""/>
+                    <pic:cNvPicPr>
+                      <a:picLocks noChangeAspect="1" noChangeArrowheads="1"/>
+                    </pic:cNvPicPr>
+                  </pic:nvPicPr>
+                  <pic:blipFill>
+                    <a:blip r:embed="rId20" cstate="none"/>
+                    <a:srcRect/>
+                    <a:stretch>
+                      <a:fillRect/>
+                    </a:stretch>
+                  </pic:blipFill>
+                  <pic:spPr bwMode="auto">
+                    <a:xfrm>
+                      <a:off x="0" y="0"/>
+                      <a:ext cx="6286500" cy="2162175"/>
+                    </a:xfrm>
+                    <a:prstGeom prst="rect">
+                      <a:avLst/>
+                    </a:prstGeom>
+                  </pic:spPr>
+                </pic:pic>
+              </a:graphicData>
+            </a:graphic>
+          </wp:inline>
+        </w:drawing>
+      </w:r>
+    </w:p>
+    <w:p>
+      <w:pPr>
+        <w:spacing w:after="160"/>
+        <w:jc w:val="center"/>
+      </w:pPr>
+      <w:r>
+        <w:rPr>
+          <w:rFonts w:ascii="IPAGothic" w:cs="IPAGothic" w:eastAsia="IPAGothic" w:hAnsi="IPAGothic"/>
+          <w:i/>
+          <w:iCs/>
+          <w:color w:val="595959"/>
+          <w:sz w:val="18"/>
+          <w:szCs w:val="18"/>
+        </w:rPr>
+        <w:t xml:space="preserve">図11. コンター条件比較（セル抵抗×塗布量, 5年後, 正極曲路率 低1.4／中1.7／高2.0）。曲路率上昇とともに成立域（白地）が縮小し、2.0では全域NG（灰網掛）。他の固定値は図9と同一。</w:t>
       </w:r>
     </w:p>
     <w:p>
@@ -4212,6 +5716,30 @@
           <w:rFonts w:ascii="IPAGothic" w:cs="IPAGothic" w:eastAsia="IPAGothic" w:hAnsi="IPAGothic"/>
         </w:rPr>
         <w:t xml:space="preserve">7. 考察・結論・今後</w:t>
+      </w:r>
+    </w:p>
+    <w:p>
+      <w:pPr>
+        <w:spacing w:after="90" w:line="276"/>
+      </w:pPr>
+      <w:r>
+        <w:rPr>
+          <w:rFonts w:ascii="IPAGothic" w:cs="IPAGothic" w:eastAsia="IPAGothic" w:hAnsi="IPAGothic"/>
+          <w:b/>
+          <w:bCs/>
+          <w:color w:val="B4472C"/>
+          <w:sz w:val="21"/>
+          <w:szCs w:val="21"/>
+        </w:rPr>
+        <w:t xml:space="preserve">確定した核心（§5.4）: </w:t>
+      </w:r>
+      <w:r>
+        <w:rPr>
+          <w:rFonts w:ascii="IPAGothic" w:cs="IPAGothic" w:eastAsia="IPAGothic" w:hAnsi="IPAGothic"/>
+          <w:sz w:val="21"/>
+          <w:szCs w:val="21"/>
+        </w:rPr>
+        <w:t xml:space="preserve">限界Li塩濃度の支配因子は、拡散劣化モードが頻発する領域で 材料物性=曲路率 から 制御可能な設計因子=活物質密度 へ入れ替わる。この入れ替わりは median／penalty／Spearman|ρ| の3手法で再現し、核心が乗る領域の代入率はわずか2%であることから、代入方針に頑健であると確定した（§4.5(3) の懸念を明示的に解消）。全域感度では見えず領域を絞って初めて現れる、感度解析でしか出ない結論であり、「材料で決まる＝打ち手がない」という誤解を退けて設計上の打ち手（密度）を示す。</w:t>
       </w:r>
     </w:p>
     <w:p>
@@ -4226,12 +5754,10 @@
       <w:r>
         <w:rPr>
           <w:rFonts w:ascii="IPAGothic" w:cs="IPAGothic" w:eastAsia="IPAGothic" w:hAnsi="IPAGothic"/>
-          <w:b w:val="false"/>
-          <w:bCs w:val="false"/>
           <w:sz w:val="21"/>
           <w:szCs w:val="21"/>
         </w:rPr>
-        <w:t xml:space="preserve">DC_v5 の保存劣化理論式を直接モンテカルロで叩く Sobol 感度解析を実装し、社内テクニカルレポートと整合することを確認した（理論構造・感度順位・設計成立範囲）。</w:t>
+        <w:t xml:space="preserve">DC_v5 の保存劣化理論式を直接モンテカルロで叩く Sobol 感度解析を実装し、社内テクニカルレポートと部分整合することを確認した（理論構造・設計成立範囲は一致、感度順位は範囲・代入・領域依存）。</w:t>
       </w:r>
     </w:p>
     <w:p>
@@ -4249,7 +5775,7 @@
           <w:sz w:val="21"/>
           <w:szCs w:val="21"/>
         </w:rPr>
-        <w:t xml:space="preserve">応答ごとに支配因子が分離し（放電後電圧←抵抗/塗布量/温度、限界Li塩濃度←曲路率/塗布量/拡散）、保存とともに支配モードが抵抗劣化→拡散劣化へ遷移することを定量化・可視化した。</w:t>
+        <w:t xml:space="preserve">応答ごとに支配因子が分離する（放電後電圧←塗布量/抵抗/温度、限界Li塩濃度←曲路率/塗布量/密度、二値維持可否←塗布量/抵抗/温度）ことを、95%信頼区間つきで定量化した。</w:t>
       </w:r>
     </w:p>
     <w:p>
@@ -4267,23 +5793,7 @@
           <w:sz w:val="21"/>
           <w:szCs w:val="21"/>
         </w:rPr>
-        <w:t xml:space="preserve">感度スクリーニングの並行座標への自動反映、交互作用ネットワーク、制約つきコンターを統合した設計探索アーキテクチャを提示した。</w:t>
-      </w:r>
-    </w:p>
-    <w:p>
-      <w:pPr>
-        <w:spacing w:after="90" w:line="276"/>
-      </w:pPr>
-      <w:r>
-        <w:rPr>
-          <w:rFonts w:ascii="IPAGothic" w:cs="IPAGothic" w:eastAsia="IPAGothic" w:hAnsi="IPAGothic"/>
-          <w:b/>
-          <w:bCs/>
-          <w:color w:val="1F3864"/>
-          <w:sz w:val="21"/>
-          <w:szCs w:val="21"/>
-        </w:rPr>
-        <w:t xml:space="preserve">今後の発展: </w:t>
+        <w:t xml:space="preserve">限界Li塩濃度の全域感度は代入方針で ST 上位が入れ替わる（本検討で判明した数値的注意点, §4.5(3)）。成立可否は代入不要の二値応答で別途分解し、欠測バイアスを回避した。</w:t>
       </w:r>
     </w:p>
     <w:p>
@@ -4301,7 +5811,47 @@
           <w:sz w:val="21"/>
           <w:szCs w:val="21"/>
         </w:rPr>
-        <w:t xml:space="preserve">セル設計計算を DC_v5 CellDesign（run_calc）実体へ接続（現状は物理無矛盾な最小スラブモデル）。</w:t>
+        <w:t xml:space="preserve">分布モード（design／variation）で支配因子が反転する（放電後電圧・維持可否とも design=塗布量→variation=温度, §5.5）。設計マージンを何に対して取るかの運用判断に直結する。</w:t>
+      </w:r>
+    </w:p>
+    <w:p>
+      <w:pPr>
+        <w:spacing w:after="90" w:line="276"/>
+      </w:pPr>
+      <w:r>
+        <w:rPr>
+          <w:rFonts w:ascii="IPAGothic" w:cs="IPAGothic" w:eastAsia="IPAGothic" w:hAnsi="IPAGothic"/>
+          <w:b/>
+          <w:bCs/>
+          <w:color w:val="1F3864"/>
+          <w:sz w:val="21"/>
+          <w:szCs w:val="21"/>
+        </w:rPr>
+        <w:t xml:space="preserve">不確かさ伝播（UP）の成果として格下げした項目: </w:t>
+      </w:r>
+      <w:r>
+        <w:rPr>
+          <w:rFonts w:ascii="IPAGothic" w:cs="IPAGothic" w:eastAsia="IPAGothic" w:hAnsi="IPAGothic"/>
+          <w:sz w:val="21"/>
+          <w:szCs w:val="21"/>
+        </w:rPr>
+        <w:t xml:space="preserve">保存に伴う抵抗劣化→拡散劣化のモード遷移と温度寄与の時間拡大は、劣化項が r(T)·t と k(T)·√t である以上の理論式の代数的帰結であり、モンテカルロを回さずとも導ける。よって「感度の発見」ではなく、遷移時期（公称≈5.8年）と母集団比率（分母併記）を定量化した UP の成果と位置づける。</w:t>
+      </w:r>
+    </w:p>
+    <w:p>
+      <w:pPr>
+        <w:spacing w:after="90" w:line="276"/>
+      </w:pPr>
+      <w:r>
+        <w:rPr>
+          <w:rFonts w:ascii="IPAGothic" w:cs="IPAGothic" w:eastAsia="IPAGothic" w:hAnsi="IPAGothic"/>
+          <w:b/>
+          <w:bCs/>
+          <w:color w:val="1F3864"/>
+          <w:sz w:val="21"/>
+          <w:szCs w:val="21"/>
+        </w:rPr>
+        <w:t xml:space="preserve">今後の発展: </w:t>
       </w:r>
     </w:p>
     <w:p>
@@ -4319,7 +5869,7 @@
           <w:sz w:val="21"/>
           <w:szCs w:val="21"/>
         </w:rPr>
-        <w:t xml:space="preserve">Li塩消費モデル（保存によるLiPF6消費で初期Li塩濃度が低下）を組み込み、拡散劣化モードへの到達時刻を予測。</w:t>
+        <w:t xml:space="preserve">F-1 の残課題: 頑健性は拡散頻発域で確認したが、中間領域では penalty のみ抵抗が首位に来る（median/Spearman は密度）。領域境界近傍での連続性と、他時点（8年）での再現性は今後の検証対象。</w:t>
       </w:r>
     </w:p>
     <w:p>
@@ -4337,7 +5887,7 @@
           <w:sz w:val="21"/>
           <w:szCs w:val="21"/>
         </w:rPr>
-        <w:t xml:space="preserve">Plotly/Dash によるインタラクティブ版（ブラッシング連動）。現状は擬似＝静的Python図。</w:t>
+        <w:t xml:space="preserve">セル設計計算を DC_v5 CellDesign（run_calc）実体へ接続（現状は物理無矛盾な最小スラブモデル）。</w:t>
       </w:r>
     </w:p>
     <w:p>
@@ -4355,32 +5905,7 @@
           <w:sz w:val="21"/>
           <w:szCs w:val="21"/>
         </w:rPr>
-        <w:t xml:space="preserve">応答経路のバッジ表示（MOP経由 CAE由来応答 と 理論式直接 の混在を明示）。</w:t>
-      </w:r>
-    </w:p>
-    <w:p>
-      <w:pPr>
-        <w:pStyle w:val="Heading1"/>
-        <w:spacing w:after="110" w:before="220"/>
-      </w:pPr>
-      <w:r>
-        <w:rPr>
-          <w:rFonts w:ascii="IPAGothic" w:cs="IPAGothic" w:eastAsia="IPAGothic" w:hAnsi="IPAGothic"/>
-        </w:rPr>
-        <w:t xml:space="preserve">付録A. 実装・再現手順</w:t>
-      </w:r>
-    </w:p>
-    <w:p>
-      <w:pPr>
-        <w:spacing w:after="90" w:line="276"/>
-      </w:pPr>
-      <w:r>
-        <w:rPr>
-          <w:rFonts w:ascii="IPAGothic" w:cs="IPAGothic" w:eastAsia="IPAGothic" w:hAnsi="IPAGothic"/>
-          <w:sz w:val="21"/>
-          <w:szCs w:val="21"/>
-        </w:rPr>
-        <w:t xml:space="preserve">乱数シードは全て固定し再現性を担保。図中の文言は日本語。主要モジュールは以下（mf_demo/explorer/）。</w:t>
+        <w:t xml:space="preserve">Li塩消費モデル（保存によるLiPF6消費で初期Li塩濃度が低下）を組み込み、拡散劣化モードへの到達時刻を予測。</w:t>
       </w:r>
     </w:p>
     <w:p>
@@ -4398,7 +5923,32 @@
           <w:sz w:val="21"/>
           <w:szCs w:val="21"/>
         </w:rPr>
-        <w:t xml:space="preserve">vendor_dcv5/dc_model.py … DC_v5 実式を無改変で取り込み（劣化式は実物）</w:t>
+        <w:t xml:space="preserve">Plotly/Dash によるインタラクティブ版（ブラッシング連動）。現状は擬似＝静的Python図。</w:t>
+      </w:r>
+    </w:p>
+    <w:p>
+      <w:pPr>
+        <w:pStyle w:val="Heading1"/>
+        <w:spacing w:after="110" w:before="220"/>
+      </w:pPr>
+      <w:r>
+        <w:rPr>
+          <w:rFonts w:ascii="IPAGothic" w:cs="IPAGothic" w:eastAsia="IPAGothic" w:hAnsi="IPAGothic"/>
+        </w:rPr>
+        <w:t xml:space="preserve">付録A. 実装・再現手順</w:t>
+      </w:r>
+    </w:p>
+    <w:p>
+      <w:pPr>
+        <w:spacing w:after="90" w:line="276"/>
+      </w:pPr>
+      <w:r>
+        <w:rPr>
+          <w:rFonts w:ascii="IPAGothic" w:cs="IPAGothic" w:eastAsia="IPAGothic" w:hAnsi="IPAGothic"/>
+          <w:sz w:val="21"/>
+          <w:szCs w:val="21"/>
+        </w:rPr>
+        <w:t xml:space="preserve">乱数シードは全て固定し再現性を担保。図中の文言は日本語。主要モジュールは以下（mf_demo/explorer/）。</w:t>
       </w:r>
     </w:p>
     <w:p>
@@ -4416,7 +5966,7 @@
           <w:sz w:val="21"/>
           <w:szCs w:val="21"/>
         </w:rPr>
-        <w:t xml:space="preserve">cell_design.py … 独立上流変数→派生量（B-4②）</w:t>
+        <w:t xml:space="preserve">vendor_dcv5/dc_model.py … DC_v5 実式を無改変で取り込み（劣化式は実物）</w:t>
       </w:r>
     </w:p>
     <w:p>
@@ -4434,7 +5984,7 @@
           <w:sz w:val="21"/>
           <w:szCs w:val="21"/>
         </w:rPr>
-        <w:t xml:space="preserve">degradation.py … 実式ラッパ（b'=2.0, Arrhenius, 3応答=電圧/Li塩/維持可否, 2モード）</w:t>
+        <w:t xml:space="preserve">cell_design.py … 独立上流変数→派生量（B-4②）</w:t>
       </w:r>
     </w:p>
     <w:p>
@@ -4452,7 +6002,7 @@
           <w:sz w:val="21"/>
           <w:szCs w:val="21"/>
         </w:rPr>
-        <w:t xml:space="preserve">config.py / sensitivity.py … 分布モード・時間依存・マスキング</w:t>
+        <w:t xml:space="preserve">degradation.py … 実式ラッパ（b'=2.0, Arrhenius, 3応答=電圧/Li塩/維持可否, 2モード）</w:t>
       </w:r>
     </w:p>
     <w:p>
@@ -4470,6 +6020,24 @@
           <w:sz w:val="21"/>
           <w:szCs w:val="21"/>
         </w:rPr>
+        <w:t xml:space="preserve">config.py / sensitivity.py … 分布モード・時間依存・マスキング・領域条件付き・F-1頑健性</w:t>
+      </w:r>
+    </w:p>
+    <w:p>
+      <w:pPr>
+        <w:pStyle w:val="ListParagraph"/>
+        <w:numPr>
+          <w:ilvl w:val="0"/>
+          <w:numId w:val="1"/>
+        </w:numPr>
+        <w:spacing w:after="60" w:line="270"/>
+      </w:pPr>
+      <w:r>
+        <w:rPr>
+          <w:rFonts w:ascii="IPAGothic" w:cs="IPAGothic" w:eastAsia="IPAGothic" w:hAnsi="IPAGothic"/>
+          <w:sz w:val="21"/>
+          <w:szCs w:val="21"/>
+        </w:rPr>
         <w:t xml:space="preserve">plots.py / screening.py / viz_explorer.py … 感度図・スクリーニング・並行座標/コンター/アーキテクチャ</w:t>
       </w:r>
     </w:p>
@@ -4494,7 +6062,7 @@
           <w:sz w:val="19"/>
           <w:szCs w:val="19"/>
         </w:rPr>
-        <w:t xml:space="preserve">python -m mf_demo.explorer.run_sensitivity 4096 2048  （感度5図, 約6分）／  python -m mf_demo.explorer.run_explorer 600  （①②③ 5図）</w:t>
+        <w:t xml:space="preserve">python -m mf_demo.explorer.run_sensitivity 4096 2048（感度図）／ python -m mf_demo.explorer.run_explorer 600（①②③ 探索図）／ 領域条件付き・F-1・コンター条件比較は genfigs 系スクリプトで生成。</w:t>
       </w:r>
     </w:p>
     <w:p>
@@ -4522,6 +6090,1595 @@
         <w:t xml:space="preserve">本プロトタイプは原理を絵で伝えることを優先した合成モデルであり、精度較正済みの設計ツールではない。数値は DC_v5 row82 近傍のオーダーに合わせてある。</w:t>
       </w:r>
     </w:p>
+    <w:p>
+      <w:pPr>
+        <w:pStyle w:val="Heading1"/>
+        <w:spacing w:after="110" w:before="220"/>
+      </w:pPr>
+      <w:r>
+        <w:rPr>
+          <w:rFonts w:ascii="IPAGothic" w:cs="IPAGothic" w:eastAsia="IPAGothic" w:hAnsi="IPAGothic"/>
+        </w:rPr>
+        <w:t xml:space="preserve">付録B. 改訂第3版 改善項目 完了チェックリスト</w:t>
+      </w:r>
+    </w:p>
+    <w:p>
+      <w:pPr>
+        <w:spacing w:after="90" w:line="276"/>
+      </w:pPr>
+      <w:r>
+        <w:rPr>
+          <w:rFonts w:ascii="IPAGothic" w:cs="IPAGothic" w:eastAsia="IPAGothic" w:hAnsi="IPAGothic"/>
+          <w:sz w:val="21"/>
+          <w:szCs w:val="21"/>
+        </w:rPr>
+        <w:t xml:space="preserve">改善依頼書（第III部）の残14件への対応状況。第2版で解決済みの数値信頼性（N・信頼区間・収束・代入方針・二値応答・分母併記）は維持している。</w:t>
+      </w:r>
+    </w:p>
+    <w:tbl>
+      <w:tblPr>
+        <w:tblW w:type="dxa" w:w="10000"/>
+        <w:tblBorders>
+          <w:top w:val="single" w:color="AAAAAA" w:sz="4"/>
+          <w:left w:val="single" w:color="AAAAAA" w:sz="4"/>
+          <w:bottom w:val="single" w:color="AAAAAA" w:sz="4"/>
+          <w:right w:val="single" w:color="AAAAAA" w:sz="4"/>
+          <w:insideH w:val="single" w:color="AAAAAA" w:sz="4"/>
+          <w:insideV w:val="single" w:color="AAAAAA" w:sz="4"/>
+        </w:tblBorders>
+      </w:tblPr>
+      <w:tblGrid>
+        <w:gridCol w:w="900"/>
+        <w:gridCol w:w="4400"/>
+        <w:gridCol w:w="700"/>
+        <w:gridCol w:w="4000"/>
+      </w:tblGrid>
+      <w:tr>
+        <w:trPr>
+          <w:tblHeader/>
+        </w:trPr>
+        <w:tc>
+          <w:tcPr>
+            <w:tcW w:type="dxa" w:w="900"/>
+            <w:shd w:fill="1F3864" w:color="auto" w:val="clear"/>
+            <w:tcMar>
+              <w:top w:type="dxa" w:w="40"/>
+              <w:left w:type="dxa" w:w="90"/>
+              <w:bottom w:type="dxa" w:w="40"/>
+              <w:right w:type="dxa" w:w="90"/>
+            </w:tcMar>
+          </w:tcPr>
+          <w:p>
+            <w:pPr>
+              <w:jc w:val="center"/>
+            </w:pPr>
+            <w:r>
+              <w:rPr>
+                <w:rFonts w:ascii="IPAGothic" w:cs="IPAGothic" w:eastAsia="IPAGothic" w:hAnsi="IPAGothic"/>
+                <w:b/>
+                <w:bCs/>
+                <w:color w:val="FFFFFF"/>
+                <w:sz w:val="19"/>
+                <w:szCs w:val="19"/>
+              </w:rPr>
+              <w:t xml:space="preserve">ID</w:t>
+            </w:r>
+          </w:p>
+        </w:tc>
+        <w:tc>
+          <w:tcPr>
+            <w:tcW w:type="dxa" w:w="4400"/>
+            <w:shd w:fill="1F3864" w:color="auto" w:val="clear"/>
+            <w:tcMar>
+              <w:top w:type="dxa" w:w="40"/>
+              <w:left w:type="dxa" w:w="90"/>
+              <w:bottom w:type="dxa" w:w="40"/>
+              <w:right w:type="dxa" w:w="90"/>
+            </w:tcMar>
+          </w:tcPr>
+          <w:p>
+            <w:pPr>
+              <w:jc w:val="left"/>
+            </w:pPr>
+            <w:r>
+              <w:rPr>
+                <w:rFonts w:ascii="IPAGothic" w:cs="IPAGothic" w:eastAsia="IPAGothic" w:hAnsi="IPAGothic"/>
+                <w:b/>
+                <w:bCs/>
+                <w:color w:val="FFFFFF"/>
+                <w:sz w:val="19"/>
+                <w:szCs w:val="19"/>
+              </w:rPr>
+              <w:t xml:space="preserve">内容</w:t>
+            </w:r>
+          </w:p>
+        </w:tc>
+        <w:tc>
+          <w:tcPr>
+            <w:tcW w:type="dxa" w:w="700"/>
+            <w:shd w:fill="1F3864" w:color="auto" w:val="clear"/>
+            <w:tcMar>
+              <w:top w:type="dxa" w:w="40"/>
+              <w:left w:type="dxa" w:w="90"/>
+              <w:bottom w:type="dxa" w:w="40"/>
+              <w:right w:type="dxa" w:w="90"/>
+            </w:tcMar>
+          </w:tcPr>
+          <w:p>
+            <w:pPr>
+              <w:jc w:val="center"/>
+            </w:pPr>
+            <w:r>
+              <w:rPr>
+                <w:rFonts w:ascii="IPAGothic" w:cs="IPAGothic" w:eastAsia="IPAGothic" w:hAnsi="IPAGothic"/>
+                <w:b/>
+                <w:bCs/>
+                <w:color w:val="FFFFFF"/>
+                <w:sz w:val="19"/>
+                <w:szCs w:val="19"/>
+              </w:rPr>
+              <w:t xml:space="preserve">完了</w:t>
+            </w:r>
+          </w:p>
+        </w:tc>
+        <w:tc>
+          <w:tcPr>
+            <w:tcW w:type="dxa" w:w="4000"/>
+            <w:shd w:fill="1F3864" w:color="auto" w:val="clear"/>
+            <w:tcMar>
+              <w:top w:type="dxa" w:w="40"/>
+              <w:left w:type="dxa" w:w="90"/>
+              <w:bottom w:type="dxa" w:w="40"/>
+              <w:right w:type="dxa" w:w="90"/>
+            </w:tcMar>
+          </w:tcPr>
+          <w:p>
+            <w:pPr>
+              <w:jc w:val="left"/>
+            </w:pPr>
+            <w:r>
+              <w:rPr>
+                <w:rFonts w:ascii="IPAGothic" w:cs="IPAGothic" w:eastAsia="IPAGothic" w:hAnsi="IPAGothic"/>
+                <w:b/>
+                <w:bCs/>
+                <w:color w:val="FFFFFF"/>
+                <w:sz w:val="19"/>
+                <w:szCs w:val="19"/>
+              </w:rPr>
+              <w:t xml:space="preserve">備考</w:t>
+            </w:r>
+          </w:p>
+        </w:tc>
+      </w:tr>
+      <w:tr>
+        <w:trPr>
+          <w:tblHeader w:val="false"/>
+        </w:trPr>
+        <w:tc>
+          <w:tcPr>
+            <w:tcW w:type="dxa" w:w="900"/>
+            <w:shd w:fill="F2F5FA" w:color="auto" w:val="clear"/>
+            <w:tcMar>
+              <w:top w:type="dxa" w:w="40"/>
+              <w:left w:type="dxa" w:w="90"/>
+              <w:bottom w:type="dxa" w:w="40"/>
+              <w:right w:type="dxa" w:w="90"/>
+            </w:tcMar>
+          </w:tcPr>
+          <w:p>
+            <w:r>
+              <w:rPr>
+                <w:rFonts w:ascii="IPAGothic" w:cs="IPAGothic" w:eastAsia="IPAGothic" w:hAnsi="IPAGothic"/>
+                <w:sz w:val="19"/>
+                <w:szCs w:val="19"/>
+              </w:rPr>
+              <w:t xml:space="preserve">F-1</w:t>
+            </w:r>
+          </w:p>
+        </w:tc>
+        <w:tc>
+          <w:tcPr>
+            <w:tcW w:type="dxa" w:w="4400"/>
+            <w:shd w:fill="F2F5FA" w:color="auto" w:val="clear"/>
+            <w:tcMar>
+              <w:top w:type="dxa" w:w="40"/>
+              <w:left w:type="dxa" w:w="90"/>
+              <w:bottom w:type="dxa" w:w="40"/>
+              <w:right w:type="dxa" w:w="90"/>
+            </w:tcMar>
+          </w:tcPr>
+          <w:p>
+            <w:pPr>
+              <w:jc w:val="left"/>
+            </w:pPr>
+            <w:r>
+              <w:rPr>
+                <w:rFonts w:ascii="IPAGothic" w:cs="IPAGothic" w:eastAsia="IPAGothic" w:hAnsi="IPAGothic"/>
+                <w:sz w:val="19"/>
+                <w:szCs w:val="19"/>
+              </w:rPr>
+              <w:t xml:space="preserve">§5.4 のロバスト性検証（median/penalty/代入非依存手法）</w:t>
+            </w:r>
+          </w:p>
+        </w:tc>
+        <w:tc>
+          <w:tcPr>
+            <w:tcW w:type="dxa" w:w="700"/>
+            <w:shd w:fill="F2F5FA" w:color="auto" w:val="clear"/>
+            <w:tcMar>
+              <w:top w:type="dxa" w:w="40"/>
+              <w:left w:type="dxa" w:w="90"/>
+              <w:bottom w:type="dxa" w:w="40"/>
+              <w:right w:type="dxa" w:w="90"/>
+            </w:tcMar>
+          </w:tcPr>
+          <w:p>
+            <w:r>
+              <w:rPr>
+                <w:rFonts w:ascii="IPAGothic" w:cs="IPAGothic" w:eastAsia="IPAGothic" w:hAnsi="IPAGothic"/>
+                <w:b/>
+                <w:bCs/>
+                <w:color w:val="2E7D32"/>
+                <w:sz w:val="19"/>
+                <w:szCs w:val="19"/>
+              </w:rPr>
+              <w:t xml:space="preserve">✓</w:t>
+            </w:r>
+          </w:p>
+        </w:tc>
+        <w:tc>
+          <w:tcPr>
+            <w:tcW w:type="dxa" w:w="4000"/>
+            <w:shd w:fill="F2F5FA" w:color="auto" w:val="clear"/>
+            <w:tcMar>
+              <w:top w:type="dxa" w:w="40"/>
+              <w:left w:type="dxa" w:w="90"/>
+              <w:bottom w:type="dxa" w:w="40"/>
+              <w:right w:type="dxa" w:w="90"/>
+            </w:tcMar>
+          </w:tcPr>
+          <w:p>
+            <w:pPr>
+              <w:jc w:val="left"/>
+            </w:pPr>
+            <w:r>
+              <w:rPr>
+                <w:rFonts w:ascii="IPAGothic" w:cs="IPAGothic" w:eastAsia="IPAGothic" w:hAnsi="IPAGothic"/>
+                <w:sz w:val="19"/>
+                <w:szCs w:val="19"/>
+              </w:rPr>
+              <w:t xml:space="preserve">判定=頑健。3手法とも拡散頻発域で密度首位。頻発域の代入率2%で§4.5(3)懸念を解消し格上げ（§5.4.1/図6）</w:t>
+            </w:r>
+          </w:p>
+        </w:tc>
+      </w:tr>
+      <w:tr>
+        <w:trPr>
+          <w:tblHeader w:val="false"/>
+        </w:trPr>
+        <w:tc>
+          <w:tcPr>
+            <w:tcW w:type="dxa" w:w="900"/>
+            <w:shd w:fill="FFFFFF" w:color="auto" w:val="clear"/>
+            <w:tcMar>
+              <w:top w:type="dxa" w:w="40"/>
+              <w:left w:type="dxa" w:w="90"/>
+              <w:bottom w:type="dxa" w:w="40"/>
+              <w:right w:type="dxa" w:w="90"/>
+            </w:tcMar>
+          </w:tcPr>
+          <w:p>
+            <w:r>
+              <w:rPr>
+                <w:rFonts w:ascii="IPAGothic" w:cs="IPAGothic" w:eastAsia="IPAGothic" w:hAnsi="IPAGothic"/>
+                <w:sz w:val="19"/>
+                <w:szCs w:val="19"/>
+              </w:rPr>
+              <w:t xml:space="preserve">E-1</w:t>
+            </w:r>
+          </w:p>
+        </w:tc>
+        <w:tc>
+          <w:tcPr>
+            <w:tcW w:type="dxa" w:w="4400"/>
+            <w:shd w:fill="FFFFFF" w:color="auto" w:val="clear"/>
+            <w:tcMar>
+              <w:top w:type="dxa" w:w="40"/>
+              <w:left w:type="dxa" w:w="90"/>
+              <w:bottom w:type="dxa" w:w="40"/>
+              <w:right w:type="dxa" w:w="90"/>
+            </w:tcMar>
+          </w:tcPr>
+          <w:p>
+            <w:pPr>
+              <w:jc w:val="left"/>
+            </w:pPr>
+            <w:r>
+              <w:rPr>
+                <w:rFonts w:ascii="IPAGothic" w:cs="IPAGothic" w:eastAsia="IPAGothic" w:hAnsi="IPAGothic"/>
+                <w:sz w:val="19"/>
+                <w:szCs w:val="19"/>
+              </w:rPr>
+              <w:t xml:space="preserve">エグゼクティブサマリー書き換え</w:t>
+            </w:r>
+          </w:p>
+        </w:tc>
+        <w:tc>
+          <w:tcPr>
+            <w:tcW w:type="dxa" w:w="700"/>
+            <w:shd w:fill="FFFFFF" w:color="auto" w:val="clear"/>
+            <w:tcMar>
+              <w:top w:type="dxa" w:w="40"/>
+              <w:left w:type="dxa" w:w="90"/>
+              <w:bottom w:type="dxa" w:w="40"/>
+              <w:right w:type="dxa" w:w="90"/>
+            </w:tcMar>
+          </w:tcPr>
+          <w:p>
+            <w:r>
+              <w:rPr>
+                <w:rFonts w:ascii="IPAGothic" w:cs="IPAGothic" w:eastAsia="IPAGothic" w:hAnsi="IPAGothic"/>
+                <w:b/>
+                <w:bCs/>
+                <w:color w:val="2E7D32"/>
+                <w:sz w:val="19"/>
+                <w:szCs w:val="19"/>
+              </w:rPr>
+              <w:t xml:space="preserve">✓</w:t>
+            </w:r>
+          </w:p>
+        </w:tc>
+        <w:tc>
+          <w:tcPr>
+            <w:tcW w:type="dxa" w:w="4000"/>
+            <w:shd w:fill="FFFFFF" w:color="auto" w:val="clear"/>
+            <w:tcMar>
+              <w:top w:type="dxa" w:w="40"/>
+              <w:left w:type="dxa" w:w="90"/>
+              <w:bottom w:type="dxa" w:w="40"/>
+              <w:right w:type="dxa" w:w="90"/>
+            </w:tcMar>
+          </w:tcPr>
+          <w:p>
+            <w:pPr>
+              <w:jc w:val="left"/>
+            </w:pPr>
+            <w:r>
+              <w:rPr>
+                <w:rFonts w:ascii="IPAGothic" w:cs="IPAGothic" w:eastAsia="IPAGothic" w:hAnsi="IPAGothic"/>
+                <w:sz w:val="19"/>
+                <w:szCs w:val="19"/>
+              </w:rPr>
+              <w:t xml:space="preserve">核心=§5.4/F-1、モード遷移=UP成果、部分整合、§4.5(3)発見を明記</w:t>
+            </w:r>
+          </w:p>
+        </w:tc>
+      </w:tr>
+      <w:tr>
+        <w:trPr>
+          <w:tblHeader w:val="false"/>
+        </w:trPr>
+        <w:tc>
+          <w:tcPr>
+            <w:tcW w:type="dxa" w:w="900"/>
+            <w:shd w:fill="F2F5FA" w:color="auto" w:val="clear"/>
+            <w:tcMar>
+              <w:top w:type="dxa" w:w="40"/>
+              <w:left w:type="dxa" w:w="90"/>
+              <w:bottom w:type="dxa" w:w="40"/>
+              <w:right w:type="dxa" w:w="90"/>
+            </w:tcMar>
+          </w:tcPr>
+          <w:p>
+            <w:r>
+              <w:rPr>
+                <w:rFonts w:ascii="IPAGothic" w:cs="IPAGothic" w:eastAsia="IPAGothic" w:hAnsi="IPAGothic"/>
+                <w:sz w:val="19"/>
+                <w:szCs w:val="19"/>
+              </w:rPr>
+              <w:t xml:space="preserve">E-2</w:t>
+            </w:r>
+          </w:p>
+        </w:tc>
+        <w:tc>
+          <w:tcPr>
+            <w:tcW w:type="dxa" w:w="4400"/>
+            <w:shd w:fill="F2F5FA" w:color="auto" w:val="clear"/>
+            <w:tcMar>
+              <w:top w:type="dxa" w:w="40"/>
+              <w:left w:type="dxa" w:w="90"/>
+              <w:bottom w:type="dxa" w:w="40"/>
+              <w:right w:type="dxa" w:w="90"/>
+            </w:tcMar>
+          </w:tcPr>
+          <w:p>
+            <w:pPr>
+              <w:jc w:val="left"/>
+            </w:pPr>
+            <w:r>
+              <w:rPr>
+                <w:rFonts w:ascii="IPAGothic" w:cs="IPAGothic" w:eastAsia="IPAGothic" w:hAnsi="IPAGothic"/>
+                <w:sz w:val="19"/>
+                <w:szCs w:val="19"/>
+              </w:rPr>
+              <w:t xml:space="preserve">§7 結論の書き換え</w:t>
+            </w:r>
+          </w:p>
+        </w:tc>
+        <w:tc>
+          <w:tcPr>
+            <w:tcW w:type="dxa" w:w="700"/>
+            <w:shd w:fill="F2F5FA" w:color="auto" w:val="clear"/>
+            <w:tcMar>
+              <w:top w:type="dxa" w:w="40"/>
+              <w:left w:type="dxa" w:w="90"/>
+              <w:bottom w:type="dxa" w:w="40"/>
+              <w:right w:type="dxa" w:w="90"/>
+            </w:tcMar>
+          </w:tcPr>
+          <w:p>
+            <w:r>
+              <w:rPr>
+                <w:rFonts w:ascii="IPAGothic" w:cs="IPAGothic" w:eastAsia="IPAGothic" w:hAnsi="IPAGothic"/>
+                <w:b/>
+                <w:bCs/>
+                <w:color w:val="2E7D32"/>
+                <w:sz w:val="19"/>
+                <w:szCs w:val="19"/>
+              </w:rPr>
+              <w:t xml:space="preserve">✓</w:t>
+            </w:r>
+          </w:p>
+        </w:tc>
+        <w:tc>
+          <w:tcPr>
+            <w:tcW w:type="dxa" w:w="4000"/>
+            <w:shd w:fill="F2F5FA" w:color="auto" w:val="clear"/>
+            <w:tcMar>
+              <w:top w:type="dxa" w:w="40"/>
+              <w:left w:type="dxa" w:w="90"/>
+              <w:bottom w:type="dxa" w:w="40"/>
+              <w:right w:type="dxa" w:w="90"/>
+            </w:tcMar>
+          </w:tcPr>
+          <w:p>
+            <w:pPr>
+              <w:jc w:val="left"/>
+            </w:pPr>
+            <w:r>
+              <w:rPr>
+                <w:rFonts w:ascii="IPAGothic" w:cs="IPAGothic" w:eastAsia="IPAGothic" w:hAnsi="IPAGothic"/>
+                <w:sz w:val="19"/>
+                <w:szCs w:val="19"/>
+              </w:rPr>
+              <w:t xml:space="preserve">§5.4確定を明記。代入依存性・二値分解を含め、モード遷移をUPへ格下げ。F-1残課題を今後へ</w:t>
+            </w:r>
+          </w:p>
+        </w:tc>
+      </w:tr>
+      <w:tr>
+        <w:trPr>
+          <w:tblHeader w:val="false"/>
+        </w:trPr>
+        <w:tc>
+          <w:tcPr>
+            <w:tcW w:type="dxa" w:w="900"/>
+            <w:shd w:fill="FFFFFF" w:color="auto" w:val="clear"/>
+            <w:tcMar>
+              <w:top w:type="dxa" w:w="40"/>
+              <w:left w:type="dxa" w:w="90"/>
+              <w:bottom w:type="dxa" w:w="40"/>
+              <w:right w:type="dxa" w:w="90"/>
+            </w:tcMar>
+          </w:tcPr>
+          <w:p>
+            <w:r>
+              <w:rPr>
+                <w:rFonts w:ascii="IPAGothic" w:cs="IPAGothic" w:eastAsia="IPAGothic" w:hAnsi="IPAGothic"/>
+                <w:sz w:val="19"/>
+                <w:szCs w:val="19"/>
+              </w:rPr>
+              <w:t xml:space="preserve">E-4</w:t>
+            </w:r>
+          </w:p>
+        </w:tc>
+        <w:tc>
+          <w:tcPr>
+            <w:tcW w:type="dxa" w:w="4400"/>
+            <w:shd w:fill="FFFFFF" w:color="auto" w:val="clear"/>
+            <w:tcMar>
+              <w:top w:type="dxa" w:w="40"/>
+              <w:left w:type="dxa" w:w="90"/>
+              <w:bottom w:type="dxa" w:w="40"/>
+              <w:right w:type="dxa" w:w="90"/>
+            </w:tcMar>
+          </w:tcPr>
+          <w:p>
+            <w:pPr>
+              <w:jc w:val="left"/>
+            </w:pPr>
+            <w:r>
+              <w:rPr>
+                <w:rFonts w:ascii="IPAGothic" w:cs="IPAGothic" w:eastAsia="IPAGothic" w:hAnsi="IPAGothic"/>
+                <w:sz w:val="19"/>
+                <w:szCs w:val="19"/>
+              </w:rPr>
+              <w:t xml:space="preserve">拡散モード割合の記述修正（分母で書き分け）</w:t>
+            </w:r>
+          </w:p>
+        </w:tc>
+        <w:tc>
+          <w:tcPr>
+            <w:tcW w:type="dxa" w:w="700"/>
+            <w:shd w:fill="FFFFFF" w:color="auto" w:val="clear"/>
+            <w:tcMar>
+              <w:top w:type="dxa" w:w="40"/>
+              <w:left w:type="dxa" w:w="90"/>
+              <w:bottom w:type="dxa" w:w="40"/>
+              <w:right w:type="dxa" w:w="90"/>
+            </w:tcMar>
+          </w:tcPr>
+          <w:p>
+            <w:r>
+              <w:rPr>
+                <w:rFonts w:ascii="IPAGothic" w:cs="IPAGothic" w:eastAsia="IPAGothic" w:hAnsi="IPAGothic"/>
+                <w:b/>
+                <w:bCs/>
+                <w:color w:val="2E7D32"/>
+                <w:sz w:val="19"/>
+                <w:szCs w:val="19"/>
+              </w:rPr>
+              <w:t xml:space="preserve">✓</w:t>
+            </w:r>
+          </w:p>
+        </w:tc>
+        <w:tc>
+          <w:tcPr>
+            <w:tcW w:type="dxa" w:w="4000"/>
+            <w:shd w:fill="FFFFFF" w:color="auto" w:val="clear"/>
+            <w:tcMar>
+              <w:top w:type="dxa" w:w="40"/>
+              <w:left w:type="dxa" w:w="90"/>
+              <w:bottom w:type="dxa" w:w="40"/>
+              <w:right w:type="dxa" w:w="90"/>
+            </w:tcMar>
+          </w:tcPr>
+          <w:p>
+            <w:pPr>
+              <w:jc w:val="left"/>
+            </w:pPr>
+            <w:r>
+              <w:rPr>
+                <w:rFonts w:ascii="IPAGothic" w:cs="IPAGothic" w:eastAsia="IPAGothic" w:hAnsi="IPAGothic"/>
+                <w:sz w:val="19"/>
+                <w:szCs w:val="19"/>
+              </w:rPr>
+              <w:t xml:space="preserve">全基準44→47→42%（希釈で減少）、有効基準53→68%（増加）を機構まで記述（§5.2）</w:t>
+            </w:r>
+          </w:p>
+        </w:tc>
+      </w:tr>
+      <w:tr>
+        <w:trPr>
+          <w:tblHeader w:val="false"/>
+        </w:trPr>
+        <w:tc>
+          <w:tcPr>
+            <w:tcW w:type="dxa" w:w="900"/>
+            <w:shd w:fill="F2F5FA" w:color="auto" w:val="clear"/>
+            <w:tcMar>
+              <w:top w:type="dxa" w:w="40"/>
+              <w:left w:type="dxa" w:w="90"/>
+              <w:bottom w:type="dxa" w:w="40"/>
+              <w:right w:type="dxa" w:w="90"/>
+            </w:tcMar>
+          </w:tcPr>
+          <w:p>
+            <w:r>
+              <w:rPr>
+                <w:rFonts w:ascii="IPAGothic" w:cs="IPAGothic" w:eastAsia="IPAGothic" w:hAnsi="IPAGothic"/>
+                <w:sz w:val="19"/>
+                <w:szCs w:val="19"/>
+              </w:rPr>
+              <w:t xml:space="preserve">B-2</w:t>
+            </w:r>
+          </w:p>
+        </w:tc>
+        <w:tc>
+          <w:tcPr>
+            <w:tcW w:type="dxa" w:w="4400"/>
+            <w:shd w:fill="F2F5FA" w:color="auto" w:val="clear"/>
+            <w:tcMar>
+              <w:top w:type="dxa" w:w="40"/>
+              <w:left w:type="dxa" w:w="90"/>
+              <w:bottom w:type="dxa" w:w="40"/>
+              <w:right w:type="dxa" w:w="90"/>
+            </w:tcMar>
+          </w:tcPr>
+          <w:p>
+            <w:pPr>
+              <w:jc w:val="left"/>
+            </w:pPr>
+            <w:r>
+              <w:rPr>
+                <w:rFonts w:ascii="IPAGothic" w:cs="IPAGothic" w:eastAsia="IPAGothic" w:hAnsi="IPAGothic"/>
+                <w:sz w:val="19"/>
+                <w:szCs w:val="19"/>
+              </w:rPr>
+              <w:t xml:space="preserve">§5.5 新設＋参照切れ修正</w:t>
+            </w:r>
+          </w:p>
+        </w:tc>
+        <w:tc>
+          <w:tcPr>
+            <w:tcW w:type="dxa" w:w="700"/>
+            <w:shd w:fill="F2F5FA" w:color="auto" w:val="clear"/>
+            <w:tcMar>
+              <w:top w:type="dxa" w:w="40"/>
+              <w:left w:type="dxa" w:w="90"/>
+              <w:bottom w:type="dxa" w:w="40"/>
+              <w:right w:type="dxa" w:w="90"/>
+            </w:tcMar>
+          </w:tcPr>
+          <w:p>
+            <w:r>
+              <w:rPr>
+                <w:rFonts w:ascii="IPAGothic" w:cs="IPAGothic" w:eastAsia="IPAGothic" w:hAnsi="IPAGothic"/>
+                <w:b/>
+                <w:bCs/>
+                <w:color w:val="2E7D32"/>
+                <w:sz w:val="19"/>
+                <w:szCs w:val="19"/>
+              </w:rPr>
+              <w:t xml:space="preserve">✓</w:t>
+            </w:r>
+          </w:p>
+        </w:tc>
+        <w:tc>
+          <w:tcPr>
+            <w:tcW w:type="dxa" w:w="4000"/>
+            <w:shd w:fill="F2F5FA" w:color="auto" w:val="clear"/>
+            <w:tcMar>
+              <w:top w:type="dxa" w:w="40"/>
+              <w:left w:type="dxa" w:w="90"/>
+              <w:bottom w:type="dxa" w:w="40"/>
+              <w:right w:type="dxa" w:w="90"/>
+            </w:tcMar>
+          </w:tcPr>
+          <w:p>
+            <w:pPr>
+              <w:jc w:val="left"/>
+            </w:pPr>
+            <w:r>
+              <w:rPr>
+                <w:rFonts w:ascii="IPAGothic" w:cs="IPAGothic" w:eastAsia="IPAGothic" w:hAnsi="IPAGothic"/>
+                <w:sz w:val="19"/>
+                <w:szCs w:val="19"/>
+              </w:rPr>
+              <w:t xml:space="preserve">§5.5「分布モードによる支配因子の反転」新設。§5.1末尾の参照を§5.5へ修正</w:t>
+            </w:r>
+          </w:p>
+        </w:tc>
+      </w:tr>
+      <w:tr>
+        <w:trPr>
+          <w:tblHeader w:val="false"/>
+        </w:trPr>
+        <w:tc>
+          <w:tcPr>
+            <w:tcW w:type="dxa" w:w="900"/>
+            <w:shd w:fill="FFFFFF" w:color="auto" w:val="clear"/>
+            <w:tcMar>
+              <w:top w:type="dxa" w:w="40"/>
+              <w:left w:type="dxa" w:w="90"/>
+              <w:bottom w:type="dxa" w:w="40"/>
+              <w:right w:type="dxa" w:w="90"/>
+            </w:tcMar>
+          </w:tcPr>
+          <w:p>
+            <w:r>
+              <w:rPr>
+                <w:rFonts w:ascii="IPAGothic" w:cs="IPAGothic" w:eastAsia="IPAGothic" w:hAnsi="IPAGothic"/>
+                <w:sz w:val="19"/>
+                <w:szCs w:val="19"/>
+              </w:rPr>
+              <w:t xml:space="preserve">E-5</w:t>
+            </w:r>
+          </w:p>
+        </w:tc>
+        <w:tc>
+          <w:tcPr>
+            <w:tcW w:type="dxa" w:w="4400"/>
+            <w:shd w:fill="FFFFFF" w:color="auto" w:val="clear"/>
+            <w:tcMar>
+              <w:top w:type="dxa" w:w="40"/>
+              <w:left w:type="dxa" w:w="90"/>
+              <w:bottom w:type="dxa" w:w="40"/>
+              <w:right w:type="dxa" w:w="90"/>
+            </w:tcMar>
+          </w:tcPr>
+          <w:p>
+            <w:pPr>
+              <w:jc w:val="left"/>
+            </w:pPr>
+            <w:r>
+              <w:rPr>
+                <w:rFonts w:ascii="IPAGothic" w:cs="IPAGothic" w:eastAsia="IPAGothic" w:hAnsi="IPAGothic"/>
+                <w:sz w:val="19"/>
+                <w:szCs w:val="19"/>
+              </w:rPr>
+              <w:t xml:space="preserve">N 表記の統一（全図キャプション）</w:t>
+            </w:r>
+          </w:p>
+        </w:tc>
+        <w:tc>
+          <w:tcPr>
+            <w:tcW w:type="dxa" w:w="700"/>
+            <w:shd w:fill="FFFFFF" w:color="auto" w:val="clear"/>
+            <w:tcMar>
+              <w:top w:type="dxa" w:w="40"/>
+              <w:left w:type="dxa" w:w="90"/>
+              <w:bottom w:type="dxa" w:w="40"/>
+              <w:right w:type="dxa" w:w="90"/>
+            </w:tcMar>
+          </w:tcPr>
+          <w:p>
+            <w:r>
+              <w:rPr>
+                <w:rFonts w:ascii="IPAGothic" w:cs="IPAGothic" w:eastAsia="IPAGothic" w:hAnsi="IPAGothic"/>
+                <w:b/>
+                <w:bCs/>
+                <w:color w:val="2E7D32"/>
+                <w:sz w:val="19"/>
+                <w:szCs w:val="19"/>
+              </w:rPr>
+              <w:t xml:space="preserve">✓</w:t>
+            </w:r>
+          </w:p>
+        </w:tc>
+        <w:tc>
+          <w:tcPr>
+            <w:tcW w:type="dxa" w:w="4000"/>
+            <w:shd w:fill="FFFFFF" w:color="auto" w:val="clear"/>
+            <w:tcMar>
+              <w:top w:type="dxa" w:w="40"/>
+              <w:left w:type="dxa" w:w="90"/>
+              <w:bottom w:type="dxa" w:w="40"/>
+              <w:right w:type="dxa" w:w="90"/>
+            </w:tcMar>
+          </w:tcPr>
+          <w:p>
+            <w:pPr>
+              <w:jc w:val="left"/>
+            </w:pPr>
+            <w:r>
+              <w:rPr>
+                <w:rFonts w:ascii="IPAGothic" w:cs="IPAGothic" w:eastAsia="IPAGothic" w:hAnsi="IPAGothic"/>
+                <w:sz w:val="19"/>
+                <w:szCs w:val="19"/>
+              </w:rPr>
+              <w:t xml:space="preserve">N=4096/2048/1024 の使い分け理由を§4.5に明記。全図に N＋実評価点数を併記</w:t>
+            </w:r>
+          </w:p>
+        </w:tc>
+      </w:tr>
+      <w:tr>
+        <w:trPr>
+          <w:tblHeader w:val="false"/>
+        </w:trPr>
+        <w:tc>
+          <w:tcPr>
+            <w:tcW w:type="dxa" w:w="900"/>
+            <w:shd w:fill="F2F5FA" w:color="auto" w:val="clear"/>
+            <w:tcMar>
+              <w:top w:type="dxa" w:w="40"/>
+              <w:left w:type="dxa" w:w="90"/>
+              <w:bottom w:type="dxa" w:w="40"/>
+              <w:right w:type="dxa" w:w="90"/>
+            </w:tcMar>
+          </w:tcPr>
+          <w:p>
+            <w:r>
+              <w:rPr>
+                <w:rFonts w:ascii="IPAGothic" w:cs="IPAGothic" w:eastAsia="IPAGothic" w:hAnsi="IPAGothic"/>
+                <w:sz w:val="19"/>
+                <w:szCs w:val="19"/>
+              </w:rPr>
+              <w:t xml:space="preserve">D-1</w:t>
+            </w:r>
+          </w:p>
+        </w:tc>
+        <w:tc>
+          <w:tcPr>
+            <w:tcW w:type="dxa" w:w="4400"/>
+            <w:shd w:fill="F2F5FA" w:color="auto" w:val="clear"/>
+            <w:tcMar>
+              <w:top w:type="dxa" w:w="40"/>
+              <w:left w:type="dxa" w:w="90"/>
+              <w:bottom w:type="dxa" w:w="40"/>
+              <w:right w:type="dxa" w:w="90"/>
+            </w:tcMar>
+          </w:tcPr>
+          <w:p>
+            <w:pPr>
+              <w:jc w:val="left"/>
+            </w:pPr>
+            <w:r>
+              <w:rPr>
+                <w:rFonts w:ascii="IPAGothic" w:cs="IPAGothic" w:eastAsia="IPAGothic" w:hAnsi="IPAGothic"/>
+                <w:sz w:val="19"/>
+                <w:szCs w:val="19"/>
+              </w:rPr>
+              <w:t xml:space="preserve">図9 の固定値明記</w:t>
+            </w:r>
+          </w:p>
+        </w:tc>
+        <w:tc>
+          <w:tcPr>
+            <w:tcW w:type="dxa" w:w="700"/>
+            <w:shd w:fill="F2F5FA" w:color="auto" w:val="clear"/>
+            <w:tcMar>
+              <w:top w:type="dxa" w:w="40"/>
+              <w:left w:type="dxa" w:w="90"/>
+              <w:bottom w:type="dxa" w:w="40"/>
+              <w:right w:type="dxa" w:w="90"/>
+            </w:tcMar>
+          </w:tcPr>
+          <w:p>
+            <w:r>
+              <w:rPr>
+                <w:rFonts w:ascii="IPAGothic" w:cs="IPAGothic" w:eastAsia="IPAGothic" w:hAnsi="IPAGothic"/>
+                <w:b/>
+                <w:bCs/>
+                <w:color w:val="2E7D32"/>
+                <w:sz w:val="19"/>
+                <w:szCs w:val="19"/>
+              </w:rPr>
+              <w:t xml:space="preserve">✓</w:t>
+            </w:r>
+          </w:p>
+        </w:tc>
+        <w:tc>
+          <w:tcPr>
+            <w:tcW w:type="dxa" w:w="4000"/>
+            <w:shd w:fill="F2F5FA" w:color="auto" w:val="clear"/>
+            <w:tcMar>
+              <w:top w:type="dxa" w:w="40"/>
+              <w:left w:type="dxa" w:w="90"/>
+              <w:bottom w:type="dxa" w:w="40"/>
+              <w:right w:type="dxa" w:w="90"/>
+            </w:tcMar>
+          </w:tcPr>
+          <w:p>
+            <w:pPr>
+              <w:jc w:val="left"/>
+            </w:pPr>
+            <w:r>
+              <w:rPr>
+                <w:rFonts w:ascii="IPAGothic" w:cs="IPAGothic" w:eastAsia="IPAGothic" w:hAnsi="IPAGothic"/>
+                <w:sz w:val="19"/>
+                <w:szCs w:val="19"/>
+              </w:rPr>
+              <w:t xml:space="preserve">固定5変数（利用率0.205/密度3.5/拡散4.0e-10/曲路率1.6/温度38℃）をキャプション明記</w:t>
+            </w:r>
+          </w:p>
+        </w:tc>
+      </w:tr>
+      <w:tr>
+        <w:trPr>
+          <w:tblHeader w:val="false"/>
+        </w:trPr>
+        <w:tc>
+          <w:tcPr>
+            <w:tcW w:type="dxa" w:w="900"/>
+            <w:shd w:fill="FFFFFF" w:color="auto" w:val="clear"/>
+            <w:tcMar>
+              <w:top w:type="dxa" w:w="40"/>
+              <w:left w:type="dxa" w:w="90"/>
+              <w:bottom w:type="dxa" w:w="40"/>
+              <w:right w:type="dxa" w:w="90"/>
+            </w:tcMar>
+          </w:tcPr>
+          <w:p>
+            <w:r>
+              <w:rPr>
+                <w:rFonts w:ascii="IPAGothic" w:cs="IPAGothic" w:eastAsia="IPAGothic" w:hAnsi="IPAGothic"/>
+                <w:sz w:val="19"/>
+                <w:szCs w:val="19"/>
+              </w:rPr>
+              <w:t xml:space="preserve">D-2</w:t>
+            </w:r>
+          </w:p>
+        </w:tc>
+        <w:tc>
+          <w:tcPr>
+            <w:tcW w:type="dxa" w:w="4400"/>
+            <w:shd w:fill="FFFFFF" w:color="auto" w:val="clear"/>
+            <w:tcMar>
+              <w:top w:type="dxa" w:w="40"/>
+              <w:left w:type="dxa" w:w="90"/>
+              <w:bottom w:type="dxa" w:w="40"/>
+              <w:right w:type="dxa" w:w="90"/>
+            </w:tcMar>
+          </w:tcPr>
+          <w:p>
+            <w:pPr>
+              <w:jc w:val="left"/>
+            </w:pPr>
+            <w:r>
+              <w:rPr>
+                <w:rFonts w:ascii="IPAGothic" w:cs="IPAGothic" w:eastAsia="IPAGothic" w:hAnsi="IPAGothic"/>
+                <w:sz w:val="19"/>
+                <w:szCs w:val="19"/>
+              </w:rPr>
+              <w:t xml:space="preserve">軸選択根拠＋塗布量×密度 断面の追加</w:t>
+            </w:r>
+          </w:p>
+        </w:tc>
+        <w:tc>
+          <w:tcPr>
+            <w:tcW w:type="dxa" w:w="700"/>
+            <w:shd w:fill="FFFFFF" w:color="auto" w:val="clear"/>
+            <w:tcMar>
+              <w:top w:type="dxa" w:w="40"/>
+              <w:left w:type="dxa" w:w="90"/>
+              <w:bottom w:type="dxa" w:w="40"/>
+              <w:right w:type="dxa" w:w="90"/>
+            </w:tcMar>
+          </w:tcPr>
+          <w:p>
+            <w:r>
+              <w:rPr>
+                <w:rFonts w:ascii="IPAGothic" w:cs="IPAGothic" w:eastAsia="IPAGothic" w:hAnsi="IPAGothic"/>
+                <w:b/>
+                <w:bCs/>
+                <w:color w:val="2E7D32"/>
+                <w:sz w:val="19"/>
+                <w:szCs w:val="19"/>
+              </w:rPr>
+              <w:t xml:space="preserve">✓</w:t>
+            </w:r>
+          </w:p>
+        </w:tc>
+        <w:tc>
+          <w:tcPr>
+            <w:tcW w:type="dxa" w:w="4000"/>
+            <w:shd w:fill="FFFFFF" w:color="auto" w:val="clear"/>
+            <w:tcMar>
+              <w:top w:type="dxa" w:w="40"/>
+              <w:left w:type="dxa" w:w="90"/>
+              <w:bottom w:type="dxa" w:w="40"/>
+              <w:right w:type="dxa" w:w="90"/>
+            </w:tcMar>
+          </w:tcPr>
+          <w:p>
+            <w:pPr>
+              <w:jc w:val="left"/>
+            </w:pPr>
+            <w:r>
+              <w:rPr>
+                <w:rFonts w:ascii="IPAGothic" w:cs="IPAGothic" w:eastAsia="IPAGothic" w:hAnsi="IPAGothic"/>
+                <w:sz w:val="19"/>
+                <w:szCs w:val="19"/>
+              </w:rPr>
+              <w:t xml:space="preserve">「y_end基準で軸選択」を明記。Cli主体の塗布量×密度断面（図10）を新規追加、両制約線重ね</w:t>
+            </w:r>
+          </w:p>
+        </w:tc>
+      </w:tr>
+      <w:tr>
+        <w:trPr>
+          <w:tblHeader w:val="false"/>
+        </w:trPr>
+        <w:tc>
+          <w:tcPr>
+            <w:tcW w:type="dxa" w:w="900"/>
+            <w:shd w:fill="F2F5FA" w:color="auto" w:val="clear"/>
+            <w:tcMar>
+              <w:top w:type="dxa" w:w="40"/>
+              <w:left w:type="dxa" w:w="90"/>
+              <w:bottom w:type="dxa" w:w="40"/>
+              <w:right w:type="dxa" w:w="90"/>
+            </w:tcMar>
+          </w:tcPr>
+          <w:p>
+            <w:r>
+              <w:rPr>
+                <w:rFonts w:ascii="IPAGothic" w:cs="IPAGothic" w:eastAsia="IPAGothic" w:hAnsi="IPAGothic"/>
+                <w:sz w:val="19"/>
+                <w:szCs w:val="19"/>
+              </w:rPr>
+              <w:t xml:space="preserve">D-3</w:t>
+            </w:r>
+          </w:p>
+        </w:tc>
+        <w:tc>
+          <w:tcPr>
+            <w:tcW w:type="dxa" w:w="4400"/>
+            <w:shd w:fill="F2F5FA" w:color="auto" w:val="clear"/>
+            <w:tcMar>
+              <w:top w:type="dxa" w:w="40"/>
+              <w:left w:type="dxa" w:w="90"/>
+              <w:bottom w:type="dxa" w:w="40"/>
+              <w:right w:type="dxa" w:w="90"/>
+            </w:tcMar>
+          </w:tcPr>
+          <w:p>
+            <w:pPr>
+              <w:jc w:val="left"/>
+            </w:pPr>
+            <w:r>
+              <w:rPr>
+                <w:rFonts w:ascii="IPAGothic" w:cs="IPAGothic" w:eastAsia="IPAGothic" w:hAnsi="IPAGothic"/>
+                <w:sz w:val="19"/>
+                <w:szCs w:val="19"/>
+              </w:rPr>
+              <w:t xml:space="preserve">コンター条件比較（曲路率 低/中/高）</w:t>
+            </w:r>
+          </w:p>
+        </w:tc>
+        <w:tc>
+          <w:tcPr>
+            <w:tcW w:type="dxa" w:w="700"/>
+            <w:shd w:fill="F2F5FA" w:color="auto" w:val="clear"/>
+            <w:tcMar>
+              <w:top w:type="dxa" w:w="40"/>
+              <w:left w:type="dxa" w:w="90"/>
+              <w:bottom w:type="dxa" w:w="40"/>
+              <w:right w:type="dxa" w:w="90"/>
+            </w:tcMar>
+          </w:tcPr>
+          <w:p>
+            <w:r>
+              <w:rPr>
+                <w:rFonts w:ascii="IPAGothic" w:cs="IPAGothic" w:eastAsia="IPAGothic" w:hAnsi="IPAGothic"/>
+                <w:b/>
+                <w:bCs/>
+                <w:color w:val="2E7D32"/>
+                <w:sz w:val="19"/>
+                <w:szCs w:val="19"/>
+              </w:rPr>
+              <w:t xml:space="preserve">✓</w:t>
+            </w:r>
+          </w:p>
+        </w:tc>
+        <w:tc>
+          <w:tcPr>
+            <w:tcW w:type="dxa" w:w="4000"/>
+            <w:shd w:fill="F2F5FA" w:color="auto" w:val="clear"/>
+            <w:tcMar>
+              <w:top w:type="dxa" w:w="40"/>
+              <w:left w:type="dxa" w:w="90"/>
+              <w:bottom w:type="dxa" w:w="40"/>
+              <w:right w:type="dxa" w:w="90"/>
+            </w:tcMar>
+          </w:tcPr>
+          <w:p>
+            <w:pPr>
+              <w:jc w:val="left"/>
+            </w:pPr>
+            <w:r>
+              <w:rPr>
+                <w:rFonts w:ascii="IPAGothic" w:cs="IPAGothic" w:eastAsia="IPAGothic" w:hAnsi="IPAGothic"/>
+                <w:sz w:val="19"/>
+                <w:szCs w:val="19"/>
+              </w:rPr>
+              <w:t xml:space="preserve">曲路率1.4/1.7/2.0 の3枚横並び（図11）。2.0で全域NG。§6.3</w:t>
+            </w:r>
+          </w:p>
+        </w:tc>
+      </w:tr>
+      <w:tr>
+        <w:trPr>
+          <w:tblHeader w:val="false"/>
+        </w:trPr>
+        <w:tc>
+          <w:tcPr>
+            <w:tcW w:type="dxa" w:w="900"/>
+            <w:shd w:fill="FFFFFF" w:color="auto" w:val="clear"/>
+            <w:tcMar>
+              <w:top w:type="dxa" w:w="40"/>
+              <w:left w:type="dxa" w:w="90"/>
+              <w:bottom w:type="dxa" w:w="40"/>
+              <w:right w:type="dxa" w:w="90"/>
+            </w:tcMar>
+          </w:tcPr>
+          <w:p>
+            <w:r>
+              <w:rPr>
+                <w:rFonts w:ascii="IPAGothic" w:cs="IPAGothic" w:eastAsia="IPAGothic" w:hAnsi="IPAGothic"/>
+                <w:sz w:val="19"/>
+                <w:szCs w:val="19"/>
+              </w:rPr>
+              <w:t xml:space="preserve">D-4-1</w:t>
+            </w:r>
+          </w:p>
+        </w:tc>
+        <w:tc>
+          <w:tcPr>
+            <w:tcW w:type="dxa" w:w="4400"/>
+            <w:shd w:fill="FFFFFF" w:color="auto" w:val="clear"/>
+            <w:tcMar>
+              <w:top w:type="dxa" w:w="40"/>
+              <w:left w:type="dxa" w:w="90"/>
+              <w:bottom w:type="dxa" w:w="40"/>
+              <w:right w:type="dxa" w:w="90"/>
+            </w:tcMar>
+          </w:tcPr>
+          <w:p>
+            <w:pPr>
+              <w:jc w:val="left"/>
+            </w:pPr>
+            <w:r>
+              <w:rPr>
+                <w:rFonts w:ascii="IPAGothic" w:cs="IPAGothic" w:eastAsia="IPAGothic" w:hAnsi="IPAGothic"/>
+                <w:sz w:val="19"/>
+                <w:szCs w:val="19"/>
+              </w:rPr>
+              <w:t xml:space="preserve">図5 の因子分類による色分け</w:t>
+            </w:r>
+          </w:p>
+        </w:tc>
+        <w:tc>
+          <w:tcPr>
+            <w:tcW w:type="dxa" w:w="700"/>
+            <w:shd w:fill="FFFFFF" w:color="auto" w:val="clear"/>
+            <w:tcMar>
+              <w:top w:type="dxa" w:w="40"/>
+              <w:left w:type="dxa" w:w="90"/>
+              <w:bottom w:type="dxa" w:w="40"/>
+              <w:right w:type="dxa" w:w="90"/>
+            </w:tcMar>
+          </w:tcPr>
+          <w:p>
+            <w:r>
+              <w:rPr>
+                <w:rFonts w:ascii="IPAGothic" w:cs="IPAGothic" w:eastAsia="IPAGothic" w:hAnsi="IPAGothic"/>
+                <w:b/>
+                <w:bCs/>
+                <w:color w:val="2E7D32"/>
+                <w:sz w:val="19"/>
+                <w:szCs w:val="19"/>
+              </w:rPr>
+              <w:t xml:space="preserve">✓</w:t>
+            </w:r>
+          </w:p>
+        </w:tc>
+        <w:tc>
+          <w:tcPr>
+            <w:tcW w:type="dxa" w:w="4000"/>
+            <w:shd w:fill="FFFFFF" w:color="auto" w:val="clear"/>
+            <w:tcMar>
+              <w:top w:type="dxa" w:w="40"/>
+              <w:left w:type="dxa" w:w="90"/>
+              <w:bottom w:type="dxa" w:w="40"/>
+              <w:right w:type="dxa" w:w="90"/>
+            </w:tcMar>
+          </w:tcPr>
+          <w:p>
+            <w:pPr>
+              <w:jc w:val="left"/>
+            </w:pPr>
+            <w:r>
+              <w:rPr>
+                <w:rFonts w:ascii="IPAGothic" w:cs="IPAGothic" w:eastAsia="IPAGothic" w:hAnsi="IPAGothic"/>
+                <w:sz w:val="19"/>
+                <w:szCs w:val="19"/>
+              </w:rPr>
+              <w:t xml:space="preserve">設計因子／材料物性／使用条件 で棒を色分け（図5）</w:t>
+            </w:r>
+          </w:p>
+        </w:tc>
+      </w:tr>
+      <w:tr>
+        <w:trPr>
+          <w:tblHeader w:val="false"/>
+        </w:trPr>
+        <w:tc>
+          <w:tcPr>
+            <w:tcW w:type="dxa" w:w="900"/>
+            <w:shd w:fill="F2F5FA" w:color="auto" w:val="clear"/>
+            <w:tcMar>
+              <w:top w:type="dxa" w:w="40"/>
+              <w:left w:type="dxa" w:w="90"/>
+              <w:bottom w:type="dxa" w:w="40"/>
+              <w:right w:type="dxa" w:w="90"/>
+            </w:tcMar>
+          </w:tcPr>
+          <w:p>
+            <w:r>
+              <w:rPr>
+                <w:rFonts w:ascii="IPAGothic" w:cs="IPAGothic" w:eastAsia="IPAGothic" w:hAnsi="IPAGothic"/>
+                <w:sz w:val="19"/>
+                <w:szCs w:val="19"/>
+              </w:rPr>
+              <w:t xml:space="preserve">D-4-2</w:t>
+            </w:r>
+          </w:p>
+        </w:tc>
+        <w:tc>
+          <w:tcPr>
+            <w:tcW w:type="dxa" w:w="4400"/>
+            <w:shd w:fill="F2F5FA" w:color="auto" w:val="clear"/>
+            <w:tcMar>
+              <w:top w:type="dxa" w:w="40"/>
+              <w:left w:type="dxa" w:w="90"/>
+              <w:bottom w:type="dxa" w:w="40"/>
+              <w:right w:type="dxa" w:w="90"/>
+            </w:tcMar>
+          </w:tcPr>
+          <w:p>
+            <w:pPr>
+              <w:jc w:val="left"/>
+            </w:pPr>
+            <w:r>
+              <w:rPr>
+                <w:rFonts w:ascii="IPAGothic" w:cs="IPAGothic" w:eastAsia="IPAGothic" w:hAnsi="IPAGothic"/>
+                <w:sz w:val="19"/>
+                <w:szCs w:val="19"/>
+              </w:rPr>
+              <w:t xml:space="preserve">図5 の段階的3領域化</w:t>
+            </w:r>
+          </w:p>
+        </w:tc>
+        <w:tc>
+          <w:tcPr>
+            <w:tcW w:type="dxa" w:w="700"/>
+            <w:shd w:fill="F2F5FA" w:color="auto" w:val="clear"/>
+            <w:tcMar>
+              <w:top w:type="dxa" w:w="40"/>
+              <w:left w:type="dxa" w:w="90"/>
+              <w:bottom w:type="dxa" w:w="40"/>
+              <w:right w:type="dxa" w:w="90"/>
+            </w:tcMar>
+          </w:tcPr>
+          <w:p>
+            <w:r>
+              <w:rPr>
+                <w:rFonts w:ascii="IPAGothic" w:cs="IPAGothic" w:eastAsia="IPAGothic" w:hAnsi="IPAGothic"/>
+                <w:b/>
+                <w:bCs/>
+                <w:color w:val="2E7D32"/>
+                <w:sz w:val="19"/>
+                <w:szCs w:val="19"/>
+              </w:rPr>
+              <w:t xml:space="preserve">✓</w:t>
+            </w:r>
+          </w:p>
+        </w:tc>
+        <w:tc>
+          <w:tcPr>
+            <w:tcW w:type="dxa" w:w="4000"/>
+            <w:shd w:fill="F2F5FA" w:color="auto" w:val="clear"/>
+            <w:tcMar>
+              <w:top w:type="dxa" w:w="40"/>
+              <w:left w:type="dxa" w:w="90"/>
+              <w:bottom w:type="dxa" w:w="40"/>
+              <w:right w:type="dxa" w:w="90"/>
+            </w:tcMar>
+          </w:tcPr>
+          <w:p>
+            <w:pPr>
+              <w:jc w:val="left"/>
+            </w:pPr>
+            <w:r>
+              <w:rPr>
+                <w:rFonts w:ascii="IPAGothic" w:cs="IPAGothic" w:eastAsia="IPAGothic" w:hAnsi="IPAGothic"/>
+                <w:sz w:val="19"/>
+                <w:szCs w:val="19"/>
+              </w:rPr>
+              <w:t xml:space="preserve">全域→中間→拡散頻発域 の3領域で連続的な首位入れ替わりを表示（図5）</w:t>
+            </w:r>
+          </w:p>
+        </w:tc>
+      </w:tr>
+      <w:tr>
+        <w:trPr>
+          <w:tblHeader w:val="false"/>
+        </w:trPr>
+        <w:tc>
+          <w:tcPr>
+            <w:tcW w:type="dxa" w:w="900"/>
+            <w:shd w:fill="FFFFFF" w:color="auto" w:val="clear"/>
+            <w:tcMar>
+              <w:top w:type="dxa" w:w="40"/>
+              <w:left w:type="dxa" w:w="90"/>
+              <w:bottom w:type="dxa" w:w="40"/>
+              <w:right w:type="dxa" w:w="90"/>
+            </w:tcMar>
+          </w:tcPr>
+          <w:p>
+            <w:r>
+              <w:rPr>
+                <w:rFonts w:ascii="IPAGothic" w:cs="IPAGothic" w:eastAsia="IPAGothic" w:hAnsi="IPAGothic"/>
+                <w:sz w:val="19"/>
+                <w:szCs w:val="19"/>
+              </w:rPr>
+              <w:t xml:space="preserve">D-4-3</w:t>
+            </w:r>
+          </w:p>
+        </w:tc>
+        <w:tc>
+          <w:tcPr>
+            <w:tcW w:type="dxa" w:w="4400"/>
+            <w:shd w:fill="FFFFFF" w:color="auto" w:val="clear"/>
+            <w:tcMar>
+              <w:top w:type="dxa" w:w="40"/>
+              <w:left w:type="dxa" w:w="90"/>
+              <w:bottom w:type="dxa" w:w="40"/>
+              <w:right w:type="dxa" w:w="90"/>
+            </w:tcMar>
+          </w:tcPr>
+          <w:p>
+            <w:pPr>
+              <w:jc w:val="left"/>
+            </w:pPr>
+            <w:r>
+              <w:rPr>
+                <w:rFonts w:ascii="IPAGothic" w:cs="IPAGothic" w:eastAsia="IPAGothic" w:hAnsi="IPAGothic"/>
+                <w:sz w:val="19"/>
+                <w:szCs w:val="19"/>
+              </w:rPr>
+              <w:t xml:space="preserve">図5 に各領域のサンプル数・有効率・代入率を明記</w:t>
+            </w:r>
+          </w:p>
+        </w:tc>
+        <w:tc>
+          <w:tcPr>
+            <w:tcW w:type="dxa" w:w="700"/>
+            <w:shd w:fill="FFFFFF" w:color="auto" w:val="clear"/>
+            <w:tcMar>
+              <w:top w:type="dxa" w:w="40"/>
+              <w:left w:type="dxa" w:w="90"/>
+              <w:bottom w:type="dxa" w:w="40"/>
+              <w:right w:type="dxa" w:w="90"/>
+            </w:tcMar>
+          </w:tcPr>
+          <w:p>
+            <w:r>
+              <w:rPr>
+                <w:rFonts w:ascii="IPAGothic" w:cs="IPAGothic" w:eastAsia="IPAGothic" w:hAnsi="IPAGothic"/>
+                <w:b/>
+                <w:bCs/>
+                <w:color w:val="2E7D32"/>
+                <w:sz w:val="19"/>
+                <w:szCs w:val="19"/>
+              </w:rPr>
+              <w:t xml:space="preserve">✓</w:t>
+            </w:r>
+          </w:p>
+        </w:tc>
+        <w:tc>
+          <w:tcPr>
+            <w:tcW w:type="dxa" w:w="4000"/>
+            <w:shd w:fill="FFFFFF" w:color="auto" w:val="clear"/>
+            <w:tcMar>
+              <w:top w:type="dxa" w:w="40"/>
+              <w:left w:type="dxa" w:w="90"/>
+              <w:bottom w:type="dxa" w:w="40"/>
+              <w:right w:type="dxa" w:w="90"/>
+            </w:tcMar>
+          </w:tcPr>
+          <w:p>
+            <w:pPr>
+              <w:jc w:val="left"/>
+            </w:pPr>
+            <w:r>
+              <w:rPr>
+                <w:rFonts w:ascii="IPAGothic" w:cs="IPAGothic" w:eastAsia="IPAGothic" w:hAnsi="IPAGothic"/>
+                <w:sz w:val="19"/>
+                <w:szCs w:val="19"/>
+              </w:rPr>
+              <w:t xml:space="preserve">各領域ラベルに N・有効率・代入率を併記（F-1と直結, 表§5.4.1と一致）</w:t>
+            </w:r>
+          </w:p>
+        </w:tc>
+      </w:tr>
+      <w:tr>
+        <w:trPr>
+          <w:tblHeader w:val="false"/>
+        </w:trPr>
+        <w:tc>
+          <w:tcPr>
+            <w:tcW w:type="dxa" w:w="900"/>
+            <w:shd w:fill="F2F5FA" w:color="auto" w:val="clear"/>
+            <w:tcMar>
+              <w:top w:type="dxa" w:w="40"/>
+              <w:left w:type="dxa" w:w="90"/>
+              <w:bottom w:type="dxa" w:w="40"/>
+              <w:right w:type="dxa" w:w="90"/>
+            </w:tcMar>
+          </w:tcPr>
+          <w:p>
+            <w:r>
+              <w:rPr>
+                <w:rFonts w:ascii="IPAGothic" w:cs="IPAGothic" w:eastAsia="IPAGothic" w:hAnsi="IPAGothic"/>
+                <w:sz w:val="19"/>
+                <w:szCs w:val="19"/>
+              </w:rPr>
+              <w:t xml:space="preserve">E-6</w:t>
+            </w:r>
+          </w:p>
+        </w:tc>
+        <w:tc>
+          <w:tcPr>
+            <w:tcW w:type="dxa" w:w="4400"/>
+            <w:shd w:fill="F2F5FA" w:color="auto" w:val="clear"/>
+            <w:tcMar>
+              <w:top w:type="dxa" w:w="40"/>
+              <w:left w:type="dxa" w:w="90"/>
+              <w:bottom w:type="dxa" w:w="40"/>
+              <w:right w:type="dxa" w:w="90"/>
+            </w:tcMar>
+          </w:tcPr>
+          <w:p>
+            <w:pPr>
+              <w:jc w:val="left"/>
+            </w:pPr>
+            <w:r>
+              <w:rPr>
+                <w:rFonts w:ascii="IPAGothic" w:cs="IPAGothic" w:eastAsia="IPAGothic" w:hAnsi="IPAGothic"/>
+                <w:sz w:val="19"/>
+                <w:szCs w:val="19"/>
+              </w:rPr>
+              <w:t xml:space="preserve">図3右を3分割積み上げ面グラフへ</w:t>
+            </w:r>
+          </w:p>
+        </w:tc>
+        <w:tc>
+          <w:tcPr>
+            <w:tcW w:type="dxa" w:w="700"/>
+            <w:shd w:fill="F2F5FA" w:color="auto" w:val="clear"/>
+            <w:tcMar>
+              <w:top w:type="dxa" w:w="40"/>
+              <w:left w:type="dxa" w:w="90"/>
+              <w:bottom w:type="dxa" w:w="40"/>
+              <w:right w:type="dxa" w:w="90"/>
+            </w:tcMar>
+          </w:tcPr>
+          <w:p>
+            <w:r>
+              <w:rPr>
+                <w:rFonts w:ascii="IPAGothic" w:cs="IPAGothic" w:eastAsia="IPAGothic" w:hAnsi="IPAGothic"/>
+                <w:b/>
+                <w:bCs/>
+                <w:color w:val="2E7D32"/>
+                <w:sz w:val="19"/>
+                <w:szCs w:val="19"/>
+              </w:rPr>
+              <w:t xml:space="preserve">✓</w:t>
+            </w:r>
+          </w:p>
+        </w:tc>
+        <w:tc>
+          <w:tcPr>
+            <w:tcW w:type="dxa" w:w="4000"/>
+            <w:shd w:fill="F2F5FA" w:color="auto" w:val="clear"/>
+            <w:tcMar>
+              <w:top w:type="dxa" w:w="40"/>
+              <w:left w:type="dxa" w:w="90"/>
+              <w:bottom w:type="dxa" w:w="40"/>
+              <w:right w:type="dxa" w:w="90"/>
+            </w:tcMar>
+          </w:tcPr>
+          <w:p>
+            <w:pPr>
+              <w:jc w:val="left"/>
+            </w:pPr>
+            <w:r>
+              <w:rPr>
+                <w:rFonts w:ascii="IPAGothic" w:cs="IPAGothic" w:eastAsia="IPAGothic" w:hAnsi="IPAGothic"/>
+                <w:sz w:val="19"/>
+                <w:szCs w:val="19"/>
+              </w:rPr>
+              <w:t xml:space="preserve">抵抗劣化／拡散劣化／300W維持不可 の合計100%積み上げを主（図3）、折れ線を従（図3補）</w:t>
+            </w:r>
+          </w:p>
+        </w:tc>
+      </w:tr>
+      <w:tr>
+        <w:trPr>
+          <w:tblHeader w:val="false"/>
+        </w:trPr>
+        <w:tc>
+          <w:tcPr>
+            <w:tcW w:type="dxa" w:w="900"/>
+            <w:shd w:fill="FFFFFF" w:color="auto" w:val="clear"/>
+            <w:tcMar>
+              <w:top w:type="dxa" w:w="40"/>
+              <w:left w:type="dxa" w:w="90"/>
+              <w:bottom w:type="dxa" w:w="40"/>
+              <w:right w:type="dxa" w:w="90"/>
+            </w:tcMar>
+          </w:tcPr>
+          <w:p>
+            <w:r>
+              <w:rPr>
+                <w:rFonts w:ascii="IPAGothic" w:cs="IPAGothic" w:eastAsia="IPAGothic" w:hAnsi="IPAGothic"/>
+                <w:sz w:val="19"/>
+                <w:szCs w:val="19"/>
+              </w:rPr>
+              <w:t xml:space="preserve">E-3</w:t>
+            </w:r>
+          </w:p>
+        </w:tc>
+        <w:tc>
+          <w:tcPr>
+            <w:tcW w:type="dxa" w:w="4400"/>
+            <w:shd w:fill="FFFFFF" w:color="auto" w:val="clear"/>
+            <w:tcMar>
+              <w:top w:type="dxa" w:w="40"/>
+              <w:left w:type="dxa" w:w="90"/>
+              <w:bottom w:type="dxa" w:w="40"/>
+              <w:right w:type="dxa" w:w="90"/>
+            </w:tcMar>
+          </w:tcPr>
+          <w:p>
+            <w:pPr>
+              <w:jc w:val="left"/>
+            </w:pPr>
+            <w:r>
+              <w:rPr>
+                <w:rFonts w:ascii="IPAGothic" w:cs="IPAGothic" w:eastAsia="IPAGothic" w:hAnsi="IPAGothic"/>
+                <w:sz w:val="19"/>
+                <w:szCs w:val="19"/>
+              </w:rPr>
+              <w:t xml:space="preserve">曲路率範囲の妥当性検討＋C-2補</w:t>
+            </w:r>
+          </w:p>
+        </w:tc>
+        <w:tc>
+          <w:tcPr>
+            <w:tcW w:type="dxa" w:w="700"/>
+            <w:shd w:fill="FFFFFF" w:color="auto" w:val="clear"/>
+            <w:tcMar>
+              <w:top w:type="dxa" w:w="40"/>
+              <w:left w:type="dxa" w:w="90"/>
+              <w:bottom w:type="dxa" w:w="40"/>
+              <w:right w:type="dxa" w:w="90"/>
+            </w:tcMar>
+          </w:tcPr>
+          <w:p>
+            <w:r>
+              <w:rPr>
+                <w:rFonts w:ascii="IPAGothic" w:cs="IPAGothic" w:eastAsia="IPAGothic" w:hAnsi="IPAGothic"/>
+                <w:b/>
+                <w:bCs/>
+                <w:color w:val="2E7D32"/>
+                <w:sz w:val="19"/>
+                <w:szCs w:val="19"/>
+              </w:rPr>
+              <w:t xml:space="preserve">✓</w:t>
+            </w:r>
+          </w:p>
+        </w:tc>
+        <w:tc>
+          <w:tcPr>
+            <w:tcW w:type="dxa" w:w="4000"/>
+            <w:shd w:fill="FFFFFF" w:color="auto" w:val="clear"/>
+            <w:tcMar>
+              <w:top w:type="dxa" w:w="40"/>
+              <w:left w:type="dxa" w:w="90"/>
+              <w:bottom w:type="dxa" w:w="40"/>
+              <w:right w:type="dxa" w:w="90"/>
+            </w:tcMar>
+          </w:tcPr>
+          <w:p>
+            <w:pPr>
+              <w:jc w:val="left"/>
+            </w:pPr>
+            <w:r>
+              <w:rPr>
+                <w:rFonts w:ascii="IPAGothic" w:cs="IPAGothic" w:eastAsia="IPAGothic" w:hAnsi="IPAGothic"/>
+                <w:sz w:val="19"/>
+                <w:szCs w:val="19"/>
+              </w:rPr>
+              <w:t xml:space="preserve">範囲0.60はばらつき3σ(0.58)相当で過大でない。狭域(1.5-1.7)では曲路率順位低下。C-2補で不成立説明を削除（§3.2）</w:t>
+            </w:r>
+          </w:p>
+        </w:tc>
+      </w:tr>
+    </w:tbl>
     <w:sectPr>
       <w:footerReference w:type="default" r:id="rId7"/>
       <w:pgSz w:w="12240" w:h="15840" w:orient="portrait"/>
@@ -4587,7 +7744,7 @@
         <w:sz w:val="16"/>
         <w:szCs w:val="16"/>
       </w:rPr>
-      <w:t xml:space="preserve">DC向けセル 保存劣化 感度解析報告書 ／ </w:t>
+      <w:t xml:space="preserve">DC向けセル 保存劣化 感度解析報告書（改訂第3版） ／ </w:t>
       <w:fldChar w:fldCharType="begin"/>
       <w:instrText xml:space="preserve">PAGE</w:instrText>
       <w:fldChar w:fldCharType="separate"/>
